--- a/Table_S1_Species_List.docx
+++ b/Table_S1_Species_List.docx
@@ -361,6 +361,7 @@
         <w:pStyle w:val="NoSpacing"/>
         <w:spacing w:line="360" w:lineRule="auto"/>
         <w:rPr>
+          <w:rFonts w:cs="Arial"/>
           <w:lang w:val="en-AU"/>
         </w:rPr>
       </w:pPr>
@@ -391,21 +392,37 @@
           <w:rFonts w:cs="Arial"/>
           <w:lang w:val="en-AU"/>
         </w:rPr>
-        <w:t>Author for correspondence (Joshua.gaschk@research.usc.edu.au)</w:t>
+        <w:t>Author for correspondence (</w:t>
+      </w:r>
+      <w:hyperlink r:id="rId6" w:history="1">
+        <w:r>
+          <w:rPr>
+            <w:rStyle w:val="Hyperlink"/>
+            <w:rFonts w:cs="Arial"/>
+            <w:lang w:val="en-AU"/>
+          </w:rPr>
+          <w:t>cclement@usc.edu.au</w:t>
+        </w:r>
+      </w:hyperlink>
+      <w:r>
+        <w:rPr>
+          <w:rFonts w:cs="Arial"/>
+          <w:lang w:val="en-AU"/>
+        </w:rPr>
+        <w:t>)</w:t>
       </w:r>
     </w:p>
     <w:p>
       <w:pPr>
-        <w:spacing w:after="60"/>
+        <w:pStyle w:val="NoSpacing"/>
+        <w:spacing w:line="360" w:lineRule="auto"/>
         <w:rPr>
-          <w:rFonts w:ascii="Arial" w:hAnsi="Arial" w:cs="Arial"/>
-          <w:sz w:val="20"/>
+          <w:rFonts w:cs="Arial"/>
           <w:szCs w:val="20"/>
         </w:rPr>
       </w:pPr>
       <w:r>
         <w:rPr>
-          <w:rFonts w:ascii="Arial" w:hAnsi="Arial"/>
           <w:sz w:val="18"/>
         </w:rPr>
         <w:t>Table S1: Species and stride sequences included in the analysis. For each species, the table reports the common name, clade, hunting cluster, species-level counts of symmetrical and asymmetrical strides, video identifier and gait, source URL or provenance statement, and comments recorded during video screening.</w:t>
@@ -1059,298 +1076,6 @@
             <w:pPr>
               <w:spacing w:after="0"/>
             </w:pPr>
-            <w:hyperlink r:id="rId6">
-              <w:r>
-                <w:rPr>
-                  <w:color w:val="0563C1"/>
-                  <w:sz w:val="12"/>
-                  <w:szCs w:val="12"/>
-                  <w:u w:val="single"/>
-                </w:rPr>
-                <w:t>https://www.youtube.com/watch?v=mYRZSDXwARw</w:t>
-              </w:r>
-            </w:hyperlink>
-          </w:p>
-        </w:tc>
-        <w:tc>
-          <w:tcPr>
-            <w:tcW w:w="2952" w:type="dxa"/>
-            <w:tcBorders>
-              <w:top w:val="single" w:sz="10" w:space="0" w:color="7F7F7F"/>
-              <w:left w:val="single" w:sz="2" w:space="0" w:color="D9D9D9"/>
-              <w:bottom w:val="single" w:sz="2" w:space="0" w:color="D9D9D9"/>
-              <w:right w:val="single" w:sz="2" w:space="0" w:color="D9D9D9"/>
-            </w:tcBorders>
-            <w:shd w:val="clear" w:color="auto" w:fill="F2F2F2"/>
-            <w:tcMar>
-              <w:top w:w="24" w:type="dxa"/>
-              <w:left w:w="28" w:type="dxa"/>
-              <w:bottom w:w="24" w:type="dxa"/>
-              <w:right w:w="28" w:type="dxa"/>
-            </w:tcMar>
-          </w:tcPr>
-          <w:p>
-            <w:pPr>
-              <w:spacing w:after="0"/>
-            </w:pPr>
-          </w:p>
-        </w:tc>
-      </w:tr>
-      <w:tr>
-        <w:trPr>
-          <w:cantSplit/>
-          <w:jc w:val="center"/>
-        </w:trPr>
-        <w:tc>
-          <w:tcPr>
-            <w:tcW w:w="1512" w:type="dxa"/>
-            <w:tcBorders>
-              <w:top w:val="single" w:sz="2" w:space="0" w:color="D9D9D9"/>
-              <w:left w:val="single" w:sz="2" w:space="0" w:color="D9D9D9"/>
-              <w:bottom w:val="single" w:sz="2" w:space="0" w:color="D9D9D9"/>
-              <w:right w:val="single" w:sz="2" w:space="0" w:color="D9D9D9"/>
-            </w:tcBorders>
-            <w:shd w:val="clear" w:color="auto" w:fill="F2F2F2"/>
-            <w:tcMar>
-              <w:top w:w="24" w:type="dxa"/>
-              <w:left w:w="28" w:type="dxa"/>
-              <w:bottom w:w="24" w:type="dxa"/>
-              <w:right w:w="28" w:type="dxa"/>
-            </w:tcMar>
-          </w:tcPr>
-          <w:p>
-            <w:pPr>
-              <w:spacing w:after="0"/>
-            </w:pPr>
-            <w:r>
-              <w:rPr>
-                <w:rFonts w:ascii="Arial" w:hAnsi="Arial"/>
-                <w:i/>
-                <w:sz w:val="12"/>
-              </w:rPr>
-              <w:t>Acinonyx jubatus</w:t>
-            </w:r>
-          </w:p>
-        </w:tc>
-        <w:tc>
-          <w:tcPr>
-            <w:tcW w:w="1181" w:type="dxa"/>
-            <w:tcBorders>
-              <w:top w:val="single" w:sz="2" w:space="0" w:color="D9D9D9"/>
-              <w:left w:val="single" w:sz="2" w:space="0" w:color="D9D9D9"/>
-              <w:bottom w:val="single" w:sz="2" w:space="0" w:color="D9D9D9"/>
-              <w:right w:val="single" w:sz="2" w:space="0" w:color="D9D9D9"/>
-            </w:tcBorders>
-            <w:shd w:val="clear" w:color="auto" w:fill="F2F2F2"/>
-            <w:tcMar>
-              <w:top w:w="24" w:type="dxa"/>
-              <w:left w:w="28" w:type="dxa"/>
-              <w:bottom w:w="24" w:type="dxa"/>
-              <w:right w:w="28" w:type="dxa"/>
-            </w:tcMar>
-          </w:tcPr>
-          <w:p>
-            <w:pPr>
-              <w:spacing w:after="0"/>
-            </w:pPr>
-            <w:r>
-              <w:rPr>
-                <w:rFonts w:ascii="Arial" w:hAnsi="Arial"/>
-                <w:sz w:val="12"/>
-              </w:rPr>
-              <w:t>Cheetah</w:t>
-            </w:r>
-          </w:p>
-        </w:tc>
-        <w:tc>
-          <w:tcPr>
-            <w:tcW w:w="792" w:type="dxa"/>
-            <w:tcBorders>
-              <w:top w:val="single" w:sz="2" w:space="0" w:color="D9D9D9"/>
-              <w:left w:val="single" w:sz="2" w:space="0" w:color="D9D9D9"/>
-              <w:bottom w:val="single" w:sz="2" w:space="0" w:color="D9D9D9"/>
-              <w:right w:val="single" w:sz="2" w:space="0" w:color="D9D9D9"/>
-            </w:tcBorders>
-            <w:shd w:val="clear" w:color="auto" w:fill="F2F2F2"/>
-            <w:tcMar>
-              <w:top w:w="24" w:type="dxa"/>
-              <w:left w:w="28" w:type="dxa"/>
-              <w:bottom w:w="24" w:type="dxa"/>
-              <w:right w:w="28" w:type="dxa"/>
-            </w:tcMar>
-          </w:tcPr>
-          <w:p>
-            <w:pPr>
-              <w:spacing w:after="0"/>
-            </w:pPr>
-            <w:r>
-              <w:rPr>
-                <w:rFonts w:ascii="Arial" w:hAnsi="Arial"/>
-                <w:sz w:val="12"/>
-              </w:rPr>
-              <w:t>Felid</w:t>
-            </w:r>
-          </w:p>
-        </w:tc>
-        <w:tc>
-          <w:tcPr>
-            <w:tcW w:w="1123" w:type="dxa"/>
-            <w:tcBorders>
-              <w:top w:val="single" w:sz="2" w:space="0" w:color="D9D9D9"/>
-              <w:left w:val="single" w:sz="2" w:space="0" w:color="D9D9D9"/>
-              <w:bottom w:val="single" w:sz="2" w:space="0" w:color="D9D9D9"/>
-              <w:right w:val="single" w:sz="2" w:space="0" w:color="D9D9D9"/>
-            </w:tcBorders>
-            <w:shd w:val="clear" w:color="auto" w:fill="F2F2F2"/>
-            <w:tcMar>
-              <w:top w:w="24" w:type="dxa"/>
-              <w:left w:w="28" w:type="dxa"/>
-              <w:bottom w:w="24" w:type="dxa"/>
-              <w:right w:w="28" w:type="dxa"/>
-            </w:tcMar>
-          </w:tcPr>
-          <w:p>
-            <w:pPr>
-              <w:spacing w:after="0"/>
-            </w:pPr>
-            <w:r>
-              <w:rPr>
-                <w:rFonts w:ascii="Arial" w:hAnsi="Arial"/>
-                <w:sz w:val="12"/>
-              </w:rPr>
-              <w:t>Social Hunters</w:t>
-            </w:r>
-          </w:p>
-        </w:tc>
-        <w:tc>
-          <w:tcPr>
-            <w:tcW w:w="504" w:type="dxa"/>
-            <w:tcBorders>
-              <w:top w:val="single" w:sz="2" w:space="0" w:color="D9D9D9"/>
-              <w:left w:val="single" w:sz="2" w:space="0" w:color="D9D9D9"/>
-              <w:bottom w:val="single" w:sz="2" w:space="0" w:color="D9D9D9"/>
-              <w:right w:val="single" w:sz="2" w:space="0" w:color="D9D9D9"/>
-            </w:tcBorders>
-            <w:shd w:val="clear" w:color="auto" w:fill="F2F2F2"/>
-            <w:tcMar>
-              <w:top w:w="24" w:type="dxa"/>
-              <w:left w:w="28" w:type="dxa"/>
-              <w:bottom w:w="24" w:type="dxa"/>
-              <w:right w:w="28" w:type="dxa"/>
-            </w:tcMar>
-          </w:tcPr>
-          <w:p>
-            <w:pPr>
-              <w:spacing w:after="0"/>
-              <w:jc w:val="center"/>
-            </w:pPr>
-          </w:p>
-        </w:tc>
-        <w:tc>
-          <w:tcPr>
-            <w:tcW w:w="547" w:type="dxa"/>
-            <w:tcBorders>
-              <w:top w:val="single" w:sz="2" w:space="0" w:color="D9D9D9"/>
-              <w:left w:val="single" w:sz="2" w:space="0" w:color="D9D9D9"/>
-              <w:bottom w:val="single" w:sz="2" w:space="0" w:color="D9D9D9"/>
-              <w:right w:val="single" w:sz="2" w:space="0" w:color="D9D9D9"/>
-            </w:tcBorders>
-            <w:shd w:val="clear" w:color="auto" w:fill="F2F2F2"/>
-            <w:tcMar>
-              <w:top w:w="24" w:type="dxa"/>
-              <w:left w:w="28" w:type="dxa"/>
-              <w:bottom w:w="24" w:type="dxa"/>
-              <w:right w:w="28" w:type="dxa"/>
-            </w:tcMar>
-          </w:tcPr>
-          <w:p>
-            <w:pPr>
-              <w:spacing w:after="0"/>
-              <w:jc w:val="center"/>
-            </w:pPr>
-          </w:p>
-        </w:tc>
-        <w:tc>
-          <w:tcPr>
-            <w:tcW w:w="1296" w:type="dxa"/>
-            <w:tcBorders>
-              <w:top w:val="single" w:sz="2" w:space="0" w:color="D9D9D9"/>
-              <w:left w:val="single" w:sz="2" w:space="0" w:color="D9D9D9"/>
-              <w:bottom w:val="single" w:sz="2" w:space="0" w:color="D9D9D9"/>
-              <w:right w:val="single" w:sz="2" w:space="0" w:color="D9D9D9"/>
-            </w:tcBorders>
-            <w:shd w:val="clear" w:color="auto" w:fill="F2F2F2"/>
-            <w:tcMar>
-              <w:top w:w="24" w:type="dxa"/>
-              <w:left w:w="28" w:type="dxa"/>
-              <w:bottom w:w="24" w:type="dxa"/>
-              <w:right w:w="28" w:type="dxa"/>
-            </w:tcMar>
-          </w:tcPr>
-          <w:p>
-            <w:pPr>
-              <w:spacing w:after="0"/>
-            </w:pPr>
-            <w:r>
-              <w:rPr>
-                <w:rFonts w:ascii="Arial" w:hAnsi="Arial"/>
-                <w:sz w:val="12"/>
-              </w:rPr>
-              <w:t>Cheetah1</w:t>
-            </w:r>
-          </w:p>
-        </w:tc>
-        <w:tc>
-          <w:tcPr>
-            <w:tcW w:w="1123" w:type="dxa"/>
-            <w:tcBorders>
-              <w:top w:val="single" w:sz="2" w:space="0" w:color="D9D9D9"/>
-              <w:left w:val="single" w:sz="2" w:space="0" w:color="D9D9D9"/>
-              <w:bottom w:val="single" w:sz="2" w:space="0" w:color="D9D9D9"/>
-              <w:right w:val="single" w:sz="2" w:space="0" w:color="D9D9D9"/>
-            </w:tcBorders>
-            <w:shd w:val="clear" w:color="auto" w:fill="F2F2F2"/>
-            <w:tcMar>
-              <w:top w:w="24" w:type="dxa"/>
-              <w:left w:w="28" w:type="dxa"/>
-              <w:bottom w:w="24" w:type="dxa"/>
-              <w:right w:w="28" w:type="dxa"/>
-            </w:tcMar>
-          </w:tcPr>
-          <w:p>
-            <w:pPr>
-              <w:spacing w:after="0"/>
-            </w:pPr>
-            <w:r>
-              <w:rPr>
-                <w:rFonts w:ascii="Arial" w:hAnsi="Arial"/>
-                <w:sz w:val="12"/>
-              </w:rPr>
-              <w:t>Walk (symm.)</w:t>
-            </w:r>
-          </w:p>
-        </w:tc>
-        <w:tc>
-          <w:tcPr>
-            <w:tcW w:w="4608" w:type="dxa"/>
-            <w:tcBorders>
-              <w:top w:val="single" w:sz="2" w:space="0" w:color="D9D9D9"/>
-              <w:left w:val="single" w:sz="2" w:space="0" w:color="D9D9D9"/>
-              <w:bottom w:val="single" w:sz="2" w:space="0" w:color="D9D9D9"/>
-              <w:right w:val="single" w:sz="2" w:space="0" w:color="D9D9D9"/>
-            </w:tcBorders>
-            <w:shd w:val="clear" w:color="auto" w:fill="F2F2F2"/>
-            <w:tcMar>
-              <w:top w:w="24" w:type="dxa"/>
-              <w:left w:w="28" w:type="dxa"/>
-              <w:bottom w:w="24" w:type="dxa"/>
-              <w:right w:w="28" w:type="dxa"/>
-            </w:tcMar>
-          </w:tcPr>
-          <w:p>
-            <w:pPr>
-              <w:spacing w:after="0"/>
-            </w:pPr>
             <w:hyperlink r:id="rId7">
               <w:r>
                 <w:rPr>
@@ -1368,7 +1093,7 @@
           <w:tcPr>
             <w:tcW w:w="2952" w:type="dxa"/>
             <w:tcBorders>
-              <w:top w:val="single" w:sz="2" w:space="0" w:color="D9D9D9"/>
+              <w:top w:val="single" w:sz="10" w:space="0" w:color="7F7F7F"/>
               <w:left w:val="single" w:sz="2" w:space="0" w:color="D9D9D9"/>
               <w:bottom w:val="single" w:sz="2" w:space="0" w:color="D9D9D9"/>
               <w:right w:val="single" w:sz="2" w:space="0" w:color="D9D9D9"/>
@@ -1588,6 +1313,298 @@
                 <w:rFonts w:ascii="Arial" w:hAnsi="Arial"/>
                 <w:sz w:val="12"/>
               </w:rPr>
+              <w:t>Cheetah1</w:t>
+            </w:r>
+          </w:p>
+        </w:tc>
+        <w:tc>
+          <w:tcPr>
+            <w:tcW w:w="1123" w:type="dxa"/>
+            <w:tcBorders>
+              <w:top w:val="single" w:sz="2" w:space="0" w:color="D9D9D9"/>
+              <w:left w:val="single" w:sz="2" w:space="0" w:color="D9D9D9"/>
+              <w:bottom w:val="single" w:sz="2" w:space="0" w:color="D9D9D9"/>
+              <w:right w:val="single" w:sz="2" w:space="0" w:color="D9D9D9"/>
+            </w:tcBorders>
+            <w:shd w:val="clear" w:color="auto" w:fill="F2F2F2"/>
+            <w:tcMar>
+              <w:top w:w="24" w:type="dxa"/>
+              <w:left w:w="28" w:type="dxa"/>
+              <w:bottom w:w="24" w:type="dxa"/>
+              <w:right w:w="28" w:type="dxa"/>
+            </w:tcMar>
+          </w:tcPr>
+          <w:p>
+            <w:pPr>
+              <w:spacing w:after="0"/>
+            </w:pPr>
+            <w:r>
+              <w:rPr>
+                <w:rFonts w:ascii="Arial" w:hAnsi="Arial"/>
+                <w:sz w:val="12"/>
+              </w:rPr>
+              <w:t>Walk (symm.)</w:t>
+            </w:r>
+          </w:p>
+        </w:tc>
+        <w:tc>
+          <w:tcPr>
+            <w:tcW w:w="4608" w:type="dxa"/>
+            <w:tcBorders>
+              <w:top w:val="single" w:sz="2" w:space="0" w:color="D9D9D9"/>
+              <w:left w:val="single" w:sz="2" w:space="0" w:color="D9D9D9"/>
+              <w:bottom w:val="single" w:sz="2" w:space="0" w:color="D9D9D9"/>
+              <w:right w:val="single" w:sz="2" w:space="0" w:color="D9D9D9"/>
+            </w:tcBorders>
+            <w:shd w:val="clear" w:color="auto" w:fill="F2F2F2"/>
+            <w:tcMar>
+              <w:top w:w="24" w:type="dxa"/>
+              <w:left w:w="28" w:type="dxa"/>
+              <w:bottom w:w="24" w:type="dxa"/>
+              <w:right w:w="28" w:type="dxa"/>
+            </w:tcMar>
+          </w:tcPr>
+          <w:p>
+            <w:pPr>
+              <w:spacing w:after="0"/>
+            </w:pPr>
+            <w:hyperlink r:id="rId8">
+              <w:r>
+                <w:rPr>
+                  <w:color w:val="0563C1"/>
+                  <w:sz w:val="12"/>
+                  <w:szCs w:val="12"/>
+                  <w:u w:val="single"/>
+                </w:rPr>
+                <w:t>https://www.youtube.com/watch?v=mYRZSDXwARw</w:t>
+              </w:r>
+            </w:hyperlink>
+          </w:p>
+        </w:tc>
+        <w:tc>
+          <w:tcPr>
+            <w:tcW w:w="2952" w:type="dxa"/>
+            <w:tcBorders>
+              <w:top w:val="single" w:sz="2" w:space="0" w:color="D9D9D9"/>
+              <w:left w:val="single" w:sz="2" w:space="0" w:color="D9D9D9"/>
+              <w:bottom w:val="single" w:sz="2" w:space="0" w:color="D9D9D9"/>
+              <w:right w:val="single" w:sz="2" w:space="0" w:color="D9D9D9"/>
+            </w:tcBorders>
+            <w:shd w:val="clear" w:color="auto" w:fill="F2F2F2"/>
+            <w:tcMar>
+              <w:top w:w="24" w:type="dxa"/>
+              <w:left w:w="28" w:type="dxa"/>
+              <w:bottom w:w="24" w:type="dxa"/>
+              <w:right w:w="28" w:type="dxa"/>
+            </w:tcMar>
+          </w:tcPr>
+          <w:p>
+            <w:pPr>
+              <w:spacing w:after="0"/>
+            </w:pPr>
+          </w:p>
+        </w:tc>
+      </w:tr>
+      <w:tr>
+        <w:trPr>
+          <w:cantSplit/>
+          <w:jc w:val="center"/>
+        </w:trPr>
+        <w:tc>
+          <w:tcPr>
+            <w:tcW w:w="1512" w:type="dxa"/>
+            <w:tcBorders>
+              <w:top w:val="single" w:sz="2" w:space="0" w:color="D9D9D9"/>
+              <w:left w:val="single" w:sz="2" w:space="0" w:color="D9D9D9"/>
+              <w:bottom w:val="single" w:sz="2" w:space="0" w:color="D9D9D9"/>
+              <w:right w:val="single" w:sz="2" w:space="0" w:color="D9D9D9"/>
+            </w:tcBorders>
+            <w:shd w:val="clear" w:color="auto" w:fill="F2F2F2"/>
+            <w:tcMar>
+              <w:top w:w="24" w:type="dxa"/>
+              <w:left w:w="28" w:type="dxa"/>
+              <w:bottom w:w="24" w:type="dxa"/>
+              <w:right w:w="28" w:type="dxa"/>
+            </w:tcMar>
+          </w:tcPr>
+          <w:p>
+            <w:pPr>
+              <w:spacing w:after="0"/>
+            </w:pPr>
+            <w:r>
+              <w:rPr>
+                <w:rFonts w:ascii="Arial" w:hAnsi="Arial"/>
+                <w:i/>
+                <w:sz w:val="12"/>
+              </w:rPr>
+              <w:t>Acinonyx jubatus</w:t>
+            </w:r>
+          </w:p>
+        </w:tc>
+        <w:tc>
+          <w:tcPr>
+            <w:tcW w:w="1181" w:type="dxa"/>
+            <w:tcBorders>
+              <w:top w:val="single" w:sz="2" w:space="0" w:color="D9D9D9"/>
+              <w:left w:val="single" w:sz="2" w:space="0" w:color="D9D9D9"/>
+              <w:bottom w:val="single" w:sz="2" w:space="0" w:color="D9D9D9"/>
+              <w:right w:val="single" w:sz="2" w:space="0" w:color="D9D9D9"/>
+            </w:tcBorders>
+            <w:shd w:val="clear" w:color="auto" w:fill="F2F2F2"/>
+            <w:tcMar>
+              <w:top w:w="24" w:type="dxa"/>
+              <w:left w:w="28" w:type="dxa"/>
+              <w:bottom w:w="24" w:type="dxa"/>
+              <w:right w:w="28" w:type="dxa"/>
+            </w:tcMar>
+          </w:tcPr>
+          <w:p>
+            <w:pPr>
+              <w:spacing w:after="0"/>
+            </w:pPr>
+            <w:r>
+              <w:rPr>
+                <w:rFonts w:ascii="Arial" w:hAnsi="Arial"/>
+                <w:sz w:val="12"/>
+              </w:rPr>
+              <w:t>Cheetah</w:t>
+            </w:r>
+          </w:p>
+        </w:tc>
+        <w:tc>
+          <w:tcPr>
+            <w:tcW w:w="792" w:type="dxa"/>
+            <w:tcBorders>
+              <w:top w:val="single" w:sz="2" w:space="0" w:color="D9D9D9"/>
+              <w:left w:val="single" w:sz="2" w:space="0" w:color="D9D9D9"/>
+              <w:bottom w:val="single" w:sz="2" w:space="0" w:color="D9D9D9"/>
+              <w:right w:val="single" w:sz="2" w:space="0" w:color="D9D9D9"/>
+            </w:tcBorders>
+            <w:shd w:val="clear" w:color="auto" w:fill="F2F2F2"/>
+            <w:tcMar>
+              <w:top w:w="24" w:type="dxa"/>
+              <w:left w:w="28" w:type="dxa"/>
+              <w:bottom w:w="24" w:type="dxa"/>
+              <w:right w:w="28" w:type="dxa"/>
+            </w:tcMar>
+          </w:tcPr>
+          <w:p>
+            <w:pPr>
+              <w:spacing w:after="0"/>
+            </w:pPr>
+            <w:r>
+              <w:rPr>
+                <w:rFonts w:ascii="Arial" w:hAnsi="Arial"/>
+                <w:sz w:val="12"/>
+              </w:rPr>
+              <w:t>Felid</w:t>
+            </w:r>
+          </w:p>
+        </w:tc>
+        <w:tc>
+          <w:tcPr>
+            <w:tcW w:w="1123" w:type="dxa"/>
+            <w:tcBorders>
+              <w:top w:val="single" w:sz="2" w:space="0" w:color="D9D9D9"/>
+              <w:left w:val="single" w:sz="2" w:space="0" w:color="D9D9D9"/>
+              <w:bottom w:val="single" w:sz="2" w:space="0" w:color="D9D9D9"/>
+              <w:right w:val="single" w:sz="2" w:space="0" w:color="D9D9D9"/>
+            </w:tcBorders>
+            <w:shd w:val="clear" w:color="auto" w:fill="F2F2F2"/>
+            <w:tcMar>
+              <w:top w:w="24" w:type="dxa"/>
+              <w:left w:w="28" w:type="dxa"/>
+              <w:bottom w:w="24" w:type="dxa"/>
+              <w:right w:w="28" w:type="dxa"/>
+            </w:tcMar>
+          </w:tcPr>
+          <w:p>
+            <w:pPr>
+              <w:spacing w:after="0"/>
+            </w:pPr>
+            <w:r>
+              <w:rPr>
+                <w:rFonts w:ascii="Arial" w:hAnsi="Arial"/>
+                <w:sz w:val="12"/>
+              </w:rPr>
+              <w:t>Social Hunters</w:t>
+            </w:r>
+          </w:p>
+        </w:tc>
+        <w:tc>
+          <w:tcPr>
+            <w:tcW w:w="504" w:type="dxa"/>
+            <w:tcBorders>
+              <w:top w:val="single" w:sz="2" w:space="0" w:color="D9D9D9"/>
+              <w:left w:val="single" w:sz="2" w:space="0" w:color="D9D9D9"/>
+              <w:bottom w:val="single" w:sz="2" w:space="0" w:color="D9D9D9"/>
+              <w:right w:val="single" w:sz="2" w:space="0" w:color="D9D9D9"/>
+            </w:tcBorders>
+            <w:shd w:val="clear" w:color="auto" w:fill="F2F2F2"/>
+            <w:tcMar>
+              <w:top w:w="24" w:type="dxa"/>
+              <w:left w:w="28" w:type="dxa"/>
+              <w:bottom w:w="24" w:type="dxa"/>
+              <w:right w:w="28" w:type="dxa"/>
+            </w:tcMar>
+          </w:tcPr>
+          <w:p>
+            <w:pPr>
+              <w:spacing w:after="0"/>
+              <w:jc w:val="center"/>
+            </w:pPr>
+          </w:p>
+        </w:tc>
+        <w:tc>
+          <w:tcPr>
+            <w:tcW w:w="547" w:type="dxa"/>
+            <w:tcBorders>
+              <w:top w:val="single" w:sz="2" w:space="0" w:color="D9D9D9"/>
+              <w:left w:val="single" w:sz="2" w:space="0" w:color="D9D9D9"/>
+              <w:bottom w:val="single" w:sz="2" w:space="0" w:color="D9D9D9"/>
+              <w:right w:val="single" w:sz="2" w:space="0" w:color="D9D9D9"/>
+            </w:tcBorders>
+            <w:shd w:val="clear" w:color="auto" w:fill="F2F2F2"/>
+            <w:tcMar>
+              <w:top w:w="24" w:type="dxa"/>
+              <w:left w:w="28" w:type="dxa"/>
+              <w:bottom w:w="24" w:type="dxa"/>
+              <w:right w:w="28" w:type="dxa"/>
+            </w:tcMar>
+          </w:tcPr>
+          <w:p>
+            <w:pPr>
+              <w:spacing w:after="0"/>
+              <w:jc w:val="center"/>
+            </w:pPr>
+          </w:p>
+        </w:tc>
+        <w:tc>
+          <w:tcPr>
+            <w:tcW w:w="1296" w:type="dxa"/>
+            <w:tcBorders>
+              <w:top w:val="single" w:sz="2" w:space="0" w:color="D9D9D9"/>
+              <w:left w:val="single" w:sz="2" w:space="0" w:color="D9D9D9"/>
+              <w:bottom w:val="single" w:sz="2" w:space="0" w:color="D9D9D9"/>
+              <w:right w:val="single" w:sz="2" w:space="0" w:color="D9D9D9"/>
+            </w:tcBorders>
+            <w:shd w:val="clear" w:color="auto" w:fill="F2F2F2"/>
+            <w:tcMar>
+              <w:top w:w="24" w:type="dxa"/>
+              <w:left w:w="28" w:type="dxa"/>
+              <w:bottom w:w="24" w:type="dxa"/>
+              <w:right w:w="28" w:type="dxa"/>
+            </w:tcMar>
+          </w:tcPr>
+          <w:p>
+            <w:pPr>
+              <w:spacing w:after="0"/>
+            </w:pPr>
+            <w:r>
+              <w:rPr>
+                <w:rFonts w:ascii="Arial" w:hAnsi="Arial"/>
+                <w:sz w:val="12"/>
+              </w:rPr>
               <w:t>CheetahDog1</w:t>
             </w:r>
           </w:p>
@@ -1643,7 +1660,7 @@
             <w:pPr>
               <w:spacing w:after="0"/>
             </w:pPr>
-            <w:hyperlink r:id="rId8">
+            <w:hyperlink r:id="rId9">
               <w:r>
                 <w:rPr>
                   <w:color w:val="0563C1"/>
@@ -1942,7 +1959,7 @@
             <w:pPr>
               <w:spacing w:after="0"/>
             </w:pPr>
-            <w:hyperlink r:id="rId9">
+            <w:hyperlink r:id="rId10">
               <w:r>
                 <w:rPr>
                   <w:color w:val="0563C1"/>
@@ -2826,7 +2843,7 @@
             <w:pPr>
               <w:spacing w:after="0"/>
             </w:pPr>
-            <w:hyperlink r:id="rId10">
+            <w:hyperlink r:id="rId11">
               <w:r>
                 <w:rPr>
                   <w:color w:val="0563C1"/>
@@ -3125,7 +3142,7 @@
             <w:pPr>
               <w:spacing w:after="0"/>
             </w:pPr>
-            <w:hyperlink r:id="rId11">
+            <w:hyperlink r:id="rId12">
               <w:r>
                 <w:rPr>
                   <w:color w:val="0563C1"/>
@@ -3424,7 +3441,7 @@
             <w:pPr>
               <w:spacing w:after="0"/>
             </w:pPr>
-            <w:hyperlink r:id="rId12">
+            <w:hyperlink r:id="rId13">
               <w:r>
                 <w:rPr>
                   <w:color w:val="0563C1"/>
@@ -4011,7 +4028,7 @@
             <w:pPr>
               <w:spacing w:after="0"/>
             </w:pPr>
-            <w:hyperlink r:id="rId13">
+            <w:hyperlink r:id="rId14">
               <w:r>
                 <w:rPr>
                   <w:color w:val="0563C1"/>
@@ -4303,7 +4320,7 @@
             <w:pPr>
               <w:spacing w:after="0"/>
             </w:pPr>
-            <w:hyperlink r:id="rId14">
+            <w:hyperlink r:id="rId15">
               <w:r>
                 <w:rPr>
                   <w:color w:val="0563C1"/>
@@ -4915,7 +4932,7 @@
             <w:pPr>
               <w:spacing w:after="0"/>
             </w:pPr>
-            <w:hyperlink r:id="rId15">
+            <w:hyperlink r:id="rId16">
               <w:r>
                 <w:rPr>
                   <w:color w:val="0563C1"/>
@@ -5230,7 +5247,7 @@
             <w:pPr>
               <w:spacing w:after="0"/>
             </w:pPr>
-            <w:hyperlink r:id="rId16">
+            <w:hyperlink r:id="rId17">
               <w:r>
                 <w:rPr>
                   <w:color w:val="0563C1"/>
@@ -5826,7 +5843,7 @@
             <w:pPr>
               <w:spacing w:after="0"/>
             </w:pPr>
-            <w:hyperlink r:id="rId17">
+            <w:hyperlink r:id="rId18">
               <w:r>
                 <w:rPr>
                   <w:color w:val="0563C1"/>
@@ -6126,7 +6143,7 @@
             <w:pPr>
               <w:spacing w:after="0"/>
             </w:pPr>
-            <w:hyperlink r:id="rId18">
+            <w:hyperlink r:id="rId19">
               <w:r>
                 <w:rPr>
                   <w:color w:val="0563C1"/>
@@ -6425,7 +6442,7 @@
             <w:pPr>
               <w:spacing w:after="0"/>
             </w:pPr>
-            <w:hyperlink r:id="rId19">
+            <w:hyperlink r:id="rId20">
               <w:r>
                 <w:rPr>
                   <w:color w:val="0563C1"/>
@@ -6693,298 +6710,6 @@
                 <w:sz w:val="12"/>
               </w:rPr>
               <w:t>Rotary gallop (asymm.)</w:t>
-            </w:r>
-          </w:p>
-        </w:tc>
-        <w:tc>
-          <w:tcPr>
-            <w:tcW w:w="4608" w:type="dxa"/>
-            <w:tcBorders>
-              <w:top w:val="single" w:sz="2" w:space="0" w:color="D9D9D9"/>
-              <w:left w:val="single" w:sz="2" w:space="0" w:color="D9D9D9"/>
-              <w:bottom w:val="single" w:sz="2" w:space="0" w:color="D9D9D9"/>
-              <w:right w:val="single" w:sz="2" w:space="0" w:color="D9D9D9"/>
-            </w:tcBorders>
-            <w:shd w:val="clear" w:color="auto" w:fill="FFFFFF"/>
-            <w:tcMar>
-              <w:top w:w="24" w:type="dxa"/>
-              <w:left w:w="28" w:type="dxa"/>
-              <w:bottom w:w="24" w:type="dxa"/>
-              <w:right w:w="28" w:type="dxa"/>
-            </w:tcMar>
-          </w:tcPr>
-          <w:p>
-            <w:pPr>
-              <w:spacing w:after="0"/>
-            </w:pPr>
-            <w:hyperlink r:id="rId20">
-              <w:r>
-                <w:rPr>
-                  <w:color w:val="0563C1"/>
-                  <w:sz w:val="12"/>
-                  <w:szCs w:val="12"/>
-                  <w:u w:val="single"/>
-                </w:rPr>
-                <w:t>https://www.youtube.com/watch?v=vmsB30vaz9A</w:t>
-              </w:r>
-            </w:hyperlink>
-          </w:p>
-        </w:tc>
-        <w:tc>
-          <w:tcPr>
-            <w:tcW w:w="2952" w:type="dxa"/>
-            <w:tcBorders>
-              <w:top w:val="single" w:sz="2" w:space="0" w:color="D9D9D9"/>
-              <w:left w:val="single" w:sz="2" w:space="0" w:color="D9D9D9"/>
-              <w:bottom w:val="single" w:sz="2" w:space="0" w:color="D9D9D9"/>
-              <w:right w:val="single" w:sz="2" w:space="0" w:color="D9D9D9"/>
-            </w:tcBorders>
-            <w:shd w:val="clear" w:color="auto" w:fill="FFFFFF"/>
-            <w:tcMar>
-              <w:top w:w="24" w:type="dxa"/>
-              <w:left w:w="28" w:type="dxa"/>
-              <w:bottom w:w="24" w:type="dxa"/>
-              <w:right w:w="28" w:type="dxa"/>
-            </w:tcMar>
-          </w:tcPr>
-          <w:p>
-            <w:pPr>
-              <w:spacing w:after="0"/>
-            </w:pPr>
-          </w:p>
-        </w:tc>
-      </w:tr>
-      <w:tr>
-        <w:trPr>
-          <w:cantSplit/>
-          <w:jc w:val="center"/>
-        </w:trPr>
-        <w:tc>
-          <w:tcPr>
-            <w:tcW w:w="1512" w:type="dxa"/>
-            <w:tcBorders>
-              <w:top w:val="single" w:sz="2" w:space="0" w:color="D9D9D9"/>
-              <w:left w:val="single" w:sz="2" w:space="0" w:color="D9D9D9"/>
-              <w:bottom w:val="single" w:sz="2" w:space="0" w:color="D9D9D9"/>
-              <w:right w:val="single" w:sz="2" w:space="0" w:color="D9D9D9"/>
-            </w:tcBorders>
-            <w:shd w:val="clear" w:color="auto" w:fill="FFFFFF"/>
-            <w:tcMar>
-              <w:top w:w="24" w:type="dxa"/>
-              <w:left w:w="28" w:type="dxa"/>
-              <w:bottom w:w="24" w:type="dxa"/>
-              <w:right w:w="28" w:type="dxa"/>
-            </w:tcMar>
-          </w:tcPr>
-          <w:p>
-            <w:pPr>
-              <w:spacing w:after="0"/>
-            </w:pPr>
-            <w:r>
-              <w:rPr>
-                <w:rFonts w:ascii="Arial" w:hAnsi="Arial"/>
-                <w:i/>
-                <w:sz w:val="12"/>
-              </w:rPr>
-              <w:t>Canis lupus</w:t>
-            </w:r>
-          </w:p>
-        </w:tc>
-        <w:tc>
-          <w:tcPr>
-            <w:tcW w:w="1181" w:type="dxa"/>
-            <w:tcBorders>
-              <w:top w:val="single" w:sz="2" w:space="0" w:color="D9D9D9"/>
-              <w:left w:val="single" w:sz="2" w:space="0" w:color="D9D9D9"/>
-              <w:bottom w:val="single" w:sz="2" w:space="0" w:color="D9D9D9"/>
-              <w:right w:val="single" w:sz="2" w:space="0" w:color="D9D9D9"/>
-            </w:tcBorders>
-            <w:shd w:val="clear" w:color="auto" w:fill="FFFFFF"/>
-            <w:tcMar>
-              <w:top w:w="24" w:type="dxa"/>
-              <w:left w:w="28" w:type="dxa"/>
-              <w:bottom w:w="24" w:type="dxa"/>
-              <w:right w:w="28" w:type="dxa"/>
-            </w:tcMar>
-          </w:tcPr>
-          <w:p>
-            <w:pPr>
-              <w:spacing w:after="0"/>
-            </w:pPr>
-            <w:r>
-              <w:rPr>
-                <w:rFonts w:ascii="Arial" w:hAnsi="Arial"/>
-                <w:sz w:val="12"/>
-              </w:rPr>
-              <w:t>Grey wolf</w:t>
-            </w:r>
-          </w:p>
-        </w:tc>
-        <w:tc>
-          <w:tcPr>
-            <w:tcW w:w="792" w:type="dxa"/>
-            <w:tcBorders>
-              <w:top w:val="single" w:sz="2" w:space="0" w:color="D9D9D9"/>
-              <w:left w:val="single" w:sz="2" w:space="0" w:color="D9D9D9"/>
-              <w:bottom w:val="single" w:sz="2" w:space="0" w:color="D9D9D9"/>
-              <w:right w:val="single" w:sz="2" w:space="0" w:color="D9D9D9"/>
-            </w:tcBorders>
-            <w:shd w:val="clear" w:color="auto" w:fill="FFFFFF"/>
-            <w:tcMar>
-              <w:top w:w="24" w:type="dxa"/>
-              <w:left w:w="28" w:type="dxa"/>
-              <w:bottom w:w="24" w:type="dxa"/>
-              <w:right w:w="28" w:type="dxa"/>
-            </w:tcMar>
-          </w:tcPr>
-          <w:p>
-            <w:pPr>
-              <w:spacing w:after="0"/>
-            </w:pPr>
-            <w:r>
-              <w:rPr>
-                <w:rFonts w:ascii="Arial" w:hAnsi="Arial"/>
-                <w:sz w:val="12"/>
-              </w:rPr>
-              <w:t>Canid</w:t>
-            </w:r>
-          </w:p>
-        </w:tc>
-        <w:tc>
-          <w:tcPr>
-            <w:tcW w:w="1123" w:type="dxa"/>
-            <w:tcBorders>
-              <w:top w:val="single" w:sz="2" w:space="0" w:color="D9D9D9"/>
-              <w:left w:val="single" w:sz="2" w:space="0" w:color="D9D9D9"/>
-              <w:bottom w:val="single" w:sz="2" w:space="0" w:color="D9D9D9"/>
-              <w:right w:val="single" w:sz="2" w:space="0" w:color="D9D9D9"/>
-            </w:tcBorders>
-            <w:shd w:val="clear" w:color="auto" w:fill="FFFFFF"/>
-            <w:tcMar>
-              <w:top w:w="24" w:type="dxa"/>
-              <w:left w:w="28" w:type="dxa"/>
-              <w:bottom w:w="24" w:type="dxa"/>
-              <w:right w:w="28" w:type="dxa"/>
-            </w:tcMar>
-          </w:tcPr>
-          <w:p>
-            <w:pPr>
-              <w:spacing w:after="0"/>
-            </w:pPr>
-            <w:r>
-              <w:rPr>
-                <w:rFonts w:ascii="Arial" w:hAnsi="Arial"/>
-                <w:sz w:val="12"/>
-              </w:rPr>
-              <w:t>Social Hunters</w:t>
-            </w:r>
-          </w:p>
-        </w:tc>
-        <w:tc>
-          <w:tcPr>
-            <w:tcW w:w="504" w:type="dxa"/>
-            <w:tcBorders>
-              <w:top w:val="single" w:sz="2" w:space="0" w:color="D9D9D9"/>
-              <w:left w:val="single" w:sz="2" w:space="0" w:color="D9D9D9"/>
-              <w:bottom w:val="single" w:sz="2" w:space="0" w:color="D9D9D9"/>
-              <w:right w:val="single" w:sz="2" w:space="0" w:color="D9D9D9"/>
-            </w:tcBorders>
-            <w:shd w:val="clear" w:color="auto" w:fill="FFFFFF"/>
-            <w:tcMar>
-              <w:top w:w="24" w:type="dxa"/>
-              <w:left w:w="28" w:type="dxa"/>
-              <w:bottom w:w="24" w:type="dxa"/>
-              <w:right w:w="28" w:type="dxa"/>
-            </w:tcMar>
-          </w:tcPr>
-          <w:p>
-            <w:pPr>
-              <w:spacing w:after="0"/>
-              <w:jc w:val="center"/>
-            </w:pPr>
-          </w:p>
-        </w:tc>
-        <w:tc>
-          <w:tcPr>
-            <w:tcW w:w="547" w:type="dxa"/>
-            <w:tcBorders>
-              <w:top w:val="single" w:sz="2" w:space="0" w:color="D9D9D9"/>
-              <w:left w:val="single" w:sz="2" w:space="0" w:color="D9D9D9"/>
-              <w:bottom w:val="single" w:sz="2" w:space="0" w:color="D9D9D9"/>
-              <w:right w:val="single" w:sz="2" w:space="0" w:color="D9D9D9"/>
-            </w:tcBorders>
-            <w:shd w:val="clear" w:color="auto" w:fill="FFFFFF"/>
-            <w:tcMar>
-              <w:top w:w="24" w:type="dxa"/>
-              <w:left w:w="28" w:type="dxa"/>
-              <w:bottom w:w="24" w:type="dxa"/>
-              <w:right w:w="28" w:type="dxa"/>
-            </w:tcMar>
-          </w:tcPr>
-          <w:p>
-            <w:pPr>
-              <w:spacing w:after="0"/>
-              <w:jc w:val="center"/>
-            </w:pPr>
-          </w:p>
-        </w:tc>
-        <w:tc>
-          <w:tcPr>
-            <w:tcW w:w="1296" w:type="dxa"/>
-            <w:tcBorders>
-              <w:top w:val="single" w:sz="2" w:space="0" w:color="D9D9D9"/>
-              <w:left w:val="single" w:sz="2" w:space="0" w:color="D9D9D9"/>
-              <w:bottom w:val="single" w:sz="2" w:space="0" w:color="D9D9D9"/>
-              <w:right w:val="single" w:sz="2" w:space="0" w:color="D9D9D9"/>
-            </w:tcBorders>
-            <w:shd w:val="clear" w:color="auto" w:fill="FFFFFF"/>
-            <w:tcMar>
-              <w:top w:w="24" w:type="dxa"/>
-              <w:left w:w="28" w:type="dxa"/>
-              <w:bottom w:w="24" w:type="dxa"/>
-              <w:right w:w="28" w:type="dxa"/>
-            </w:tcMar>
-          </w:tcPr>
-          <w:p>
-            <w:pPr>
-              <w:spacing w:after="0"/>
-            </w:pPr>
-            <w:r>
-              <w:rPr>
-                <w:rFonts w:ascii="Arial" w:hAnsi="Arial"/>
-                <w:sz w:val="12"/>
-              </w:rPr>
-              <w:t>Wolf2</w:t>
-            </w:r>
-          </w:p>
-        </w:tc>
-        <w:tc>
-          <w:tcPr>
-            <w:tcW w:w="1123" w:type="dxa"/>
-            <w:tcBorders>
-              <w:top w:val="single" w:sz="2" w:space="0" w:color="D9D9D9"/>
-              <w:left w:val="single" w:sz="2" w:space="0" w:color="D9D9D9"/>
-              <w:bottom w:val="single" w:sz="2" w:space="0" w:color="D9D9D9"/>
-              <w:right w:val="single" w:sz="2" w:space="0" w:color="D9D9D9"/>
-            </w:tcBorders>
-            <w:shd w:val="clear" w:color="auto" w:fill="FFFFFF"/>
-            <w:tcMar>
-              <w:top w:w="24" w:type="dxa"/>
-              <w:left w:w="28" w:type="dxa"/>
-              <w:bottom w:w="24" w:type="dxa"/>
-              <w:right w:w="28" w:type="dxa"/>
-            </w:tcMar>
-          </w:tcPr>
-          <w:p>
-            <w:pPr>
-              <w:spacing w:after="0"/>
-            </w:pPr>
-            <w:r>
-              <w:rPr>
-                <w:rFonts w:ascii="Arial" w:hAnsi="Arial"/>
-                <w:sz w:val="12"/>
-              </w:rPr>
-              <w:t>Transverse gallop (asymm.)</w:t>
             </w:r>
           </w:p>
         </w:tc>
@@ -7055,12 +6780,12 @@
           <w:tcPr>
             <w:tcW w:w="1512" w:type="dxa"/>
             <w:tcBorders>
-              <w:top w:val="single" w:sz="10" w:space="0" w:color="7F7F7F"/>
-              <w:left w:val="single" w:sz="2" w:space="0" w:color="D9D9D9"/>
-              <w:bottom w:val="single" w:sz="2" w:space="0" w:color="D9D9D9"/>
-              <w:right w:val="single" w:sz="2" w:space="0" w:color="D9D9D9"/>
-            </w:tcBorders>
-            <w:shd w:val="clear" w:color="auto" w:fill="F2F2F2"/>
+              <w:top w:val="single" w:sz="2" w:space="0" w:color="D9D9D9"/>
+              <w:left w:val="single" w:sz="2" w:space="0" w:color="D9D9D9"/>
+              <w:bottom w:val="single" w:sz="2" w:space="0" w:color="D9D9D9"/>
+              <w:right w:val="single" w:sz="2" w:space="0" w:color="D9D9D9"/>
+            </w:tcBorders>
+            <w:shd w:val="clear" w:color="auto" w:fill="FFFFFF"/>
             <w:tcMar>
               <w:top w:w="24" w:type="dxa"/>
               <w:left w:w="28" w:type="dxa"/>
@@ -7078,7 +6803,7 @@
                 <w:i/>
                 <w:sz w:val="12"/>
               </w:rPr>
-              <w:t>Canis mesomelas</w:t>
+              <w:t>Canis lupus</w:t>
             </w:r>
           </w:p>
         </w:tc>
@@ -7086,29 +6811,29 @@
           <w:tcPr>
             <w:tcW w:w="1181" w:type="dxa"/>
             <w:tcBorders>
-              <w:top w:val="single" w:sz="10" w:space="0" w:color="7F7F7F"/>
-              <w:left w:val="single" w:sz="2" w:space="0" w:color="D9D9D9"/>
-              <w:bottom w:val="single" w:sz="2" w:space="0" w:color="D9D9D9"/>
-              <w:right w:val="single" w:sz="2" w:space="0" w:color="D9D9D9"/>
-            </w:tcBorders>
-            <w:shd w:val="clear" w:color="auto" w:fill="F2F2F2"/>
-            <w:tcMar>
-              <w:top w:w="24" w:type="dxa"/>
-              <w:left w:w="28" w:type="dxa"/>
-              <w:bottom w:w="24" w:type="dxa"/>
-              <w:right w:w="28" w:type="dxa"/>
-            </w:tcMar>
-          </w:tcPr>
-          <w:p>
-            <w:pPr>
-              <w:spacing w:after="0"/>
-            </w:pPr>
-            <w:r>
-              <w:rPr>
-                <w:rFonts w:ascii="Arial" w:hAnsi="Arial"/>
-                <w:sz w:val="12"/>
-              </w:rPr>
-              <w:t>Black-backed jackal</w:t>
+              <w:top w:val="single" w:sz="2" w:space="0" w:color="D9D9D9"/>
+              <w:left w:val="single" w:sz="2" w:space="0" w:color="D9D9D9"/>
+              <w:bottom w:val="single" w:sz="2" w:space="0" w:color="D9D9D9"/>
+              <w:right w:val="single" w:sz="2" w:space="0" w:color="D9D9D9"/>
+            </w:tcBorders>
+            <w:shd w:val="clear" w:color="auto" w:fill="FFFFFF"/>
+            <w:tcMar>
+              <w:top w:w="24" w:type="dxa"/>
+              <w:left w:w="28" w:type="dxa"/>
+              <w:bottom w:w="24" w:type="dxa"/>
+              <w:right w:w="28" w:type="dxa"/>
+            </w:tcMar>
+          </w:tcPr>
+          <w:p>
+            <w:pPr>
+              <w:spacing w:after="0"/>
+            </w:pPr>
+            <w:r>
+              <w:rPr>
+                <w:rFonts w:ascii="Arial" w:hAnsi="Arial"/>
+                <w:sz w:val="12"/>
+              </w:rPr>
+              <w:t>Grey wolf</w:t>
             </w:r>
           </w:p>
         </w:tc>
@@ -7116,12 +6841,12 @@
           <w:tcPr>
             <w:tcW w:w="792" w:type="dxa"/>
             <w:tcBorders>
-              <w:top w:val="single" w:sz="10" w:space="0" w:color="7F7F7F"/>
-              <w:left w:val="single" w:sz="2" w:space="0" w:color="D9D9D9"/>
-              <w:bottom w:val="single" w:sz="2" w:space="0" w:color="D9D9D9"/>
-              <w:right w:val="single" w:sz="2" w:space="0" w:color="D9D9D9"/>
-            </w:tcBorders>
-            <w:shd w:val="clear" w:color="auto" w:fill="F2F2F2"/>
+              <w:top w:val="single" w:sz="2" w:space="0" w:color="D9D9D9"/>
+              <w:left w:val="single" w:sz="2" w:space="0" w:color="D9D9D9"/>
+              <w:bottom w:val="single" w:sz="2" w:space="0" w:color="D9D9D9"/>
+              <w:right w:val="single" w:sz="2" w:space="0" w:color="D9D9D9"/>
+            </w:tcBorders>
+            <w:shd w:val="clear" w:color="auto" w:fill="FFFFFF"/>
             <w:tcMar>
               <w:top w:w="24" w:type="dxa"/>
               <w:left w:w="28" w:type="dxa"/>
@@ -7146,29 +6871,29 @@
           <w:tcPr>
             <w:tcW w:w="1123" w:type="dxa"/>
             <w:tcBorders>
-              <w:top w:val="single" w:sz="10" w:space="0" w:color="7F7F7F"/>
-              <w:left w:val="single" w:sz="2" w:space="0" w:color="D9D9D9"/>
-              <w:bottom w:val="single" w:sz="2" w:space="0" w:color="D9D9D9"/>
-              <w:right w:val="single" w:sz="2" w:space="0" w:color="D9D9D9"/>
-            </w:tcBorders>
-            <w:shd w:val="clear" w:color="auto" w:fill="F2F2F2"/>
-            <w:tcMar>
-              <w:top w:w="24" w:type="dxa"/>
-              <w:left w:w="28" w:type="dxa"/>
-              <w:bottom w:w="24" w:type="dxa"/>
-              <w:right w:w="28" w:type="dxa"/>
-            </w:tcMar>
-          </w:tcPr>
-          <w:p>
-            <w:pPr>
-              <w:spacing w:after="0"/>
-            </w:pPr>
-            <w:r>
-              <w:rPr>
-                <w:rFonts w:ascii="Arial" w:hAnsi="Arial"/>
-                <w:sz w:val="12"/>
-              </w:rPr>
-              <w:t>Opp. Pouncer</w:t>
+              <w:top w:val="single" w:sz="2" w:space="0" w:color="D9D9D9"/>
+              <w:left w:val="single" w:sz="2" w:space="0" w:color="D9D9D9"/>
+              <w:bottom w:val="single" w:sz="2" w:space="0" w:color="D9D9D9"/>
+              <w:right w:val="single" w:sz="2" w:space="0" w:color="D9D9D9"/>
+            </w:tcBorders>
+            <w:shd w:val="clear" w:color="auto" w:fill="FFFFFF"/>
+            <w:tcMar>
+              <w:top w:w="24" w:type="dxa"/>
+              <w:left w:w="28" w:type="dxa"/>
+              <w:bottom w:w="24" w:type="dxa"/>
+              <w:right w:w="28" w:type="dxa"/>
+            </w:tcMar>
+          </w:tcPr>
+          <w:p>
+            <w:pPr>
+              <w:spacing w:after="0"/>
+            </w:pPr>
+            <w:r>
+              <w:rPr>
+                <w:rFonts w:ascii="Arial" w:hAnsi="Arial"/>
+                <w:sz w:val="12"/>
+              </w:rPr>
+              <w:t>Social Hunters</w:t>
             </w:r>
           </w:p>
         </w:tc>
@@ -7176,12 +6901,12 @@
           <w:tcPr>
             <w:tcW w:w="504" w:type="dxa"/>
             <w:tcBorders>
-              <w:top w:val="single" w:sz="10" w:space="0" w:color="7F7F7F"/>
-              <w:left w:val="single" w:sz="2" w:space="0" w:color="D9D9D9"/>
-              <w:bottom w:val="single" w:sz="2" w:space="0" w:color="D9D9D9"/>
-              <w:right w:val="single" w:sz="2" w:space="0" w:color="D9D9D9"/>
-            </w:tcBorders>
-            <w:shd w:val="clear" w:color="auto" w:fill="F2F2F2"/>
+              <w:top w:val="single" w:sz="2" w:space="0" w:color="D9D9D9"/>
+              <w:left w:val="single" w:sz="2" w:space="0" w:color="D9D9D9"/>
+              <w:bottom w:val="single" w:sz="2" w:space="0" w:color="D9D9D9"/>
+              <w:right w:val="single" w:sz="2" w:space="0" w:color="D9D9D9"/>
+            </w:tcBorders>
+            <w:shd w:val="clear" w:color="auto" w:fill="FFFFFF"/>
             <w:tcMar>
               <w:top w:w="24" w:type="dxa"/>
               <w:left w:w="28" w:type="dxa"/>
@@ -7194,26 +6919,18 @@
               <w:spacing w:after="0"/>
               <w:jc w:val="center"/>
             </w:pPr>
-            <w:r>
-              <w:rPr>
-                <w:rFonts w:ascii="Arial" w:hAnsi="Arial"/>
-                <w:b/>
-                <w:sz w:val="12"/>
-              </w:rPr>
-              <w:t>1</w:t>
-            </w:r>
           </w:p>
         </w:tc>
         <w:tc>
           <w:tcPr>
             <w:tcW w:w="547" w:type="dxa"/>
             <w:tcBorders>
-              <w:top w:val="single" w:sz="10" w:space="0" w:color="7F7F7F"/>
-              <w:left w:val="single" w:sz="2" w:space="0" w:color="D9D9D9"/>
-              <w:bottom w:val="single" w:sz="2" w:space="0" w:color="D9D9D9"/>
-              <w:right w:val="single" w:sz="2" w:space="0" w:color="D9D9D9"/>
-            </w:tcBorders>
-            <w:shd w:val="clear" w:color="auto" w:fill="F2F2F2"/>
+              <w:top w:val="single" w:sz="2" w:space="0" w:color="D9D9D9"/>
+              <w:left w:val="single" w:sz="2" w:space="0" w:color="D9D9D9"/>
+              <w:bottom w:val="single" w:sz="2" w:space="0" w:color="D9D9D9"/>
+              <w:right w:val="single" w:sz="2" w:space="0" w:color="D9D9D9"/>
+            </w:tcBorders>
+            <w:shd w:val="clear" w:color="auto" w:fill="FFFFFF"/>
             <w:tcMar>
               <w:top w:w="24" w:type="dxa"/>
               <w:left w:w="28" w:type="dxa"/>
@@ -7226,43 +6943,35 @@
               <w:spacing w:after="0"/>
               <w:jc w:val="center"/>
             </w:pPr>
-            <w:r>
-              <w:rPr>
-                <w:rFonts w:ascii="Arial" w:hAnsi="Arial"/>
-                <w:b/>
-                <w:sz w:val="12"/>
-              </w:rPr>
-              <w:t>1</w:t>
-            </w:r>
           </w:p>
         </w:tc>
         <w:tc>
           <w:tcPr>
             <w:tcW w:w="1296" w:type="dxa"/>
             <w:tcBorders>
-              <w:top w:val="single" w:sz="10" w:space="0" w:color="7F7F7F"/>
-              <w:left w:val="single" w:sz="2" w:space="0" w:color="D9D9D9"/>
-              <w:bottom w:val="single" w:sz="2" w:space="0" w:color="D9D9D9"/>
-              <w:right w:val="single" w:sz="2" w:space="0" w:color="D9D9D9"/>
-            </w:tcBorders>
-            <w:shd w:val="clear" w:color="auto" w:fill="F2F2F2"/>
-            <w:tcMar>
-              <w:top w:w="24" w:type="dxa"/>
-              <w:left w:w="28" w:type="dxa"/>
-              <w:bottom w:w="24" w:type="dxa"/>
-              <w:right w:w="28" w:type="dxa"/>
-            </w:tcMar>
-          </w:tcPr>
-          <w:p>
-            <w:pPr>
-              <w:spacing w:after="0"/>
-            </w:pPr>
-            <w:r>
-              <w:rPr>
-                <w:rFonts w:ascii="Arial" w:hAnsi="Arial"/>
-                <w:sz w:val="12"/>
-              </w:rPr>
-              <w:t>BlackBackedJackal1</w:t>
+              <w:top w:val="single" w:sz="2" w:space="0" w:color="D9D9D9"/>
+              <w:left w:val="single" w:sz="2" w:space="0" w:color="D9D9D9"/>
+              <w:bottom w:val="single" w:sz="2" w:space="0" w:color="D9D9D9"/>
+              <w:right w:val="single" w:sz="2" w:space="0" w:color="D9D9D9"/>
+            </w:tcBorders>
+            <w:shd w:val="clear" w:color="auto" w:fill="FFFFFF"/>
+            <w:tcMar>
+              <w:top w:w="24" w:type="dxa"/>
+              <w:left w:w="28" w:type="dxa"/>
+              <w:bottom w:w="24" w:type="dxa"/>
+              <w:right w:w="28" w:type="dxa"/>
+            </w:tcMar>
+          </w:tcPr>
+          <w:p>
+            <w:pPr>
+              <w:spacing w:after="0"/>
+            </w:pPr>
+            <w:r>
+              <w:rPr>
+                <w:rFonts w:ascii="Arial" w:hAnsi="Arial"/>
+                <w:sz w:val="12"/>
+              </w:rPr>
+              <w:t>Wolf2</w:t>
             </w:r>
           </w:p>
         </w:tc>
@@ -7270,29 +6979,29 @@
           <w:tcPr>
             <w:tcW w:w="1123" w:type="dxa"/>
             <w:tcBorders>
-              <w:top w:val="single" w:sz="10" w:space="0" w:color="7F7F7F"/>
-              <w:left w:val="single" w:sz="2" w:space="0" w:color="D9D9D9"/>
-              <w:bottom w:val="single" w:sz="2" w:space="0" w:color="D9D9D9"/>
-              <w:right w:val="single" w:sz="2" w:space="0" w:color="D9D9D9"/>
-            </w:tcBorders>
-            <w:shd w:val="clear" w:color="auto" w:fill="F2F2F2"/>
-            <w:tcMar>
-              <w:top w:w="24" w:type="dxa"/>
-              <w:left w:w="28" w:type="dxa"/>
-              <w:bottom w:w="24" w:type="dxa"/>
-              <w:right w:w="28" w:type="dxa"/>
-            </w:tcMar>
-          </w:tcPr>
-          <w:p>
-            <w:pPr>
-              <w:spacing w:after="0"/>
-            </w:pPr>
-            <w:r>
-              <w:rPr>
-                <w:rFonts w:ascii="Arial" w:hAnsi="Arial"/>
-                <w:sz w:val="12"/>
-              </w:rPr>
-              <w:t>Walk (symm.)</w:t>
+              <w:top w:val="single" w:sz="2" w:space="0" w:color="D9D9D9"/>
+              <w:left w:val="single" w:sz="2" w:space="0" w:color="D9D9D9"/>
+              <w:bottom w:val="single" w:sz="2" w:space="0" w:color="D9D9D9"/>
+              <w:right w:val="single" w:sz="2" w:space="0" w:color="D9D9D9"/>
+            </w:tcBorders>
+            <w:shd w:val="clear" w:color="auto" w:fill="FFFFFF"/>
+            <w:tcMar>
+              <w:top w:w="24" w:type="dxa"/>
+              <w:left w:w="28" w:type="dxa"/>
+              <w:bottom w:w="24" w:type="dxa"/>
+              <w:right w:w="28" w:type="dxa"/>
+            </w:tcMar>
+          </w:tcPr>
+          <w:p>
+            <w:pPr>
+              <w:spacing w:after="0"/>
+            </w:pPr>
+            <w:r>
+              <w:rPr>
+                <w:rFonts w:ascii="Arial" w:hAnsi="Arial"/>
+                <w:sz w:val="12"/>
+              </w:rPr>
+              <w:t>Transverse gallop (asymm.)</w:t>
             </w:r>
           </w:p>
         </w:tc>
@@ -7300,42 +7009,46 @@
           <w:tcPr>
             <w:tcW w:w="4608" w:type="dxa"/>
             <w:tcBorders>
-              <w:top w:val="single" w:sz="10" w:space="0" w:color="7F7F7F"/>
-              <w:left w:val="single" w:sz="2" w:space="0" w:color="D9D9D9"/>
-              <w:bottom w:val="single" w:sz="2" w:space="0" w:color="D9D9D9"/>
-              <w:right w:val="single" w:sz="2" w:space="0" w:color="D9D9D9"/>
-            </w:tcBorders>
-            <w:shd w:val="clear" w:color="auto" w:fill="F2F2F2"/>
-            <w:tcMar>
-              <w:top w:w="24" w:type="dxa"/>
-              <w:left w:w="28" w:type="dxa"/>
-              <w:bottom w:w="24" w:type="dxa"/>
-              <w:right w:w="28" w:type="dxa"/>
-            </w:tcMar>
-          </w:tcPr>
-          <w:p>
-            <w:pPr>
-              <w:spacing w:after="0"/>
-            </w:pPr>
-            <w:r>
-              <w:rPr>
-                <w:rFonts w:ascii="Arial" w:hAnsi="Arial"/>
-                <w:sz w:val="12"/>
-              </w:rPr>
-              <w:t>Video only - no direct source URL recorded</w:t>
-            </w:r>
+              <w:top w:val="single" w:sz="2" w:space="0" w:color="D9D9D9"/>
+              <w:left w:val="single" w:sz="2" w:space="0" w:color="D9D9D9"/>
+              <w:bottom w:val="single" w:sz="2" w:space="0" w:color="D9D9D9"/>
+              <w:right w:val="single" w:sz="2" w:space="0" w:color="D9D9D9"/>
+            </w:tcBorders>
+            <w:shd w:val="clear" w:color="auto" w:fill="FFFFFF"/>
+            <w:tcMar>
+              <w:top w:w="24" w:type="dxa"/>
+              <w:left w:w="28" w:type="dxa"/>
+              <w:bottom w:w="24" w:type="dxa"/>
+              <w:right w:w="28" w:type="dxa"/>
+            </w:tcMar>
+          </w:tcPr>
+          <w:p>
+            <w:pPr>
+              <w:spacing w:after="0"/>
+            </w:pPr>
+            <w:hyperlink r:id="rId22">
+              <w:r>
+                <w:rPr>
+                  <w:color w:val="0563C1"/>
+                  <w:sz w:val="12"/>
+                  <w:szCs w:val="12"/>
+                  <w:u w:val="single"/>
+                </w:rPr>
+                <w:t>https://www.youtube.com/watch?v=vmsB30vaz9A</w:t>
+              </w:r>
+            </w:hyperlink>
           </w:p>
         </w:tc>
         <w:tc>
           <w:tcPr>
             <w:tcW w:w="2952" w:type="dxa"/>
             <w:tcBorders>
-              <w:top w:val="single" w:sz="10" w:space="0" w:color="7F7F7F"/>
-              <w:left w:val="single" w:sz="2" w:space="0" w:color="D9D9D9"/>
-              <w:bottom w:val="single" w:sz="2" w:space="0" w:color="D9D9D9"/>
-              <w:right w:val="single" w:sz="2" w:space="0" w:color="D9D9D9"/>
-            </w:tcBorders>
-            <w:shd w:val="clear" w:color="auto" w:fill="F2F2F2"/>
+              <w:top w:val="single" w:sz="2" w:space="0" w:color="D9D9D9"/>
+              <w:left w:val="single" w:sz="2" w:space="0" w:color="D9D9D9"/>
+              <w:bottom w:val="single" w:sz="2" w:space="0" w:color="D9D9D9"/>
+              <w:right w:val="single" w:sz="2" w:space="0" w:color="D9D9D9"/>
+            </w:tcBorders>
+            <w:shd w:val="clear" w:color="auto" w:fill="FFFFFF"/>
             <w:tcMar>
               <w:top w:w="24" w:type="dxa"/>
               <w:left w:w="28" w:type="dxa"/>
@@ -7359,7 +7072,7 @@
           <w:tcPr>
             <w:tcW w:w="1512" w:type="dxa"/>
             <w:tcBorders>
-              <w:top w:val="single" w:sz="2" w:space="0" w:color="D9D9D9"/>
+              <w:top w:val="single" w:sz="10" w:space="0" w:color="7F7F7F"/>
               <w:left w:val="single" w:sz="2" w:space="0" w:color="D9D9D9"/>
               <w:bottom w:val="single" w:sz="2" w:space="0" w:color="D9D9D9"/>
               <w:right w:val="single" w:sz="2" w:space="0" w:color="D9D9D9"/>
@@ -7390,7 +7103,7 @@
           <w:tcPr>
             <w:tcW w:w="1181" w:type="dxa"/>
             <w:tcBorders>
-              <w:top w:val="single" w:sz="2" w:space="0" w:color="D9D9D9"/>
+              <w:top w:val="single" w:sz="10" w:space="0" w:color="7F7F7F"/>
               <w:left w:val="single" w:sz="2" w:space="0" w:color="D9D9D9"/>
               <w:bottom w:val="single" w:sz="2" w:space="0" w:color="D9D9D9"/>
               <w:right w:val="single" w:sz="2" w:space="0" w:color="D9D9D9"/>
@@ -7420,7 +7133,7 @@
           <w:tcPr>
             <w:tcW w:w="792" w:type="dxa"/>
             <w:tcBorders>
-              <w:top w:val="single" w:sz="2" w:space="0" w:color="D9D9D9"/>
+              <w:top w:val="single" w:sz="10" w:space="0" w:color="7F7F7F"/>
               <w:left w:val="single" w:sz="2" w:space="0" w:color="D9D9D9"/>
               <w:bottom w:val="single" w:sz="2" w:space="0" w:color="D9D9D9"/>
               <w:right w:val="single" w:sz="2" w:space="0" w:color="D9D9D9"/>
@@ -7450,7 +7163,7 @@
           <w:tcPr>
             <w:tcW w:w="1123" w:type="dxa"/>
             <w:tcBorders>
-              <w:top w:val="single" w:sz="2" w:space="0" w:color="D9D9D9"/>
+              <w:top w:val="single" w:sz="10" w:space="0" w:color="7F7F7F"/>
               <w:left w:val="single" w:sz="2" w:space="0" w:color="D9D9D9"/>
               <w:bottom w:val="single" w:sz="2" w:space="0" w:color="D9D9D9"/>
               <w:right w:val="single" w:sz="2" w:space="0" w:color="D9D9D9"/>
@@ -7480,7 +7193,7 @@
           <w:tcPr>
             <w:tcW w:w="504" w:type="dxa"/>
             <w:tcBorders>
-              <w:top w:val="single" w:sz="2" w:space="0" w:color="D9D9D9"/>
+              <w:top w:val="single" w:sz="10" w:space="0" w:color="7F7F7F"/>
               <w:left w:val="single" w:sz="2" w:space="0" w:color="D9D9D9"/>
               <w:bottom w:val="single" w:sz="2" w:space="0" w:color="D9D9D9"/>
               <w:right w:val="single" w:sz="2" w:space="0" w:color="D9D9D9"/>
@@ -7498,13 +7211,21 @@
               <w:spacing w:after="0"/>
               <w:jc w:val="center"/>
             </w:pPr>
+            <w:r>
+              <w:rPr>
+                <w:rFonts w:ascii="Arial" w:hAnsi="Arial"/>
+                <w:b/>
+                <w:sz w:val="12"/>
+              </w:rPr>
+              <w:t>1</w:t>
+            </w:r>
           </w:p>
         </w:tc>
         <w:tc>
           <w:tcPr>
             <w:tcW w:w="547" w:type="dxa"/>
             <w:tcBorders>
-              <w:top w:val="single" w:sz="2" w:space="0" w:color="D9D9D9"/>
+              <w:top w:val="single" w:sz="10" w:space="0" w:color="7F7F7F"/>
               <w:left w:val="single" w:sz="2" w:space="0" w:color="D9D9D9"/>
               <w:bottom w:val="single" w:sz="2" w:space="0" w:color="D9D9D9"/>
               <w:right w:val="single" w:sz="2" w:space="0" w:color="D9D9D9"/>
@@ -7522,12 +7243,308 @@
               <w:spacing w:after="0"/>
               <w:jc w:val="center"/>
             </w:pPr>
+            <w:r>
+              <w:rPr>
+                <w:rFonts w:ascii="Arial" w:hAnsi="Arial"/>
+                <w:b/>
+                <w:sz w:val="12"/>
+              </w:rPr>
+              <w:t>1</w:t>
+            </w:r>
           </w:p>
         </w:tc>
         <w:tc>
           <w:tcPr>
             <w:tcW w:w="1296" w:type="dxa"/>
             <w:tcBorders>
+              <w:top w:val="single" w:sz="10" w:space="0" w:color="7F7F7F"/>
+              <w:left w:val="single" w:sz="2" w:space="0" w:color="D9D9D9"/>
+              <w:bottom w:val="single" w:sz="2" w:space="0" w:color="D9D9D9"/>
+              <w:right w:val="single" w:sz="2" w:space="0" w:color="D9D9D9"/>
+            </w:tcBorders>
+            <w:shd w:val="clear" w:color="auto" w:fill="F2F2F2"/>
+            <w:tcMar>
+              <w:top w:w="24" w:type="dxa"/>
+              <w:left w:w="28" w:type="dxa"/>
+              <w:bottom w:w="24" w:type="dxa"/>
+              <w:right w:w="28" w:type="dxa"/>
+            </w:tcMar>
+          </w:tcPr>
+          <w:p>
+            <w:pPr>
+              <w:spacing w:after="0"/>
+            </w:pPr>
+            <w:r>
+              <w:rPr>
+                <w:rFonts w:ascii="Arial" w:hAnsi="Arial"/>
+                <w:sz w:val="12"/>
+              </w:rPr>
+              <w:t>BlackBackedJackal1</w:t>
+            </w:r>
+          </w:p>
+        </w:tc>
+        <w:tc>
+          <w:tcPr>
+            <w:tcW w:w="1123" w:type="dxa"/>
+            <w:tcBorders>
+              <w:top w:val="single" w:sz="10" w:space="0" w:color="7F7F7F"/>
+              <w:left w:val="single" w:sz="2" w:space="0" w:color="D9D9D9"/>
+              <w:bottom w:val="single" w:sz="2" w:space="0" w:color="D9D9D9"/>
+              <w:right w:val="single" w:sz="2" w:space="0" w:color="D9D9D9"/>
+            </w:tcBorders>
+            <w:shd w:val="clear" w:color="auto" w:fill="F2F2F2"/>
+            <w:tcMar>
+              <w:top w:w="24" w:type="dxa"/>
+              <w:left w:w="28" w:type="dxa"/>
+              <w:bottom w:w="24" w:type="dxa"/>
+              <w:right w:w="28" w:type="dxa"/>
+            </w:tcMar>
+          </w:tcPr>
+          <w:p>
+            <w:pPr>
+              <w:spacing w:after="0"/>
+            </w:pPr>
+            <w:r>
+              <w:rPr>
+                <w:rFonts w:ascii="Arial" w:hAnsi="Arial"/>
+                <w:sz w:val="12"/>
+              </w:rPr>
+              <w:t>Walk (symm.)</w:t>
+            </w:r>
+          </w:p>
+        </w:tc>
+        <w:tc>
+          <w:tcPr>
+            <w:tcW w:w="4608" w:type="dxa"/>
+            <w:tcBorders>
+              <w:top w:val="single" w:sz="10" w:space="0" w:color="7F7F7F"/>
+              <w:left w:val="single" w:sz="2" w:space="0" w:color="D9D9D9"/>
+              <w:bottom w:val="single" w:sz="2" w:space="0" w:color="D9D9D9"/>
+              <w:right w:val="single" w:sz="2" w:space="0" w:color="D9D9D9"/>
+            </w:tcBorders>
+            <w:shd w:val="clear" w:color="auto" w:fill="F2F2F2"/>
+            <w:tcMar>
+              <w:top w:w="24" w:type="dxa"/>
+              <w:left w:w="28" w:type="dxa"/>
+              <w:bottom w:w="24" w:type="dxa"/>
+              <w:right w:w="28" w:type="dxa"/>
+            </w:tcMar>
+          </w:tcPr>
+          <w:p>
+            <w:pPr>
+              <w:spacing w:after="0"/>
+            </w:pPr>
+            <w:r>
+              <w:rPr>
+                <w:rFonts w:ascii="Arial" w:hAnsi="Arial"/>
+                <w:sz w:val="12"/>
+              </w:rPr>
+              <w:t>Video only - no direct source URL recorded</w:t>
+            </w:r>
+          </w:p>
+        </w:tc>
+        <w:tc>
+          <w:tcPr>
+            <w:tcW w:w="2952" w:type="dxa"/>
+            <w:tcBorders>
+              <w:top w:val="single" w:sz="10" w:space="0" w:color="7F7F7F"/>
+              <w:left w:val="single" w:sz="2" w:space="0" w:color="D9D9D9"/>
+              <w:bottom w:val="single" w:sz="2" w:space="0" w:color="D9D9D9"/>
+              <w:right w:val="single" w:sz="2" w:space="0" w:color="D9D9D9"/>
+            </w:tcBorders>
+            <w:shd w:val="clear" w:color="auto" w:fill="F2F2F2"/>
+            <w:tcMar>
+              <w:top w:w="24" w:type="dxa"/>
+              <w:left w:w="28" w:type="dxa"/>
+              <w:bottom w:w="24" w:type="dxa"/>
+              <w:right w:w="28" w:type="dxa"/>
+            </w:tcMar>
+          </w:tcPr>
+          <w:p>
+            <w:pPr>
+              <w:spacing w:after="0"/>
+            </w:pPr>
+          </w:p>
+        </w:tc>
+      </w:tr>
+      <w:tr>
+        <w:trPr>
+          <w:cantSplit/>
+          <w:jc w:val="center"/>
+        </w:trPr>
+        <w:tc>
+          <w:tcPr>
+            <w:tcW w:w="1512" w:type="dxa"/>
+            <w:tcBorders>
+              <w:top w:val="single" w:sz="2" w:space="0" w:color="D9D9D9"/>
+              <w:left w:val="single" w:sz="2" w:space="0" w:color="D9D9D9"/>
+              <w:bottom w:val="single" w:sz="2" w:space="0" w:color="D9D9D9"/>
+              <w:right w:val="single" w:sz="2" w:space="0" w:color="D9D9D9"/>
+            </w:tcBorders>
+            <w:shd w:val="clear" w:color="auto" w:fill="F2F2F2"/>
+            <w:tcMar>
+              <w:top w:w="24" w:type="dxa"/>
+              <w:left w:w="28" w:type="dxa"/>
+              <w:bottom w:w="24" w:type="dxa"/>
+              <w:right w:w="28" w:type="dxa"/>
+            </w:tcMar>
+          </w:tcPr>
+          <w:p>
+            <w:pPr>
+              <w:spacing w:after="0"/>
+            </w:pPr>
+            <w:r>
+              <w:rPr>
+                <w:rFonts w:ascii="Arial" w:hAnsi="Arial"/>
+                <w:i/>
+                <w:sz w:val="12"/>
+              </w:rPr>
+              <w:t>Canis mesomelas</w:t>
+            </w:r>
+          </w:p>
+        </w:tc>
+        <w:tc>
+          <w:tcPr>
+            <w:tcW w:w="1181" w:type="dxa"/>
+            <w:tcBorders>
+              <w:top w:val="single" w:sz="2" w:space="0" w:color="D9D9D9"/>
+              <w:left w:val="single" w:sz="2" w:space="0" w:color="D9D9D9"/>
+              <w:bottom w:val="single" w:sz="2" w:space="0" w:color="D9D9D9"/>
+              <w:right w:val="single" w:sz="2" w:space="0" w:color="D9D9D9"/>
+            </w:tcBorders>
+            <w:shd w:val="clear" w:color="auto" w:fill="F2F2F2"/>
+            <w:tcMar>
+              <w:top w:w="24" w:type="dxa"/>
+              <w:left w:w="28" w:type="dxa"/>
+              <w:bottom w:w="24" w:type="dxa"/>
+              <w:right w:w="28" w:type="dxa"/>
+            </w:tcMar>
+          </w:tcPr>
+          <w:p>
+            <w:pPr>
+              <w:spacing w:after="0"/>
+            </w:pPr>
+            <w:r>
+              <w:rPr>
+                <w:rFonts w:ascii="Arial" w:hAnsi="Arial"/>
+                <w:sz w:val="12"/>
+              </w:rPr>
+              <w:t>Black-backed jackal</w:t>
+            </w:r>
+          </w:p>
+        </w:tc>
+        <w:tc>
+          <w:tcPr>
+            <w:tcW w:w="792" w:type="dxa"/>
+            <w:tcBorders>
+              <w:top w:val="single" w:sz="2" w:space="0" w:color="D9D9D9"/>
+              <w:left w:val="single" w:sz="2" w:space="0" w:color="D9D9D9"/>
+              <w:bottom w:val="single" w:sz="2" w:space="0" w:color="D9D9D9"/>
+              <w:right w:val="single" w:sz="2" w:space="0" w:color="D9D9D9"/>
+            </w:tcBorders>
+            <w:shd w:val="clear" w:color="auto" w:fill="F2F2F2"/>
+            <w:tcMar>
+              <w:top w:w="24" w:type="dxa"/>
+              <w:left w:w="28" w:type="dxa"/>
+              <w:bottom w:w="24" w:type="dxa"/>
+              <w:right w:w="28" w:type="dxa"/>
+            </w:tcMar>
+          </w:tcPr>
+          <w:p>
+            <w:pPr>
+              <w:spacing w:after="0"/>
+            </w:pPr>
+            <w:r>
+              <w:rPr>
+                <w:rFonts w:ascii="Arial" w:hAnsi="Arial"/>
+                <w:sz w:val="12"/>
+              </w:rPr>
+              <w:t>Canid</w:t>
+            </w:r>
+          </w:p>
+        </w:tc>
+        <w:tc>
+          <w:tcPr>
+            <w:tcW w:w="1123" w:type="dxa"/>
+            <w:tcBorders>
+              <w:top w:val="single" w:sz="2" w:space="0" w:color="D9D9D9"/>
+              <w:left w:val="single" w:sz="2" w:space="0" w:color="D9D9D9"/>
+              <w:bottom w:val="single" w:sz="2" w:space="0" w:color="D9D9D9"/>
+              <w:right w:val="single" w:sz="2" w:space="0" w:color="D9D9D9"/>
+            </w:tcBorders>
+            <w:shd w:val="clear" w:color="auto" w:fill="F2F2F2"/>
+            <w:tcMar>
+              <w:top w:w="24" w:type="dxa"/>
+              <w:left w:w="28" w:type="dxa"/>
+              <w:bottom w:w="24" w:type="dxa"/>
+              <w:right w:w="28" w:type="dxa"/>
+            </w:tcMar>
+          </w:tcPr>
+          <w:p>
+            <w:pPr>
+              <w:spacing w:after="0"/>
+            </w:pPr>
+            <w:r>
+              <w:rPr>
+                <w:rFonts w:ascii="Arial" w:hAnsi="Arial"/>
+                <w:sz w:val="12"/>
+              </w:rPr>
+              <w:t>Opp. Pouncer</w:t>
+            </w:r>
+          </w:p>
+        </w:tc>
+        <w:tc>
+          <w:tcPr>
+            <w:tcW w:w="504" w:type="dxa"/>
+            <w:tcBorders>
+              <w:top w:val="single" w:sz="2" w:space="0" w:color="D9D9D9"/>
+              <w:left w:val="single" w:sz="2" w:space="0" w:color="D9D9D9"/>
+              <w:bottom w:val="single" w:sz="2" w:space="0" w:color="D9D9D9"/>
+              <w:right w:val="single" w:sz="2" w:space="0" w:color="D9D9D9"/>
+            </w:tcBorders>
+            <w:shd w:val="clear" w:color="auto" w:fill="F2F2F2"/>
+            <w:tcMar>
+              <w:top w:w="24" w:type="dxa"/>
+              <w:left w:w="28" w:type="dxa"/>
+              <w:bottom w:w="24" w:type="dxa"/>
+              <w:right w:w="28" w:type="dxa"/>
+            </w:tcMar>
+          </w:tcPr>
+          <w:p>
+            <w:pPr>
+              <w:spacing w:after="0"/>
+              <w:jc w:val="center"/>
+            </w:pPr>
+          </w:p>
+        </w:tc>
+        <w:tc>
+          <w:tcPr>
+            <w:tcW w:w="547" w:type="dxa"/>
+            <w:tcBorders>
+              <w:top w:val="single" w:sz="2" w:space="0" w:color="D9D9D9"/>
+              <w:left w:val="single" w:sz="2" w:space="0" w:color="D9D9D9"/>
+              <w:bottom w:val="single" w:sz="2" w:space="0" w:color="D9D9D9"/>
+              <w:right w:val="single" w:sz="2" w:space="0" w:color="D9D9D9"/>
+            </w:tcBorders>
+            <w:shd w:val="clear" w:color="auto" w:fill="F2F2F2"/>
+            <w:tcMar>
+              <w:top w:w="24" w:type="dxa"/>
+              <w:left w:w="28" w:type="dxa"/>
+              <w:bottom w:w="24" w:type="dxa"/>
+              <w:right w:w="28" w:type="dxa"/>
+            </w:tcMar>
+          </w:tcPr>
+          <w:p>
+            <w:pPr>
+              <w:spacing w:after="0"/>
+              <w:jc w:val="center"/>
+            </w:pPr>
+          </w:p>
+        </w:tc>
+        <w:tc>
+          <w:tcPr>
+            <w:tcW w:w="1296" w:type="dxa"/>
+            <w:tcBorders>
               <w:top w:val="single" w:sz="2" w:space="0" w:color="D9D9D9"/>
               <w:left w:val="single" w:sz="2" w:space="0" w:color="D9D9D9"/>
               <w:bottom w:val="single" w:sz="2" w:space="0" w:color="D9D9D9"/>
@@ -7605,7 +7622,7 @@
             <w:pPr>
               <w:spacing w:after="0"/>
             </w:pPr>
-            <w:hyperlink r:id="rId22">
+            <w:hyperlink r:id="rId23">
               <w:r>
                 <w:rPr>
                   <w:color w:val="0563C1"/>
@@ -7913,7 +7930,7 @@
             <w:pPr>
               <w:spacing w:after="0"/>
             </w:pPr>
-            <w:hyperlink r:id="rId23">
+            <w:hyperlink r:id="rId24">
               <w:r>
                 <w:rPr>
                   <w:color w:val="0563C1"/>
@@ -8221,7 +8238,7 @@
             <w:pPr>
               <w:spacing w:after="0"/>
             </w:pPr>
-            <w:hyperlink r:id="rId24">
+            <w:hyperlink r:id="rId25">
               <w:r>
                 <w:rPr>
                   <w:color w:val="0563C1"/>
@@ -8536,7 +8553,7 @@
             <w:pPr>
               <w:spacing w:after="0"/>
             </w:pPr>
-            <w:hyperlink r:id="rId25">
+            <w:hyperlink r:id="rId26">
               <w:r>
                 <w:rPr>
                   <w:color w:val="0563C1"/>
@@ -9139,7 +9156,7 @@
             <w:pPr>
               <w:spacing w:after="0"/>
             </w:pPr>
-            <w:hyperlink r:id="rId26">
+            <w:hyperlink r:id="rId27">
               <w:r>
                 <w:rPr>
                   <w:color w:val="0563C1"/>
@@ -9438,7 +9455,7 @@
             <w:pPr>
               <w:spacing w:after="0"/>
             </w:pPr>
-            <w:hyperlink r:id="rId27">
+            <w:hyperlink r:id="rId28">
               <w:r>
                 <w:rPr>
                   <w:color w:val="0563C1"/>
@@ -10034,305 +10051,6 @@
             <w:tcW w:w="4608" w:type="dxa"/>
             <w:tcBorders>
               <w:top w:val="single" w:sz="10" w:space="0" w:color="7F7F7F"/>
-              <w:left w:val="single" w:sz="2" w:space="0" w:color="D9D9D9"/>
-              <w:bottom w:val="single" w:sz="2" w:space="0" w:color="D9D9D9"/>
-              <w:right w:val="single" w:sz="2" w:space="0" w:color="D9D9D9"/>
-            </w:tcBorders>
-            <w:shd w:val="clear" w:color="auto" w:fill="F2F2F2"/>
-            <w:tcMar>
-              <w:top w:w="24" w:type="dxa"/>
-              <w:left w:w="28" w:type="dxa"/>
-              <w:bottom w:w="24" w:type="dxa"/>
-              <w:right w:w="28" w:type="dxa"/>
-            </w:tcMar>
-          </w:tcPr>
-          <w:p>
-            <w:pPr>
-              <w:spacing w:after="0"/>
-            </w:pPr>
-            <w:hyperlink r:id="rId28">
-              <w:r>
-                <w:rPr>
-                  <w:color w:val="0563C1"/>
-                  <w:sz w:val="12"/>
-                  <w:szCs w:val="12"/>
-                  <w:u w:val="single"/>
-                </w:rPr>
-                <w:t>https://www.youtube.com/watch?v=Kz_OSEdGYRQ</w:t>
-              </w:r>
-            </w:hyperlink>
-          </w:p>
-        </w:tc>
-        <w:tc>
-          <w:tcPr>
-            <w:tcW w:w="2952" w:type="dxa"/>
-            <w:tcBorders>
-              <w:top w:val="single" w:sz="10" w:space="0" w:color="7F7F7F"/>
-              <w:left w:val="single" w:sz="2" w:space="0" w:color="D9D9D9"/>
-              <w:bottom w:val="single" w:sz="2" w:space="0" w:color="D9D9D9"/>
-              <w:right w:val="single" w:sz="2" w:space="0" w:color="D9D9D9"/>
-            </w:tcBorders>
-            <w:shd w:val="clear" w:color="auto" w:fill="F2F2F2"/>
-            <w:tcMar>
-              <w:top w:w="24" w:type="dxa"/>
-              <w:left w:w="28" w:type="dxa"/>
-              <w:bottom w:w="24" w:type="dxa"/>
-              <w:right w:w="28" w:type="dxa"/>
-            </w:tcMar>
-          </w:tcPr>
-          <w:p>
-            <w:pPr>
-              <w:spacing w:after="0"/>
-            </w:pPr>
-            <w:r>
-              <w:rPr>
-                <w:rFonts w:ascii="Arial" w:hAnsi="Arial"/>
-                <w:sz w:val="12"/>
-              </w:rPr>
-              <w:t>Metadata code: V</w:t>
-            </w:r>
-          </w:p>
-        </w:tc>
-      </w:tr>
-      <w:tr>
-        <w:trPr>
-          <w:cantSplit/>
-          <w:jc w:val="center"/>
-        </w:trPr>
-        <w:tc>
-          <w:tcPr>
-            <w:tcW w:w="1512" w:type="dxa"/>
-            <w:tcBorders>
-              <w:top w:val="single" w:sz="2" w:space="0" w:color="D9D9D9"/>
-              <w:left w:val="single" w:sz="2" w:space="0" w:color="D9D9D9"/>
-              <w:bottom w:val="single" w:sz="2" w:space="0" w:color="D9D9D9"/>
-              <w:right w:val="single" w:sz="2" w:space="0" w:color="D9D9D9"/>
-            </w:tcBorders>
-            <w:shd w:val="clear" w:color="auto" w:fill="F2F2F2"/>
-            <w:tcMar>
-              <w:top w:w="24" w:type="dxa"/>
-              <w:left w:w="28" w:type="dxa"/>
-              <w:bottom w:w="24" w:type="dxa"/>
-              <w:right w:w="28" w:type="dxa"/>
-            </w:tcMar>
-          </w:tcPr>
-          <w:p>
-            <w:pPr>
-              <w:spacing w:after="0"/>
-            </w:pPr>
-            <w:r>
-              <w:rPr>
-                <w:rFonts w:ascii="Arial" w:hAnsi="Arial"/>
-                <w:i/>
-                <w:sz w:val="12"/>
-              </w:rPr>
-              <w:t>Crocuta crocuta</w:t>
-            </w:r>
-          </w:p>
-        </w:tc>
-        <w:tc>
-          <w:tcPr>
-            <w:tcW w:w="1181" w:type="dxa"/>
-            <w:tcBorders>
-              <w:top w:val="single" w:sz="2" w:space="0" w:color="D9D9D9"/>
-              <w:left w:val="single" w:sz="2" w:space="0" w:color="D9D9D9"/>
-              <w:bottom w:val="single" w:sz="2" w:space="0" w:color="D9D9D9"/>
-              <w:right w:val="single" w:sz="2" w:space="0" w:color="D9D9D9"/>
-            </w:tcBorders>
-            <w:shd w:val="clear" w:color="auto" w:fill="F2F2F2"/>
-            <w:tcMar>
-              <w:top w:w="24" w:type="dxa"/>
-              <w:left w:w="28" w:type="dxa"/>
-              <w:bottom w:w="24" w:type="dxa"/>
-              <w:right w:w="28" w:type="dxa"/>
-            </w:tcMar>
-          </w:tcPr>
-          <w:p>
-            <w:pPr>
-              <w:spacing w:after="0"/>
-            </w:pPr>
-            <w:r>
-              <w:rPr>
-                <w:rFonts w:ascii="Arial" w:hAnsi="Arial"/>
-                <w:sz w:val="12"/>
-              </w:rPr>
-              <w:t>Spotted hyaena</w:t>
-            </w:r>
-          </w:p>
-        </w:tc>
-        <w:tc>
-          <w:tcPr>
-            <w:tcW w:w="792" w:type="dxa"/>
-            <w:tcBorders>
-              <w:top w:val="single" w:sz="2" w:space="0" w:color="D9D9D9"/>
-              <w:left w:val="single" w:sz="2" w:space="0" w:color="D9D9D9"/>
-              <w:bottom w:val="single" w:sz="2" w:space="0" w:color="D9D9D9"/>
-              <w:right w:val="single" w:sz="2" w:space="0" w:color="D9D9D9"/>
-            </w:tcBorders>
-            <w:shd w:val="clear" w:color="auto" w:fill="F2F2F2"/>
-            <w:tcMar>
-              <w:top w:w="24" w:type="dxa"/>
-              <w:left w:w="28" w:type="dxa"/>
-              <w:bottom w:w="24" w:type="dxa"/>
-              <w:right w:w="28" w:type="dxa"/>
-            </w:tcMar>
-          </w:tcPr>
-          <w:p>
-            <w:pPr>
-              <w:spacing w:after="0"/>
-            </w:pPr>
-            <w:r>
-              <w:rPr>
-                <w:rFonts w:ascii="Arial" w:hAnsi="Arial"/>
-                <w:sz w:val="12"/>
-              </w:rPr>
-              <w:t>Viverroid</w:t>
-            </w:r>
-          </w:p>
-        </w:tc>
-        <w:tc>
-          <w:tcPr>
-            <w:tcW w:w="1123" w:type="dxa"/>
-            <w:tcBorders>
-              <w:top w:val="single" w:sz="2" w:space="0" w:color="D9D9D9"/>
-              <w:left w:val="single" w:sz="2" w:space="0" w:color="D9D9D9"/>
-              <w:bottom w:val="single" w:sz="2" w:space="0" w:color="D9D9D9"/>
-              <w:right w:val="single" w:sz="2" w:space="0" w:color="D9D9D9"/>
-            </w:tcBorders>
-            <w:shd w:val="clear" w:color="auto" w:fill="F2F2F2"/>
-            <w:tcMar>
-              <w:top w:w="24" w:type="dxa"/>
-              <w:left w:w="28" w:type="dxa"/>
-              <w:bottom w:w="24" w:type="dxa"/>
-              <w:right w:w="28" w:type="dxa"/>
-            </w:tcMar>
-          </w:tcPr>
-          <w:p>
-            <w:pPr>
-              <w:spacing w:after="0"/>
-            </w:pPr>
-            <w:r>
-              <w:rPr>
-                <w:rFonts w:ascii="Arial" w:hAnsi="Arial"/>
-                <w:sz w:val="12"/>
-              </w:rPr>
-              <w:t>Social Hunters</w:t>
-            </w:r>
-          </w:p>
-        </w:tc>
-        <w:tc>
-          <w:tcPr>
-            <w:tcW w:w="504" w:type="dxa"/>
-            <w:tcBorders>
-              <w:top w:val="single" w:sz="2" w:space="0" w:color="D9D9D9"/>
-              <w:left w:val="single" w:sz="2" w:space="0" w:color="D9D9D9"/>
-              <w:bottom w:val="single" w:sz="2" w:space="0" w:color="D9D9D9"/>
-              <w:right w:val="single" w:sz="2" w:space="0" w:color="D9D9D9"/>
-            </w:tcBorders>
-            <w:shd w:val="clear" w:color="auto" w:fill="F2F2F2"/>
-            <w:tcMar>
-              <w:top w:w="24" w:type="dxa"/>
-              <w:left w:w="28" w:type="dxa"/>
-              <w:bottom w:w="24" w:type="dxa"/>
-              <w:right w:w="28" w:type="dxa"/>
-            </w:tcMar>
-          </w:tcPr>
-          <w:p>
-            <w:pPr>
-              <w:spacing w:after="0"/>
-              <w:jc w:val="center"/>
-            </w:pPr>
-          </w:p>
-        </w:tc>
-        <w:tc>
-          <w:tcPr>
-            <w:tcW w:w="547" w:type="dxa"/>
-            <w:tcBorders>
-              <w:top w:val="single" w:sz="2" w:space="0" w:color="D9D9D9"/>
-              <w:left w:val="single" w:sz="2" w:space="0" w:color="D9D9D9"/>
-              <w:bottom w:val="single" w:sz="2" w:space="0" w:color="D9D9D9"/>
-              <w:right w:val="single" w:sz="2" w:space="0" w:color="D9D9D9"/>
-            </w:tcBorders>
-            <w:shd w:val="clear" w:color="auto" w:fill="F2F2F2"/>
-            <w:tcMar>
-              <w:top w:w="24" w:type="dxa"/>
-              <w:left w:w="28" w:type="dxa"/>
-              <w:bottom w:w="24" w:type="dxa"/>
-              <w:right w:w="28" w:type="dxa"/>
-            </w:tcMar>
-          </w:tcPr>
-          <w:p>
-            <w:pPr>
-              <w:spacing w:after="0"/>
-              <w:jc w:val="center"/>
-            </w:pPr>
-          </w:p>
-        </w:tc>
-        <w:tc>
-          <w:tcPr>
-            <w:tcW w:w="1296" w:type="dxa"/>
-            <w:tcBorders>
-              <w:top w:val="single" w:sz="2" w:space="0" w:color="D9D9D9"/>
-              <w:left w:val="single" w:sz="2" w:space="0" w:color="D9D9D9"/>
-              <w:bottom w:val="single" w:sz="2" w:space="0" w:color="D9D9D9"/>
-              <w:right w:val="single" w:sz="2" w:space="0" w:color="D9D9D9"/>
-            </w:tcBorders>
-            <w:shd w:val="clear" w:color="auto" w:fill="F2F2F2"/>
-            <w:tcMar>
-              <w:top w:w="24" w:type="dxa"/>
-              <w:left w:w="28" w:type="dxa"/>
-              <w:bottom w:w="24" w:type="dxa"/>
-              <w:right w:w="28" w:type="dxa"/>
-            </w:tcMar>
-          </w:tcPr>
-          <w:p>
-            <w:pPr>
-              <w:spacing w:after="0"/>
-            </w:pPr>
-            <w:r>
-              <w:rPr>
-                <w:rFonts w:ascii="Arial" w:hAnsi="Arial"/>
-                <w:sz w:val="12"/>
-              </w:rPr>
-              <w:t>Hyena2</w:t>
-            </w:r>
-          </w:p>
-        </w:tc>
-        <w:tc>
-          <w:tcPr>
-            <w:tcW w:w="1123" w:type="dxa"/>
-            <w:tcBorders>
-              <w:top w:val="single" w:sz="2" w:space="0" w:color="D9D9D9"/>
-              <w:left w:val="single" w:sz="2" w:space="0" w:color="D9D9D9"/>
-              <w:bottom w:val="single" w:sz="2" w:space="0" w:color="D9D9D9"/>
-              <w:right w:val="single" w:sz="2" w:space="0" w:color="D9D9D9"/>
-            </w:tcBorders>
-            <w:shd w:val="clear" w:color="auto" w:fill="F2F2F2"/>
-            <w:tcMar>
-              <w:top w:w="24" w:type="dxa"/>
-              <w:left w:w="28" w:type="dxa"/>
-              <w:bottom w:w="24" w:type="dxa"/>
-              <w:right w:w="28" w:type="dxa"/>
-            </w:tcMar>
-          </w:tcPr>
-          <w:p>
-            <w:pPr>
-              <w:spacing w:after="0"/>
-            </w:pPr>
-            <w:r>
-              <w:rPr>
-                <w:rFonts w:ascii="Arial" w:hAnsi="Arial"/>
-                <w:sz w:val="12"/>
-              </w:rPr>
-              <w:t>Walk (symm.)</w:t>
-            </w:r>
-          </w:p>
-        </w:tc>
-        <w:tc>
-          <w:tcPr>
-            <w:tcW w:w="4608" w:type="dxa"/>
-            <w:tcBorders>
-              <w:top w:val="single" w:sz="2" w:space="0" w:color="D9D9D9"/>
               <w:left w:val="single" w:sz="2" w:space="0" w:color="D9D9D9"/>
               <w:bottom w:val="single" w:sz="2" w:space="0" w:color="D9D9D9"/>
               <w:right w:val="single" w:sz="2" w:space="0" w:color="D9D9D9"/>
@@ -10366,23 +10084,30 @@
           <w:tcPr>
             <w:tcW w:w="2952" w:type="dxa"/>
             <w:tcBorders>
-              <w:top w:val="single" w:sz="2" w:space="0" w:color="D9D9D9"/>
-              <w:left w:val="single" w:sz="2" w:space="0" w:color="D9D9D9"/>
-              <w:bottom w:val="single" w:sz="2" w:space="0" w:color="D9D9D9"/>
-              <w:right w:val="single" w:sz="2" w:space="0" w:color="D9D9D9"/>
-            </w:tcBorders>
-            <w:shd w:val="clear" w:color="auto" w:fill="F2F2F2"/>
-            <w:tcMar>
-              <w:top w:w="24" w:type="dxa"/>
-              <w:left w:w="28" w:type="dxa"/>
-              <w:bottom w:w="24" w:type="dxa"/>
-              <w:right w:w="28" w:type="dxa"/>
-            </w:tcMar>
-          </w:tcPr>
-          <w:p>
-            <w:pPr>
-              <w:spacing w:after="0"/>
-            </w:pPr>
+              <w:top w:val="single" w:sz="10" w:space="0" w:color="7F7F7F"/>
+              <w:left w:val="single" w:sz="2" w:space="0" w:color="D9D9D9"/>
+              <w:bottom w:val="single" w:sz="2" w:space="0" w:color="D9D9D9"/>
+              <w:right w:val="single" w:sz="2" w:space="0" w:color="D9D9D9"/>
+            </w:tcBorders>
+            <w:shd w:val="clear" w:color="auto" w:fill="F2F2F2"/>
+            <w:tcMar>
+              <w:top w:w="24" w:type="dxa"/>
+              <w:left w:w="28" w:type="dxa"/>
+              <w:bottom w:w="24" w:type="dxa"/>
+              <w:right w:w="28" w:type="dxa"/>
+            </w:tcMar>
+          </w:tcPr>
+          <w:p>
+            <w:pPr>
+              <w:spacing w:after="0"/>
+            </w:pPr>
+            <w:r>
+              <w:rPr>
+                <w:rFonts w:ascii="Arial" w:hAnsi="Arial"/>
+                <w:sz w:val="12"/>
+              </w:rPr>
+              <w:t>Metadata code: V</w:t>
+            </w:r>
           </w:p>
         </w:tc>
       </w:tr>
@@ -10616,7 +10341,7 @@
                 <w:rFonts w:ascii="Arial" w:hAnsi="Arial"/>
                 <w:sz w:val="12"/>
               </w:rPr>
-              <w:t>Transverse gallop (asymm.)</w:t>
+              <w:t>Walk (symm.)</w:t>
             </w:r>
           </w:p>
         </w:tc>
@@ -10687,12 +10412,12 @@
           <w:tcPr>
             <w:tcW w:w="1512" w:type="dxa"/>
             <w:tcBorders>
-              <w:top w:val="single" w:sz="10" w:space="0" w:color="7F7F7F"/>
-              <w:left w:val="single" w:sz="2" w:space="0" w:color="D9D9D9"/>
-              <w:bottom w:val="single" w:sz="2" w:space="0" w:color="D9D9D9"/>
-              <w:right w:val="single" w:sz="2" w:space="0" w:color="D9D9D9"/>
-            </w:tcBorders>
-            <w:shd w:val="clear" w:color="auto" w:fill="FFFFFF"/>
+              <w:top w:val="single" w:sz="2" w:space="0" w:color="D9D9D9"/>
+              <w:left w:val="single" w:sz="2" w:space="0" w:color="D9D9D9"/>
+              <w:bottom w:val="single" w:sz="2" w:space="0" w:color="D9D9D9"/>
+              <w:right w:val="single" w:sz="2" w:space="0" w:color="D9D9D9"/>
+            </w:tcBorders>
+            <w:shd w:val="clear" w:color="auto" w:fill="F2F2F2"/>
             <w:tcMar>
               <w:top w:w="24" w:type="dxa"/>
               <w:left w:w="28" w:type="dxa"/>
@@ -10710,7 +10435,7 @@
                 <w:i/>
                 <w:sz w:val="12"/>
               </w:rPr>
-              <w:t>Dasyurus hallucatus</w:t>
+              <w:t>Crocuta crocuta</w:t>
             </w:r>
           </w:p>
         </w:tc>
@@ -10718,29 +10443,29 @@
           <w:tcPr>
             <w:tcW w:w="1181" w:type="dxa"/>
             <w:tcBorders>
-              <w:top w:val="single" w:sz="10" w:space="0" w:color="7F7F7F"/>
-              <w:left w:val="single" w:sz="2" w:space="0" w:color="D9D9D9"/>
-              <w:bottom w:val="single" w:sz="2" w:space="0" w:color="D9D9D9"/>
-              <w:right w:val="single" w:sz="2" w:space="0" w:color="D9D9D9"/>
-            </w:tcBorders>
-            <w:shd w:val="clear" w:color="auto" w:fill="FFFFFF"/>
-            <w:tcMar>
-              <w:top w:w="24" w:type="dxa"/>
-              <w:left w:w="28" w:type="dxa"/>
-              <w:bottom w:w="24" w:type="dxa"/>
-              <w:right w:w="28" w:type="dxa"/>
-            </w:tcMar>
-          </w:tcPr>
-          <w:p>
-            <w:pPr>
-              <w:spacing w:after="0"/>
-            </w:pPr>
-            <w:r>
-              <w:rPr>
-                <w:rFonts w:ascii="Arial" w:hAnsi="Arial"/>
-                <w:sz w:val="12"/>
-              </w:rPr>
-              <w:t>Northern quoll</w:t>
+              <w:top w:val="single" w:sz="2" w:space="0" w:color="D9D9D9"/>
+              <w:left w:val="single" w:sz="2" w:space="0" w:color="D9D9D9"/>
+              <w:bottom w:val="single" w:sz="2" w:space="0" w:color="D9D9D9"/>
+              <w:right w:val="single" w:sz="2" w:space="0" w:color="D9D9D9"/>
+            </w:tcBorders>
+            <w:shd w:val="clear" w:color="auto" w:fill="F2F2F2"/>
+            <w:tcMar>
+              <w:top w:w="24" w:type="dxa"/>
+              <w:left w:w="28" w:type="dxa"/>
+              <w:bottom w:w="24" w:type="dxa"/>
+              <w:right w:w="28" w:type="dxa"/>
+            </w:tcMar>
+          </w:tcPr>
+          <w:p>
+            <w:pPr>
+              <w:spacing w:after="0"/>
+            </w:pPr>
+            <w:r>
+              <w:rPr>
+                <w:rFonts w:ascii="Arial" w:hAnsi="Arial"/>
+                <w:sz w:val="12"/>
+              </w:rPr>
+              <w:t>Spotted hyaena</w:t>
             </w:r>
           </w:p>
         </w:tc>
@@ -10748,29 +10473,29 @@
           <w:tcPr>
             <w:tcW w:w="792" w:type="dxa"/>
             <w:tcBorders>
-              <w:top w:val="single" w:sz="10" w:space="0" w:color="7F7F7F"/>
-              <w:left w:val="single" w:sz="2" w:space="0" w:color="D9D9D9"/>
-              <w:bottom w:val="single" w:sz="2" w:space="0" w:color="D9D9D9"/>
-              <w:right w:val="single" w:sz="2" w:space="0" w:color="D9D9D9"/>
-            </w:tcBorders>
-            <w:shd w:val="clear" w:color="auto" w:fill="FFFFFF"/>
-            <w:tcMar>
-              <w:top w:w="24" w:type="dxa"/>
-              <w:left w:w="28" w:type="dxa"/>
-              <w:bottom w:w="24" w:type="dxa"/>
-              <w:right w:w="28" w:type="dxa"/>
-            </w:tcMar>
-          </w:tcPr>
-          <w:p>
-            <w:pPr>
-              <w:spacing w:after="0"/>
-            </w:pPr>
-            <w:r>
-              <w:rPr>
-                <w:rFonts w:ascii="Arial" w:hAnsi="Arial"/>
-                <w:sz w:val="12"/>
-              </w:rPr>
-              <w:t>Dasyurid</w:t>
+              <w:top w:val="single" w:sz="2" w:space="0" w:color="D9D9D9"/>
+              <w:left w:val="single" w:sz="2" w:space="0" w:color="D9D9D9"/>
+              <w:bottom w:val="single" w:sz="2" w:space="0" w:color="D9D9D9"/>
+              <w:right w:val="single" w:sz="2" w:space="0" w:color="D9D9D9"/>
+            </w:tcBorders>
+            <w:shd w:val="clear" w:color="auto" w:fill="F2F2F2"/>
+            <w:tcMar>
+              <w:top w:w="24" w:type="dxa"/>
+              <w:left w:w="28" w:type="dxa"/>
+              <w:bottom w:w="24" w:type="dxa"/>
+              <w:right w:w="28" w:type="dxa"/>
+            </w:tcMar>
+          </w:tcPr>
+          <w:p>
+            <w:pPr>
+              <w:spacing w:after="0"/>
+            </w:pPr>
+            <w:r>
+              <w:rPr>
+                <w:rFonts w:ascii="Arial" w:hAnsi="Arial"/>
+                <w:sz w:val="12"/>
+              </w:rPr>
+              <w:t>Viverroid</w:t>
             </w:r>
           </w:p>
         </w:tc>
@@ -10778,29 +10503,29 @@
           <w:tcPr>
             <w:tcW w:w="1123" w:type="dxa"/>
             <w:tcBorders>
-              <w:top w:val="single" w:sz="10" w:space="0" w:color="7F7F7F"/>
-              <w:left w:val="single" w:sz="2" w:space="0" w:color="D9D9D9"/>
-              <w:bottom w:val="single" w:sz="2" w:space="0" w:color="D9D9D9"/>
-              <w:right w:val="single" w:sz="2" w:space="0" w:color="D9D9D9"/>
-            </w:tcBorders>
-            <w:shd w:val="clear" w:color="auto" w:fill="FFFFFF"/>
-            <w:tcMar>
-              <w:top w:w="24" w:type="dxa"/>
-              <w:left w:w="28" w:type="dxa"/>
-              <w:bottom w:w="24" w:type="dxa"/>
-              <w:right w:w="28" w:type="dxa"/>
-            </w:tcMar>
-          </w:tcPr>
-          <w:p>
-            <w:pPr>
-              <w:spacing w:after="0"/>
-            </w:pPr>
-            <w:r>
-              <w:rPr>
-                <w:rFonts w:ascii="Arial" w:hAnsi="Arial"/>
-                <w:sz w:val="12"/>
-              </w:rPr>
-              <w:t>Opp. Grappler</w:t>
+              <w:top w:val="single" w:sz="2" w:space="0" w:color="D9D9D9"/>
+              <w:left w:val="single" w:sz="2" w:space="0" w:color="D9D9D9"/>
+              <w:bottom w:val="single" w:sz="2" w:space="0" w:color="D9D9D9"/>
+              <w:right w:val="single" w:sz="2" w:space="0" w:color="D9D9D9"/>
+            </w:tcBorders>
+            <w:shd w:val="clear" w:color="auto" w:fill="F2F2F2"/>
+            <w:tcMar>
+              <w:top w:w="24" w:type="dxa"/>
+              <w:left w:w="28" w:type="dxa"/>
+              <w:bottom w:w="24" w:type="dxa"/>
+              <w:right w:w="28" w:type="dxa"/>
+            </w:tcMar>
+          </w:tcPr>
+          <w:p>
+            <w:pPr>
+              <w:spacing w:after="0"/>
+            </w:pPr>
+            <w:r>
+              <w:rPr>
+                <w:rFonts w:ascii="Arial" w:hAnsi="Arial"/>
+                <w:sz w:val="12"/>
+              </w:rPr>
+              <w:t>Social Hunters</w:t>
             </w:r>
           </w:p>
         </w:tc>
@@ -10808,12 +10533,12 @@
           <w:tcPr>
             <w:tcW w:w="504" w:type="dxa"/>
             <w:tcBorders>
-              <w:top w:val="single" w:sz="10" w:space="0" w:color="7F7F7F"/>
-              <w:left w:val="single" w:sz="2" w:space="0" w:color="D9D9D9"/>
-              <w:bottom w:val="single" w:sz="2" w:space="0" w:color="D9D9D9"/>
-              <w:right w:val="single" w:sz="2" w:space="0" w:color="D9D9D9"/>
-            </w:tcBorders>
-            <w:shd w:val="clear" w:color="auto" w:fill="FFFFFF"/>
+              <w:top w:val="single" w:sz="2" w:space="0" w:color="D9D9D9"/>
+              <w:left w:val="single" w:sz="2" w:space="0" w:color="D9D9D9"/>
+              <w:bottom w:val="single" w:sz="2" w:space="0" w:color="D9D9D9"/>
+              <w:right w:val="single" w:sz="2" w:space="0" w:color="D9D9D9"/>
+            </w:tcBorders>
+            <w:shd w:val="clear" w:color="auto" w:fill="F2F2F2"/>
             <w:tcMar>
               <w:top w:w="24" w:type="dxa"/>
               <w:left w:w="28" w:type="dxa"/>
@@ -10826,26 +10551,18 @@
               <w:spacing w:after="0"/>
               <w:jc w:val="center"/>
             </w:pPr>
-            <w:r>
-              <w:rPr>
-                <w:rFonts w:ascii="Arial" w:hAnsi="Arial"/>
-                <w:b/>
-                <w:sz w:val="12"/>
-              </w:rPr>
-              <w:t>1</w:t>
-            </w:r>
           </w:p>
         </w:tc>
         <w:tc>
           <w:tcPr>
             <w:tcW w:w="547" w:type="dxa"/>
             <w:tcBorders>
-              <w:top w:val="single" w:sz="10" w:space="0" w:color="7F7F7F"/>
-              <w:left w:val="single" w:sz="2" w:space="0" w:color="D9D9D9"/>
-              <w:bottom w:val="single" w:sz="2" w:space="0" w:color="D9D9D9"/>
-              <w:right w:val="single" w:sz="2" w:space="0" w:color="D9D9D9"/>
-            </w:tcBorders>
-            <w:shd w:val="clear" w:color="auto" w:fill="FFFFFF"/>
+              <w:top w:val="single" w:sz="2" w:space="0" w:color="D9D9D9"/>
+              <w:left w:val="single" w:sz="2" w:space="0" w:color="D9D9D9"/>
+              <w:bottom w:val="single" w:sz="2" w:space="0" w:color="D9D9D9"/>
+              <w:right w:val="single" w:sz="2" w:space="0" w:color="D9D9D9"/>
+            </w:tcBorders>
+            <w:shd w:val="clear" w:color="auto" w:fill="F2F2F2"/>
             <w:tcMar>
               <w:top w:w="24" w:type="dxa"/>
               <w:left w:w="28" w:type="dxa"/>
@@ -10858,43 +10575,35 @@
               <w:spacing w:after="0"/>
               <w:jc w:val="center"/>
             </w:pPr>
-            <w:r>
-              <w:rPr>
-                <w:rFonts w:ascii="Arial" w:hAnsi="Arial"/>
-                <w:b/>
-                <w:sz w:val="12"/>
-              </w:rPr>
-              <w:t>0</w:t>
-            </w:r>
           </w:p>
         </w:tc>
         <w:tc>
           <w:tcPr>
             <w:tcW w:w="1296" w:type="dxa"/>
             <w:tcBorders>
-              <w:top w:val="single" w:sz="10" w:space="0" w:color="7F7F7F"/>
-              <w:left w:val="single" w:sz="2" w:space="0" w:color="D9D9D9"/>
-              <w:bottom w:val="single" w:sz="2" w:space="0" w:color="D9D9D9"/>
-              <w:right w:val="single" w:sz="2" w:space="0" w:color="D9D9D9"/>
-            </w:tcBorders>
-            <w:shd w:val="clear" w:color="auto" w:fill="FFFFFF"/>
-            <w:tcMar>
-              <w:top w:w="24" w:type="dxa"/>
-              <w:left w:w="28" w:type="dxa"/>
-              <w:bottom w:w="24" w:type="dxa"/>
-              <w:right w:w="28" w:type="dxa"/>
-            </w:tcMar>
-          </w:tcPr>
-          <w:p>
-            <w:pPr>
-              <w:spacing w:after="0"/>
-            </w:pPr>
-            <w:r>
-              <w:rPr>
-                <w:rFonts w:ascii="Arial" w:hAnsi="Arial"/>
-                <w:sz w:val="12"/>
-              </w:rPr>
-              <w:t>NQ1</w:t>
+              <w:top w:val="single" w:sz="2" w:space="0" w:color="D9D9D9"/>
+              <w:left w:val="single" w:sz="2" w:space="0" w:color="D9D9D9"/>
+              <w:bottom w:val="single" w:sz="2" w:space="0" w:color="D9D9D9"/>
+              <w:right w:val="single" w:sz="2" w:space="0" w:color="D9D9D9"/>
+            </w:tcBorders>
+            <w:shd w:val="clear" w:color="auto" w:fill="F2F2F2"/>
+            <w:tcMar>
+              <w:top w:w="24" w:type="dxa"/>
+              <w:left w:w="28" w:type="dxa"/>
+              <w:bottom w:w="24" w:type="dxa"/>
+              <w:right w:w="28" w:type="dxa"/>
+            </w:tcMar>
+          </w:tcPr>
+          <w:p>
+            <w:pPr>
+              <w:spacing w:after="0"/>
+            </w:pPr>
+            <w:r>
+              <w:rPr>
+                <w:rFonts w:ascii="Arial" w:hAnsi="Arial"/>
+                <w:sz w:val="12"/>
+              </w:rPr>
+              <w:t>Hyena2</w:t>
             </w:r>
           </w:p>
         </w:tc>
@@ -10902,29 +10611,29 @@
           <w:tcPr>
             <w:tcW w:w="1123" w:type="dxa"/>
             <w:tcBorders>
-              <w:top w:val="single" w:sz="10" w:space="0" w:color="7F7F7F"/>
-              <w:left w:val="single" w:sz="2" w:space="0" w:color="D9D9D9"/>
-              <w:bottom w:val="single" w:sz="2" w:space="0" w:color="D9D9D9"/>
-              <w:right w:val="single" w:sz="2" w:space="0" w:color="D9D9D9"/>
-            </w:tcBorders>
-            <w:shd w:val="clear" w:color="auto" w:fill="FFFFFF"/>
-            <w:tcMar>
-              <w:top w:w="24" w:type="dxa"/>
-              <w:left w:w="28" w:type="dxa"/>
-              <w:bottom w:w="24" w:type="dxa"/>
-              <w:right w:w="28" w:type="dxa"/>
-            </w:tcMar>
-          </w:tcPr>
-          <w:p>
-            <w:pPr>
-              <w:spacing w:after="0"/>
-            </w:pPr>
-            <w:r>
-              <w:rPr>
-                <w:rFonts w:ascii="Arial" w:hAnsi="Arial"/>
-                <w:sz w:val="12"/>
-              </w:rPr>
-              <w:t>Walk (symm.)</w:t>
+              <w:top w:val="single" w:sz="2" w:space="0" w:color="D9D9D9"/>
+              <w:left w:val="single" w:sz="2" w:space="0" w:color="D9D9D9"/>
+              <w:bottom w:val="single" w:sz="2" w:space="0" w:color="D9D9D9"/>
+              <w:right w:val="single" w:sz="2" w:space="0" w:color="D9D9D9"/>
+            </w:tcBorders>
+            <w:shd w:val="clear" w:color="auto" w:fill="F2F2F2"/>
+            <w:tcMar>
+              <w:top w:w="24" w:type="dxa"/>
+              <w:left w:w="28" w:type="dxa"/>
+              <w:bottom w:w="24" w:type="dxa"/>
+              <w:right w:w="28" w:type="dxa"/>
+            </w:tcMar>
+          </w:tcPr>
+          <w:p>
+            <w:pPr>
+              <w:spacing w:after="0"/>
+            </w:pPr>
+            <w:r>
+              <w:rPr>
+                <w:rFonts w:ascii="Arial" w:hAnsi="Arial"/>
+                <w:sz w:val="12"/>
+              </w:rPr>
+              <w:t>Transverse gallop (asymm.)</w:t>
             </w:r>
           </w:p>
         </w:tc>
@@ -10932,311 +10641,7 @@
           <w:tcPr>
             <w:tcW w:w="4608" w:type="dxa"/>
             <w:tcBorders>
-              <w:top w:val="single" w:sz="10" w:space="0" w:color="7F7F7F"/>
-              <w:left w:val="single" w:sz="2" w:space="0" w:color="D9D9D9"/>
-              <w:bottom w:val="single" w:sz="2" w:space="0" w:color="D9D9D9"/>
-              <w:right w:val="single" w:sz="2" w:space="0" w:color="D9D9D9"/>
-            </w:tcBorders>
-            <w:shd w:val="clear" w:color="auto" w:fill="FFFFFF"/>
-            <w:tcMar>
-              <w:top w:w="24" w:type="dxa"/>
-              <w:left w:w="28" w:type="dxa"/>
-              <w:bottom w:w="24" w:type="dxa"/>
-              <w:right w:w="28" w:type="dxa"/>
-            </w:tcMar>
-          </w:tcPr>
-          <w:p>
-            <w:pPr>
-              <w:spacing w:after="0"/>
-            </w:pPr>
-            <w:r>
-              <w:rPr>
-                <w:rFonts w:ascii="Arial" w:hAnsi="Arial"/>
-                <w:sz w:val="12"/>
-              </w:rPr>
-              <w:t>Author-owned footage</w:t>
-            </w:r>
-          </w:p>
-        </w:tc>
-        <w:tc>
-          <w:tcPr>
-            <w:tcW w:w="2952" w:type="dxa"/>
-            <w:tcBorders>
-              <w:top w:val="single" w:sz="10" w:space="0" w:color="7F7F7F"/>
-              <w:left w:val="single" w:sz="2" w:space="0" w:color="D9D9D9"/>
-              <w:bottom w:val="single" w:sz="2" w:space="0" w:color="D9D9D9"/>
-              <w:right w:val="single" w:sz="2" w:space="0" w:color="D9D9D9"/>
-            </w:tcBorders>
-            <w:shd w:val="clear" w:color="auto" w:fill="FFFFFF"/>
-            <w:tcMar>
-              <w:top w:w="24" w:type="dxa"/>
-              <w:left w:w="28" w:type="dxa"/>
-              <w:bottom w:w="24" w:type="dxa"/>
-              <w:right w:w="28" w:type="dxa"/>
-            </w:tcMar>
-          </w:tcPr>
-          <w:p>
-            <w:pPr>
-              <w:spacing w:after="0"/>
-            </w:pPr>
-          </w:p>
-        </w:tc>
-      </w:tr>
-      <w:tr>
-        <w:trPr>
-          <w:cantSplit/>
-          <w:jc w:val="center"/>
-        </w:trPr>
-        <w:tc>
-          <w:tcPr>
-            <w:tcW w:w="1512" w:type="dxa"/>
-            <w:tcBorders>
-              <w:top w:val="single" w:sz="10" w:space="0" w:color="7F7F7F"/>
-              <w:left w:val="single" w:sz="2" w:space="0" w:color="D9D9D9"/>
-              <w:bottom w:val="single" w:sz="2" w:space="0" w:color="D9D9D9"/>
-              <w:right w:val="single" w:sz="2" w:space="0" w:color="D9D9D9"/>
-            </w:tcBorders>
-            <w:shd w:val="clear" w:color="auto" w:fill="F2F2F2"/>
-            <w:tcMar>
-              <w:top w:w="24" w:type="dxa"/>
-              <w:left w:w="28" w:type="dxa"/>
-              <w:bottom w:w="24" w:type="dxa"/>
-              <w:right w:w="28" w:type="dxa"/>
-            </w:tcMar>
-          </w:tcPr>
-          <w:p>
-            <w:pPr>
-              <w:spacing w:after="0"/>
-            </w:pPr>
-            <w:r>
-              <w:rPr>
-                <w:rFonts w:ascii="Arial" w:hAnsi="Arial"/>
-                <w:i/>
-                <w:sz w:val="12"/>
-              </w:rPr>
-              <w:t>Dasyurus maculatus</w:t>
-            </w:r>
-          </w:p>
-        </w:tc>
-        <w:tc>
-          <w:tcPr>
-            <w:tcW w:w="1181" w:type="dxa"/>
-            <w:tcBorders>
-              <w:top w:val="single" w:sz="10" w:space="0" w:color="7F7F7F"/>
-              <w:left w:val="single" w:sz="2" w:space="0" w:color="D9D9D9"/>
-              <w:bottom w:val="single" w:sz="2" w:space="0" w:color="D9D9D9"/>
-              <w:right w:val="single" w:sz="2" w:space="0" w:color="D9D9D9"/>
-            </w:tcBorders>
-            <w:shd w:val="clear" w:color="auto" w:fill="F2F2F2"/>
-            <w:tcMar>
-              <w:top w:w="24" w:type="dxa"/>
-              <w:left w:w="28" w:type="dxa"/>
-              <w:bottom w:w="24" w:type="dxa"/>
-              <w:right w:w="28" w:type="dxa"/>
-            </w:tcMar>
-          </w:tcPr>
-          <w:p>
-            <w:pPr>
-              <w:spacing w:after="0"/>
-            </w:pPr>
-            <w:r>
-              <w:rPr>
-                <w:rFonts w:ascii="Arial" w:hAnsi="Arial"/>
-                <w:sz w:val="12"/>
-              </w:rPr>
-              <w:t>Spotted-tailed quoll</w:t>
-            </w:r>
-          </w:p>
-        </w:tc>
-        <w:tc>
-          <w:tcPr>
-            <w:tcW w:w="792" w:type="dxa"/>
-            <w:tcBorders>
-              <w:top w:val="single" w:sz="10" w:space="0" w:color="7F7F7F"/>
-              <w:left w:val="single" w:sz="2" w:space="0" w:color="D9D9D9"/>
-              <w:bottom w:val="single" w:sz="2" w:space="0" w:color="D9D9D9"/>
-              <w:right w:val="single" w:sz="2" w:space="0" w:color="D9D9D9"/>
-            </w:tcBorders>
-            <w:shd w:val="clear" w:color="auto" w:fill="F2F2F2"/>
-            <w:tcMar>
-              <w:top w:w="24" w:type="dxa"/>
-              <w:left w:w="28" w:type="dxa"/>
-              <w:bottom w:w="24" w:type="dxa"/>
-              <w:right w:w="28" w:type="dxa"/>
-            </w:tcMar>
-          </w:tcPr>
-          <w:p>
-            <w:pPr>
-              <w:spacing w:after="0"/>
-            </w:pPr>
-            <w:r>
-              <w:rPr>
-                <w:rFonts w:ascii="Arial" w:hAnsi="Arial"/>
-                <w:sz w:val="12"/>
-              </w:rPr>
-              <w:t>Dasyurid</w:t>
-            </w:r>
-          </w:p>
-        </w:tc>
-        <w:tc>
-          <w:tcPr>
-            <w:tcW w:w="1123" w:type="dxa"/>
-            <w:tcBorders>
-              <w:top w:val="single" w:sz="10" w:space="0" w:color="7F7F7F"/>
-              <w:left w:val="single" w:sz="2" w:space="0" w:color="D9D9D9"/>
-              <w:bottom w:val="single" w:sz="2" w:space="0" w:color="D9D9D9"/>
-              <w:right w:val="single" w:sz="2" w:space="0" w:color="D9D9D9"/>
-            </w:tcBorders>
-            <w:shd w:val="clear" w:color="auto" w:fill="F2F2F2"/>
-            <w:tcMar>
-              <w:top w:w="24" w:type="dxa"/>
-              <w:left w:w="28" w:type="dxa"/>
-              <w:bottom w:w="24" w:type="dxa"/>
-              <w:right w:w="28" w:type="dxa"/>
-            </w:tcMar>
-          </w:tcPr>
-          <w:p>
-            <w:pPr>
-              <w:spacing w:after="0"/>
-            </w:pPr>
-            <w:r>
-              <w:rPr>
-                <w:rFonts w:ascii="Arial" w:hAnsi="Arial"/>
-                <w:sz w:val="12"/>
-              </w:rPr>
-              <w:t>Opp. Grappler</w:t>
-            </w:r>
-          </w:p>
-        </w:tc>
-        <w:tc>
-          <w:tcPr>
-            <w:tcW w:w="504" w:type="dxa"/>
-            <w:tcBorders>
-              <w:top w:val="single" w:sz="10" w:space="0" w:color="7F7F7F"/>
-              <w:left w:val="single" w:sz="2" w:space="0" w:color="D9D9D9"/>
-              <w:bottom w:val="single" w:sz="2" w:space="0" w:color="D9D9D9"/>
-              <w:right w:val="single" w:sz="2" w:space="0" w:color="D9D9D9"/>
-            </w:tcBorders>
-            <w:shd w:val="clear" w:color="auto" w:fill="F2F2F2"/>
-            <w:tcMar>
-              <w:top w:w="24" w:type="dxa"/>
-              <w:left w:w="28" w:type="dxa"/>
-              <w:bottom w:w="24" w:type="dxa"/>
-              <w:right w:w="28" w:type="dxa"/>
-            </w:tcMar>
-          </w:tcPr>
-          <w:p>
-            <w:pPr>
-              <w:spacing w:after="0"/>
-              <w:jc w:val="center"/>
-            </w:pPr>
-            <w:r>
-              <w:rPr>
-                <w:rFonts w:ascii="Arial" w:hAnsi="Arial"/>
-                <w:b/>
-                <w:sz w:val="12"/>
-              </w:rPr>
-              <w:t>8</w:t>
-            </w:r>
-          </w:p>
-        </w:tc>
-        <w:tc>
-          <w:tcPr>
-            <w:tcW w:w="547" w:type="dxa"/>
-            <w:tcBorders>
-              <w:top w:val="single" w:sz="10" w:space="0" w:color="7F7F7F"/>
-              <w:left w:val="single" w:sz="2" w:space="0" w:color="D9D9D9"/>
-              <w:bottom w:val="single" w:sz="2" w:space="0" w:color="D9D9D9"/>
-              <w:right w:val="single" w:sz="2" w:space="0" w:color="D9D9D9"/>
-            </w:tcBorders>
-            <w:shd w:val="clear" w:color="auto" w:fill="F2F2F2"/>
-            <w:tcMar>
-              <w:top w:w="24" w:type="dxa"/>
-              <w:left w:w="28" w:type="dxa"/>
-              <w:bottom w:w="24" w:type="dxa"/>
-              <w:right w:w="28" w:type="dxa"/>
-            </w:tcMar>
-          </w:tcPr>
-          <w:p>
-            <w:pPr>
-              <w:spacing w:after="0"/>
-              <w:jc w:val="center"/>
-            </w:pPr>
-            <w:r>
-              <w:rPr>
-                <w:rFonts w:ascii="Arial" w:hAnsi="Arial"/>
-                <w:b/>
-                <w:sz w:val="12"/>
-              </w:rPr>
-              <w:t>3</w:t>
-            </w:r>
-          </w:p>
-        </w:tc>
-        <w:tc>
-          <w:tcPr>
-            <w:tcW w:w="1296" w:type="dxa"/>
-            <w:tcBorders>
-              <w:top w:val="single" w:sz="10" w:space="0" w:color="7F7F7F"/>
-              <w:left w:val="single" w:sz="2" w:space="0" w:color="D9D9D9"/>
-              <w:bottom w:val="single" w:sz="2" w:space="0" w:color="D9D9D9"/>
-              <w:right w:val="single" w:sz="2" w:space="0" w:color="D9D9D9"/>
-            </w:tcBorders>
-            <w:shd w:val="clear" w:color="auto" w:fill="F2F2F2"/>
-            <w:tcMar>
-              <w:top w:w="24" w:type="dxa"/>
-              <w:left w:w="28" w:type="dxa"/>
-              <w:bottom w:w="24" w:type="dxa"/>
-              <w:right w:w="28" w:type="dxa"/>
-            </w:tcMar>
-          </w:tcPr>
-          <w:p>
-            <w:pPr>
-              <w:spacing w:after="0"/>
-            </w:pPr>
-            <w:r>
-              <w:rPr>
-                <w:rFonts w:ascii="Arial" w:hAnsi="Arial"/>
-                <w:sz w:val="12"/>
-              </w:rPr>
-              <w:t>STQ1</w:t>
-            </w:r>
-          </w:p>
-        </w:tc>
-        <w:tc>
-          <w:tcPr>
-            <w:tcW w:w="1123" w:type="dxa"/>
-            <w:tcBorders>
-              <w:top w:val="single" w:sz="10" w:space="0" w:color="7F7F7F"/>
-              <w:left w:val="single" w:sz="2" w:space="0" w:color="D9D9D9"/>
-              <w:bottom w:val="single" w:sz="2" w:space="0" w:color="D9D9D9"/>
-              <w:right w:val="single" w:sz="2" w:space="0" w:color="D9D9D9"/>
-            </w:tcBorders>
-            <w:shd w:val="clear" w:color="auto" w:fill="F2F2F2"/>
-            <w:tcMar>
-              <w:top w:w="24" w:type="dxa"/>
-              <w:left w:w="28" w:type="dxa"/>
-              <w:bottom w:w="24" w:type="dxa"/>
-              <w:right w:w="28" w:type="dxa"/>
-            </w:tcMar>
-          </w:tcPr>
-          <w:p>
-            <w:pPr>
-              <w:spacing w:after="0"/>
-            </w:pPr>
-            <w:r>
-              <w:rPr>
-                <w:rFonts w:ascii="Arial" w:hAnsi="Arial"/>
-                <w:sz w:val="12"/>
-              </w:rPr>
-              <w:t>Walk (symm.)</w:t>
-            </w:r>
-          </w:p>
-        </w:tc>
-        <w:tc>
-          <w:tcPr>
-            <w:tcW w:w="4608" w:type="dxa"/>
-            <w:tcBorders>
-              <w:top w:val="single" w:sz="10" w:space="0" w:color="7F7F7F"/>
+              <w:top w:val="single" w:sz="2" w:space="0" w:color="D9D9D9"/>
               <w:left w:val="single" w:sz="2" w:space="0" w:color="D9D9D9"/>
               <w:bottom w:val="single" w:sz="2" w:space="0" w:color="D9D9D9"/>
               <w:right w:val="single" w:sz="2" w:space="0" w:color="D9D9D9"/>
@@ -11261,7 +10666,7 @@
                   <w:szCs w:val="12"/>
                   <w:u w:val="single"/>
                 </w:rPr>
-                <w:t>https://www.youtube.com/watch?v=qaRet8c0fQI</w:t>
+                <w:t>https://www.youtube.com/watch?v=Kz_OSEdGYRQ</w:t>
               </w:r>
             </w:hyperlink>
           </w:p>
@@ -11270,30 +10675,23 @@
           <w:tcPr>
             <w:tcW w:w="2952" w:type="dxa"/>
             <w:tcBorders>
-              <w:top w:val="single" w:sz="10" w:space="0" w:color="7F7F7F"/>
-              <w:left w:val="single" w:sz="2" w:space="0" w:color="D9D9D9"/>
-              <w:bottom w:val="single" w:sz="2" w:space="0" w:color="D9D9D9"/>
-              <w:right w:val="single" w:sz="2" w:space="0" w:color="D9D9D9"/>
-            </w:tcBorders>
-            <w:shd w:val="clear" w:color="auto" w:fill="F2F2F2"/>
-            <w:tcMar>
-              <w:top w:w="24" w:type="dxa"/>
-              <w:left w:w="28" w:type="dxa"/>
-              <w:bottom w:w="24" w:type="dxa"/>
-              <w:right w:w="28" w:type="dxa"/>
-            </w:tcMar>
-          </w:tcPr>
-          <w:p>
-            <w:pPr>
-              <w:spacing w:after="0"/>
-            </w:pPr>
-            <w:r>
-              <w:rPr>
-                <w:rFonts w:ascii="Arial" w:hAnsi="Arial"/>
-                <w:sz w:val="12"/>
-              </w:rPr>
-              <w:t>Wide arboreal</w:t>
-            </w:r>
+              <w:top w:val="single" w:sz="2" w:space="0" w:color="D9D9D9"/>
+              <w:left w:val="single" w:sz="2" w:space="0" w:color="D9D9D9"/>
+              <w:bottom w:val="single" w:sz="2" w:space="0" w:color="D9D9D9"/>
+              <w:right w:val="single" w:sz="2" w:space="0" w:color="D9D9D9"/>
+            </w:tcBorders>
+            <w:shd w:val="clear" w:color="auto" w:fill="F2F2F2"/>
+            <w:tcMar>
+              <w:top w:w="24" w:type="dxa"/>
+              <w:left w:w="28" w:type="dxa"/>
+              <w:bottom w:w="24" w:type="dxa"/>
+              <w:right w:w="28" w:type="dxa"/>
+            </w:tcMar>
+          </w:tcPr>
+          <w:p>
+            <w:pPr>
+              <w:spacing w:after="0"/>
+            </w:pPr>
           </w:p>
         </w:tc>
       </w:tr>
@@ -11306,12 +10704,12 @@
           <w:tcPr>
             <w:tcW w:w="1512" w:type="dxa"/>
             <w:tcBorders>
-              <w:top w:val="single" w:sz="2" w:space="0" w:color="D9D9D9"/>
-              <w:left w:val="single" w:sz="2" w:space="0" w:color="D9D9D9"/>
-              <w:bottom w:val="single" w:sz="2" w:space="0" w:color="D9D9D9"/>
-              <w:right w:val="single" w:sz="2" w:space="0" w:color="D9D9D9"/>
-            </w:tcBorders>
-            <w:shd w:val="clear" w:color="auto" w:fill="F2F2F2"/>
+              <w:top w:val="single" w:sz="10" w:space="0" w:color="7F7F7F"/>
+              <w:left w:val="single" w:sz="2" w:space="0" w:color="D9D9D9"/>
+              <w:bottom w:val="single" w:sz="2" w:space="0" w:color="D9D9D9"/>
+              <w:right w:val="single" w:sz="2" w:space="0" w:color="D9D9D9"/>
+            </w:tcBorders>
+            <w:shd w:val="clear" w:color="auto" w:fill="FFFFFF"/>
             <w:tcMar>
               <w:top w:w="24" w:type="dxa"/>
               <w:left w:w="28" w:type="dxa"/>
@@ -11329,6 +10727,310 @@
                 <w:i/>
                 <w:sz w:val="12"/>
               </w:rPr>
+              <w:t>Dasyurus hallucatus</w:t>
+            </w:r>
+          </w:p>
+        </w:tc>
+        <w:tc>
+          <w:tcPr>
+            <w:tcW w:w="1181" w:type="dxa"/>
+            <w:tcBorders>
+              <w:top w:val="single" w:sz="10" w:space="0" w:color="7F7F7F"/>
+              <w:left w:val="single" w:sz="2" w:space="0" w:color="D9D9D9"/>
+              <w:bottom w:val="single" w:sz="2" w:space="0" w:color="D9D9D9"/>
+              <w:right w:val="single" w:sz="2" w:space="0" w:color="D9D9D9"/>
+            </w:tcBorders>
+            <w:shd w:val="clear" w:color="auto" w:fill="FFFFFF"/>
+            <w:tcMar>
+              <w:top w:w="24" w:type="dxa"/>
+              <w:left w:w="28" w:type="dxa"/>
+              <w:bottom w:w="24" w:type="dxa"/>
+              <w:right w:w="28" w:type="dxa"/>
+            </w:tcMar>
+          </w:tcPr>
+          <w:p>
+            <w:pPr>
+              <w:spacing w:after="0"/>
+            </w:pPr>
+            <w:r>
+              <w:rPr>
+                <w:rFonts w:ascii="Arial" w:hAnsi="Arial"/>
+                <w:sz w:val="12"/>
+              </w:rPr>
+              <w:t>Northern quoll</w:t>
+            </w:r>
+          </w:p>
+        </w:tc>
+        <w:tc>
+          <w:tcPr>
+            <w:tcW w:w="792" w:type="dxa"/>
+            <w:tcBorders>
+              <w:top w:val="single" w:sz="10" w:space="0" w:color="7F7F7F"/>
+              <w:left w:val="single" w:sz="2" w:space="0" w:color="D9D9D9"/>
+              <w:bottom w:val="single" w:sz="2" w:space="0" w:color="D9D9D9"/>
+              <w:right w:val="single" w:sz="2" w:space="0" w:color="D9D9D9"/>
+            </w:tcBorders>
+            <w:shd w:val="clear" w:color="auto" w:fill="FFFFFF"/>
+            <w:tcMar>
+              <w:top w:w="24" w:type="dxa"/>
+              <w:left w:w="28" w:type="dxa"/>
+              <w:bottom w:w="24" w:type="dxa"/>
+              <w:right w:w="28" w:type="dxa"/>
+            </w:tcMar>
+          </w:tcPr>
+          <w:p>
+            <w:pPr>
+              <w:spacing w:after="0"/>
+            </w:pPr>
+            <w:r>
+              <w:rPr>
+                <w:rFonts w:ascii="Arial" w:hAnsi="Arial"/>
+                <w:sz w:val="12"/>
+              </w:rPr>
+              <w:t>Dasyurid</w:t>
+            </w:r>
+          </w:p>
+        </w:tc>
+        <w:tc>
+          <w:tcPr>
+            <w:tcW w:w="1123" w:type="dxa"/>
+            <w:tcBorders>
+              <w:top w:val="single" w:sz="10" w:space="0" w:color="7F7F7F"/>
+              <w:left w:val="single" w:sz="2" w:space="0" w:color="D9D9D9"/>
+              <w:bottom w:val="single" w:sz="2" w:space="0" w:color="D9D9D9"/>
+              <w:right w:val="single" w:sz="2" w:space="0" w:color="D9D9D9"/>
+            </w:tcBorders>
+            <w:shd w:val="clear" w:color="auto" w:fill="FFFFFF"/>
+            <w:tcMar>
+              <w:top w:w="24" w:type="dxa"/>
+              <w:left w:w="28" w:type="dxa"/>
+              <w:bottom w:w="24" w:type="dxa"/>
+              <w:right w:w="28" w:type="dxa"/>
+            </w:tcMar>
+          </w:tcPr>
+          <w:p>
+            <w:pPr>
+              <w:spacing w:after="0"/>
+            </w:pPr>
+            <w:r>
+              <w:rPr>
+                <w:rFonts w:ascii="Arial" w:hAnsi="Arial"/>
+                <w:sz w:val="12"/>
+              </w:rPr>
+              <w:t>Opp. Grappler</w:t>
+            </w:r>
+          </w:p>
+        </w:tc>
+        <w:tc>
+          <w:tcPr>
+            <w:tcW w:w="504" w:type="dxa"/>
+            <w:tcBorders>
+              <w:top w:val="single" w:sz="10" w:space="0" w:color="7F7F7F"/>
+              <w:left w:val="single" w:sz="2" w:space="0" w:color="D9D9D9"/>
+              <w:bottom w:val="single" w:sz="2" w:space="0" w:color="D9D9D9"/>
+              <w:right w:val="single" w:sz="2" w:space="0" w:color="D9D9D9"/>
+            </w:tcBorders>
+            <w:shd w:val="clear" w:color="auto" w:fill="FFFFFF"/>
+            <w:tcMar>
+              <w:top w:w="24" w:type="dxa"/>
+              <w:left w:w="28" w:type="dxa"/>
+              <w:bottom w:w="24" w:type="dxa"/>
+              <w:right w:w="28" w:type="dxa"/>
+            </w:tcMar>
+          </w:tcPr>
+          <w:p>
+            <w:pPr>
+              <w:spacing w:after="0"/>
+              <w:jc w:val="center"/>
+            </w:pPr>
+            <w:r>
+              <w:rPr>
+                <w:rFonts w:ascii="Arial" w:hAnsi="Arial"/>
+                <w:b/>
+                <w:sz w:val="12"/>
+              </w:rPr>
+              <w:t>1</w:t>
+            </w:r>
+          </w:p>
+        </w:tc>
+        <w:tc>
+          <w:tcPr>
+            <w:tcW w:w="547" w:type="dxa"/>
+            <w:tcBorders>
+              <w:top w:val="single" w:sz="10" w:space="0" w:color="7F7F7F"/>
+              <w:left w:val="single" w:sz="2" w:space="0" w:color="D9D9D9"/>
+              <w:bottom w:val="single" w:sz="2" w:space="0" w:color="D9D9D9"/>
+              <w:right w:val="single" w:sz="2" w:space="0" w:color="D9D9D9"/>
+            </w:tcBorders>
+            <w:shd w:val="clear" w:color="auto" w:fill="FFFFFF"/>
+            <w:tcMar>
+              <w:top w:w="24" w:type="dxa"/>
+              <w:left w:w="28" w:type="dxa"/>
+              <w:bottom w:w="24" w:type="dxa"/>
+              <w:right w:w="28" w:type="dxa"/>
+            </w:tcMar>
+          </w:tcPr>
+          <w:p>
+            <w:pPr>
+              <w:spacing w:after="0"/>
+              <w:jc w:val="center"/>
+            </w:pPr>
+            <w:r>
+              <w:rPr>
+                <w:rFonts w:ascii="Arial" w:hAnsi="Arial"/>
+                <w:b/>
+                <w:sz w:val="12"/>
+              </w:rPr>
+              <w:t>0</w:t>
+            </w:r>
+          </w:p>
+        </w:tc>
+        <w:tc>
+          <w:tcPr>
+            <w:tcW w:w="1296" w:type="dxa"/>
+            <w:tcBorders>
+              <w:top w:val="single" w:sz="10" w:space="0" w:color="7F7F7F"/>
+              <w:left w:val="single" w:sz="2" w:space="0" w:color="D9D9D9"/>
+              <w:bottom w:val="single" w:sz="2" w:space="0" w:color="D9D9D9"/>
+              <w:right w:val="single" w:sz="2" w:space="0" w:color="D9D9D9"/>
+            </w:tcBorders>
+            <w:shd w:val="clear" w:color="auto" w:fill="FFFFFF"/>
+            <w:tcMar>
+              <w:top w:w="24" w:type="dxa"/>
+              <w:left w:w="28" w:type="dxa"/>
+              <w:bottom w:w="24" w:type="dxa"/>
+              <w:right w:w="28" w:type="dxa"/>
+            </w:tcMar>
+          </w:tcPr>
+          <w:p>
+            <w:pPr>
+              <w:spacing w:after="0"/>
+            </w:pPr>
+            <w:r>
+              <w:rPr>
+                <w:rFonts w:ascii="Arial" w:hAnsi="Arial"/>
+                <w:sz w:val="12"/>
+              </w:rPr>
+              <w:t>NQ1</w:t>
+            </w:r>
+          </w:p>
+        </w:tc>
+        <w:tc>
+          <w:tcPr>
+            <w:tcW w:w="1123" w:type="dxa"/>
+            <w:tcBorders>
+              <w:top w:val="single" w:sz="10" w:space="0" w:color="7F7F7F"/>
+              <w:left w:val="single" w:sz="2" w:space="0" w:color="D9D9D9"/>
+              <w:bottom w:val="single" w:sz="2" w:space="0" w:color="D9D9D9"/>
+              <w:right w:val="single" w:sz="2" w:space="0" w:color="D9D9D9"/>
+            </w:tcBorders>
+            <w:shd w:val="clear" w:color="auto" w:fill="FFFFFF"/>
+            <w:tcMar>
+              <w:top w:w="24" w:type="dxa"/>
+              <w:left w:w="28" w:type="dxa"/>
+              <w:bottom w:w="24" w:type="dxa"/>
+              <w:right w:w="28" w:type="dxa"/>
+            </w:tcMar>
+          </w:tcPr>
+          <w:p>
+            <w:pPr>
+              <w:spacing w:after="0"/>
+            </w:pPr>
+            <w:r>
+              <w:rPr>
+                <w:rFonts w:ascii="Arial" w:hAnsi="Arial"/>
+                <w:sz w:val="12"/>
+              </w:rPr>
+              <w:t>Walk (symm.)</w:t>
+            </w:r>
+          </w:p>
+        </w:tc>
+        <w:tc>
+          <w:tcPr>
+            <w:tcW w:w="4608" w:type="dxa"/>
+            <w:tcBorders>
+              <w:top w:val="single" w:sz="10" w:space="0" w:color="7F7F7F"/>
+              <w:left w:val="single" w:sz="2" w:space="0" w:color="D9D9D9"/>
+              <w:bottom w:val="single" w:sz="2" w:space="0" w:color="D9D9D9"/>
+              <w:right w:val="single" w:sz="2" w:space="0" w:color="D9D9D9"/>
+            </w:tcBorders>
+            <w:shd w:val="clear" w:color="auto" w:fill="FFFFFF"/>
+            <w:tcMar>
+              <w:top w:w="24" w:type="dxa"/>
+              <w:left w:w="28" w:type="dxa"/>
+              <w:bottom w:w="24" w:type="dxa"/>
+              <w:right w:w="28" w:type="dxa"/>
+            </w:tcMar>
+          </w:tcPr>
+          <w:p>
+            <w:pPr>
+              <w:spacing w:after="0"/>
+            </w:pPr>
+            <w:r>
+              <w:rPr>
+                <w:rFonts w:ascii="Arial" w:hAnsi="Arial"/>
+                <w:sz w:val="12"/>
+              </w:rPr>
+              <w:t>Author-owned footage</w:t>
+            </w:r>
+          </w:p>
+        </w:tc>
+        <w:tc>
+          <w:tcPr>
+            <w:tcW w:w="2952" w:type="dxa"/>
+            <w:tcBorders>
+              <w:top w:val="single" w:sz="10" w:space="0" w:color="7F7F7F"/>
+              <w:left w:val="single" w:sz="2" w:space="0" w:color="D9D9D9"/>
+              <w:bottom w:val="single" w:sz="2" w:space="0" w:color="D9D9D9"/>
+              <w:right w:val="single" w:sz="2" w:space="0" w:color="D9D9D9"/>
+            </w:tcBorders>
+            <w:shd w:val="clear" w:color="auto" w:fill="FFFFFF"/>
+            <w:tcMar>
+              <w:top w:w="24" w:type="dxa"/>
+              <w:left w:w="28" w:type="dxa"/>
+              <w:bottom w:w="24" w:type="dxa"/>
+              <w:right w:w="28" w:type="dxa"/>
+            </w:tcMar>
+          </w:tcPr>
+          <w:p>
+            <w:pPr>
+              <w:spacing w:after="0"/>
+            </w:pPr>
+          </w:p>
+        </w:tc>
+      </w:tr>
+      <w:tr>
+        <w:trPr>
+          <w:cantSplit/>
+          <w:jc w:val="center"/>
+        </w:trPr>
+        <w:tc>
+          <w:tcPr>
+            <w:tcW w:w="1512" w:type="dxa"/>
+            <w:tcBorders>
+              <w:top w:val="single" w:sz="10" w:space="0" w:color="7F7F7F"/>
+              <w:left w:val="single" w:sz="2" w:space="0" w:color="D9D9D9"/>
+              <w:bottom w:val="single" w:sz="2" w:space="0" w:color="D9D9D9"/>
+              <w:right w:val="single" w:sz="2" w:space="0" w:color="D9D9D9"/>
+            </w:tcBorders>
+            <w:shd w:val="clear" w:color="auto" w:fill="F2F2F2"/>
+            <w:tcMar>
+              <w:top w:w="24" w:type="dxa"/>
+              <w:left w:w="28" w:type="dxa"/>
+              <w:bottom w:w="24" w:type="dxa"/>
+              <w:right w:w="28" w:type="dxa"/>
+            </w:tcMar>
+          </w:tcPr>
+          <w:p>
+            <w:pPr>
+              <w:spacing w:after="0"/>
+            </w:pPr>
+            <w:r>
+              <w:rPr>
+                <w:rFonts w:ascii="Arial" w:hAnsi="Arial"/>
+                <w:i/>
+                <w:sz w:val="12"/>
+              </w:rPr>
               <w:t>Dasyurus maculatus</w:t>
             </w:r>
           </w:p>
@@ -11337,7 +11039,7 @@
           <w:tcPr>
             <w:tcW w:w="1181" w:type="dxa"/>
             <w:tcBorders>
-              <w:top w:val="single" w:sz="2" w:space="0" w:color="D9D9D9"/>
+              <w:top w:val="single" w:sz="10" w:space="0" w:color="7F7F7F"/>
               <w:left w:val="single" w:sz="2" w:space="0" w:color="D9D9D9"/>
               <w:bottom w:val="single" w:sz="2" w:space="0" w:color="D9D9D9"/>
               <w:right w:val="single" w:sz="2" w:space="0" w:color="D9D9D9"/>
@@ -11367,7 +11069,7 @@
           <w:tcPr>
             <w:tcW w:w="792" w:type="dxa"/>
             <w:tcBorders>
-              <w:top w:val="single" w:sz="2" w:space="0" w:color="D9D9D9"/>
+              <w:top w:val="single" w:sz="10" w:space="0" w:color="7F7F7F"/>
               <w:left w:val="single" w:sz="2" w:space="0" w:color="D9D9D9"/>
               <w:bottom w:val="single" w:sz="2" w:space="0" w:color="D9D9D9"/>
               <w:right w:val="single" w:sz="2" w:space="0" w:color="D9D9D9"/>
@@ -11397,7 +11099,7 @@
           <w:tcPr>
             <w:tcW w:w="1123" w:type="dxa"/>
             <w:tcBorders>
-              <w:top w:val="single" w:sz="2" w:space="0" w:color="D9D9D9"/>
+              <w:top w:val="single" w:sz="10" w:space="0" w:color="7F7F7F"/>
               <w:left w:val="single" w:sz="2" w:space="0" w:color="D9D9D9"/>
               <w:bottom w:val="single" w:sz="2" w:space="0" w:color="D9D9D9"/>
               <w:right w:val="single" w:sz="2" w:space="0" w:color="D9D9D9"/>
@@ -11427,7 +11129,7 @@
           <w:tcPr>
             <w:tcW w:w="504" w:type="dxa"/>
             <w:tcBorders>
-              <w:top w:val="single" w:sz="2" w:space="0" w:color="D9D9D9"/>
+              <w:top w:val="single" w:sz="10" w:space="0" w:color="7F7F7F"/>
               <w:left w:val="single" w:sz="2" w:space="0" w:color="D9D9D9"/>
               <w:bottom w:val="single" w:sz="2" w:space="0" w:color="D9D9D9"/>
               <w:right w:val="single" w:sz="2" w:space="0" w:color="D9D9D9"/>
@@ -11445,13 +11147,21 @@
               <w:spacing w:after="0"/>
               <w:jc w:val="center"/>
             </w:pPr>
+            <w:r>
+              <w:rPr>
+                <w:rFonts w:ascii="Arial" w:hAnsi="Arial"/>
+                <w:b/>
+                <w:sz w:val="12"/>
+              </w:rPr>
+              <w:t>8</w:t>
+            </w:r>
           </w:p>
         </w:tc>
         <w:tc>
           <w:tcPr>
             <w:tcW w:w="547" w:type="dxa"/>
             <w:tcBorders>
-              <w:top w:val="single" w:sz="2" w:space="0" w:color="D9D9D9"/>
+              <w:top w:val="single" w:sz="10" w:space="0" w:color="7F7F7F"/>
               <w:left w:val="single" w:sz="2" w:space="0" w:color="D9D9D9"/>
               <w:bottom w:val="single" w:sz="2" w:space="0" w:color="D9D9D9"/>
               <w:right w:val="single" w:sz="2" w:space="0" w:color="D9D9D9"/>
@@ -11469,13 +11179,21 @@
               <w:spacing w:after="0"/>
               <w:jc w:val="center"/>
             </w:pPr>
+            <w:r>
+              <w:rPr>
+                <w:rFonts w:ascii="Arial" w:hAnsi="Arial"/>
+                <w:b/>
+                <w:sz w:val="12"/>
+              </w:rPr>
+              <w:t>3</w:t>
+            </w:r>
           </w:p>
         </w:tc>
         <w:tc>
           <w:tcPr>
             <w:tcW w:w="1296" w:type="dxa"/>
             <w:tcBorders>
-              <w:top w:val="single" w:sz="2" w:space="0" w:color="D9D9D9"/>
+              <w:top w:val="single" w:sz="10" w:space="0" w:color="7F7F7F"/>
               <w:left w:val="single" w:sz="2" w:space="0" w:color="D9D9D9"/>
               <w:bottom w:val="single" w:sz="2" w:space="0" w:color="D9D9D9"/>
               <w:right w:val="single" w:sz="2" w:space="0" w:color="D9D9D9"/>
@@ -11505,7 +11223,7 @@
           <w:tcPr>
             <w:tcW w:w="1123" w:type="dxa"/>
             <w:tcBorders>
-              <w:top w:val="single" w:sz="2" w:space="0" w:color="D9D9D9"/>
+              <w:top w:val="single" w:sz="10" w:space="0" w:color="7F7F7F"/>
               <w:left w:val="single" w:sz="2" w:space="0" w:color="D9D9D9"/>
               <w:bottom w:val="single" w:sz="2" w:space="0" w:color="D9D9D9"/>
               <w:right w:val="single" w:sz="2" w:space="0" w:color="D9D9D9"/>
@@ -11535,7 +11253,7 @@
           <w:tcPr>
             <w:tcW w:w="4608" w:type="dxa"/>
             <w:tcBorders>
-              <w:top w:val="single" w:sz="2" w:space="0" w:color="D9D9D9"/>
+              <w:top w:val="single" w:sz="10" w:space="0" w:color="7F7F7F"/>
               <w:left w:val="single" w:sz="2" w:space="0" w:color="D9D9D9"/>
               <w:bottom w:val="single" w:sz="2" w:space="0" w:color="D9D9D9"/>
               <w:right w:val="single" w:sz="2" w:space="0" w:color="D9D9D9"/>
@@ -11569,7 +11287,7 @@
           <w:tcPr>
             <w:tcW w:w="2952" w:type="dxa"/>
             <w:tcBorders>
-              <w:top w:val="single" w:sz="2" w:space="0" w:color="D9D9D9"/>
+              <w:top w:val="single" w:sz="10" w:space="0" w:color="7F7F7F"/>
               <w:left w:val="single" w:sz="2" w:space="0" w:color="D9D9D9"/>
               <w:bottom w:val="single" w:sz="2" w:space="0" w:color="D9D9D9"/>
               <w:right w:val="single" w:sz="2" w:space="0" w:color="D9D9D9"/>
@@ -11890,7 +11608,7 @@
                 <w:rFonts w:ascii="Arial" w:hAnsi="Arial"/>
                 <w:sz w:val="12"/>
               </w:rPr>
-              <w:t>Wide arboreal; Metadata code: C</w:t>
+              <w:t>Wide arboreal</w:t>
             </w:r>
           </w:p>
         </w:tc>
@@ -12095,6 +11813,305 @@
                 <w:rFonts w:ascii="Arial" w:hAnsi="Arial"/>
                 <w:sz w:val="12"/>
               </w:rPr>
+              <w:t>STQ1</w:t>
+            </w:r>
+          </w:p>
+        </w:tc>
+        <w:tc>
+          <w:tcPr>
+            <w:tcW w:w="1123" w:type="dxa"/>
+            <w:tcBorders>
+              <w:top w:val="single" w:sz="2" w:space="0" w:color="D9D9D9"/>
+              <w:left w:val="single" w:sz="2" w:space="0" w:color="D9D9D9"/>
+              <w:bottom w:val="single" w:sz="2" w:space="0" w:color="D9D9D9"/>
+              <w:right w:val="single" w:sz="2" w:space="0" w:color="D9D9D9"/>
+            </w:tcBorders>
+            <w:shd w:val="clear" w:color="auto" w:fill="F2F2F2"/>
+            <w:tcMar>
+              <w:top w:w="24" w:type="dxa"/>
+              <w:left w:w="28" w:type="dxa"/>
+              <w:bottom w:w="24" w:type="dxa"/>
+              <w:right w:w="28" w:type="dxa"/>
+            </w:tcMar>
+          </w:tcPr>
+          <w:p>
+            <w:pPr>
+              <w:spacing w:after="0"/>
+            </w:pPr>
+            <w:r>
+              <w:rPr>
+                <w:rFonts w:ascii="Arial" w:hAnsi="Arial"/>
+                <w:sz w:val="12"/>
+              </w:rPr>
+              <w:t>Walk (symm.)</w:t>
+            </w:r>
+          </w:p>
+        </w:tc>
+        <w:tc>
+          <w:tcPr>
+            <w:tcW w:w="4608" w:type="dxa"/>
+            <w:tcBorders>
+              <w:top w:val="single" w:sz="2" w:space="0" w:color="D9D9D9"/>
+              <w:left w:val="single" w:sz="2" w:space="0" w:color="D9D9D9"/>
+              <w:bottom w:val="single" w:sz="2" w:space="0" w:color="D9D9D9"/>
+              <w:right w:val="single" w:sz="2" w:space="0" w:color="D9D9D9"/>
+            </w:tcBorders>
+            <w:shd w:val="clear" w:color="auto" w:fill="F2F2F2"/>
+            <w:tcMar>
+              <w:top w:w="24" w:type="dxa"/>
+              <w:left w:w="28" w:type="dxa"/>
+              <w:bottom w:w="24" w:type="dxa"/>
+              <w:right w:w="28" w:type="dxa"/>
+            </w:tcMar>
+          </w:tcPr>
+          <w:p>
+            <w:pPr>
+              <w:spacing w:after="0"/>
+            </w:pPr>
+            <w:hyperlink r:id="rId34">
+              <w:r>
+                <w:rPr>
+                  <w:color w:val="0563C1"/>
+                  <w:sz w:val="12"/>
+                  <w:szCs w:val="12"/>
+                  <w:u w:val="single"/>
+                </w:rPr>
+                <w:t>https://www.youtube.com/watch?v=qaRet8c0fQI</w:t>
+              </w:r>
+            </w:hyperlink>
+          </w:p>
+        </w:tc>
+        <w:tc>
+          <w:tcPr>
+            <w:tcW w:w="2952" w:type="dxa"/>
+            <w:tcBorders>
+              <w:top w:val="single" w:sz="2" w:space="0" w:color="D9D9D9"/>
+              <w:left w:val="single" w:sz="2" w:space="0" w:color="D9D9D9"/>
+              <w:bottom w:val="single" w:sz="2" w:space="0" w:color="D9D9D9"/>
+              <w:right w:val="single" w:sz="2" w:space="0" w:color="D9D9D9"/>
+            </w:tcBorders>
+            <w:shd w:val="clear" w:color="auto" w:fill="F2F2F2"/>
+            <w:tcMar>
+              <w:top w:w="24" w:type="dxa"/>
+              <w:left w:w="28" w:type="dxa"/>
+              <w:bottom w:w="24" w:type="dxa"/>
+              <w:right w:w="28" w:type="dxa"/>
+            </w:tcMar>
+          </w:tcPr>
+          <w:p>
+            <w:pPr>
+              <w:spacing w:after="0"/>
+            </w:pPr>
+            <w:r>
+              <w:rPr>
+                <w:rFonts w:ascii="Arial" w:hAnsi="Arial"/>
+                <w:sz w:val="12"/>
+              </w:rPr>
+              <w:t>Wide arboreal; Metadata code: C</w:t>
+            </w:r>
+          </w:p>
+        </w:tc>
+      </w:tr>
+      <w:tr>
+        <w:trPr>
+          <w:cantSplit/>
+          <w:jc w:val="center"/>
+        </w:trPr>
+        <w:tc>
+          <w:tcPr>
+            <w:tcW w:w="1512" w:type="dxa"/>
+            <w:tcBorders>
+              <w:top w:val="single" w:sz="2" w:space="0" w:color="D9D9D9"/>
+              <w:left w:val="single" w:sz="2" w:space="0" w:color="D9D9D9"/>
+              <w:bottom w:val="single" w:sz="2" w:space="0" w:color="D9D9D9"/>
+              <w:right w:val="single" w:sz="2" w:space="0" w:color="D9D9D9"/>
+            </w:tcBorders>
+            <w:shd w:val="clear" w:color="auto" w:fill="F2F2F2"/>
+            <w:tcMar>
+              <w:top w:w="24" w:type="dxa"/>
+              <w:left w:w="28" w:type="dxa"/>
+              <w:bottom w:w="24" w:type="dxa"/>
+              <w:right w:w="28" w:type="dxa"/>
+            </w:tcMar>
+          </w:tcPr>
+          <w:p>
+            <w:pPr>
+              <w:spacing w:after="0"/>
+            </w:pPr>
+            <w:r>
+              <w:rPr>
+                <w:rFonts w:ascii="Arial" w:hAnsi="Arial"/>
+                <w:i/>
+                <w:sz w:val="12"/>
+              </w:rPr>
+              <w:t>Dasyurus maculatus</w:t>
+            </w:r>
+          </w:p>
+        </w:tc>
+        <w:tc>
+          <w:tcPr>
+            <w:tcW w:w="1181" w:type="dxa"/>
+            <w:tcBorders>
+              <w:top w:val="single" w:sz="2" w:space="0" w:color="D9D9D9"/>
+              <w:left w:val="single" w:sz="2" w:space="0" w:color="D9D9D9"/>
+              <w:bottom w:val="single" w:sz="2" w:space="0" w:color="D9D9D9"/>
+              <w:right w:val="single" w:sz="2" w:space="0" w:color="D9D9D9"/>
+            </w:tcBorders>
+            <w:shd w:val="clear" w:color="auto" w:fill="F2F2F2"/>
+            <w:tcMar>
+              <w:top w:w="24" w:type="dxa"/>
+              <w:left w:w="28" w:type="dxa"/>
+              <w:bottom w:w="24" w:type="dxa"/>
+              <w:right w:w="28" w:type="dxa"/>
+            </w:tcMar>
+          </w:tcPr>
+          <w:p>
+            <w:pPr>
+              <w:spacing w:after="0"/>
+            </w:pPr>
+            <w:r>
+              <w:rPr>
+                <w:rFonts w:ascii="Arial" w:hAnsi="Arial"/>
+                <w:sz w:val="12"/>
+              </w:rPr>
+              <w:t>Spotted-tailed quoll</w:t>
+            </w:r>
+          </w:p>
+        </w:tc>
+        <w:tc>
+          <w:tcPr>
+            <w:tcW w:w="792" w:type="dxa"/>
+            <w:tcBorders>
+              <w:top w:val="single" w:sz="2" w:space="0" w:color="D9D9D9"/>
+              <w:left w:val="single" w:sz="2" w:space="0" w:color="D9D9D9"/>
+              <w:bottom w:val="single" w:sz="2" w:space="0" w:color="D9D9D9"/>
+              <w:right w:val="single" w:sz="2" w:space="0" w:color="D9D9D9"/>
+            </w:tcBorders>
+            <w:shd w:val="clear" w:color="auto" w:fill="F2F2F2"/>
+            <w:tcMar>
+              <w:top w:w="24" w:type="dxa"/>
+              <w:left w:w="28" w:type="dxa"/>
+              <w:bottom w:w="24" w:type="dxa"/>
+              <w:right w:w="28" w:type="dxa"/>
+            </w:tcMar>
+          </w:tcPr>
+          <w:p>
+            <w:pPr>
+              <w:spacing w:after="0"/>
+            </w:pPr>
+            <w:r>
+              <w:rPr>
+                <w:rFonts w:ascii="Arial" w:hAnsi="Arial"/>
+                <w:sz w:val="12"/>
+              </w:rPr>
+              <w:t>Dasyurid</w:t>
+            </w:r>
+          </w:p>
+        </w:tc>
+        <w:tc>
+          <w:tcPr>
+            <w:tcW w:w="1123" w:type="dxa"/>
+            <w:tcBorders>
+              <w:top w:val="single" w:sz="2" w:space="0" w:color="D9D9D9"/>
+              <w:left w:val="single" w:sz="2" w:space="0" w:color="D9D9D9"/>
+              <w:bottom w:val="single" w:sz="2" w:space="0" w:color="D9D9D9"/>
+              <w:right w:val="single" w:sz="2" w:space="0" w:color="D9D9D9"/>
+            </w:tcBorders>
+            <w:shd w:val="clear" w:color="auto" w:fill="F2F2F2"/>
+            <w:tcMar>
+              <w:top w:w="24" w:type="dxa"/>
+              <w:left w:w="28" w:type="dxa"/>
+              <w:bottom w:w="24" w:type="dxa"/>
+              <w:right w:w="28" w:type="dxa"/>
+            </w:tcMar>
+          </w:tcPr>
+          <w:p>
+            <w:pPr>
+              <w:spacing w:after="0"/>
+            </w:pPr>
+            <w:r>
+              <w:rPr>
+                <w:rFonts w:ascii="Arial" w:hAnsi="Arial"/>
+                <w:sz w:val="12"/>
+              </w:rPr>
+              <w:t>Opp. Grappler</w:t>
+            </w:r>
+          </w:p>
+        </w:tc>
+        <w:tc>
+          <w:tcPr>
+            <w:tcW w:w="504" w:type="dxa"/>
+            <w:tcBorders>
+              <w:top w:val="single" w:sz="2" w:space="0" w:color="D9D9D9"/>
+              <w:left w:val="single" w:sz="2" w:space="0" w:color="D9D9D9"/>
+              <w:bottom w:val="single" w:sz="2" w:space="0" w:color="D9D9D9"/>
+              <w:right w:val="single" w:sz="2" w:space="0" w:color="D9D9D9"/>
+            </w:tcBorders>
+            <w:shd w:val="clear" w:color="auto" w:fill="F2F2F2"/>
+            <w:tcMar>
+              <w:top w:w="24" w:type="dxa"/>
+              <w:left w:w="28" w:type="dxa"/>
+              <w:bottom w:w="24" w:type="dxa"/>
+              <w:right w:w="28" w:type="dxa"/>
+            </w:tcMar>
+          </w:tcPr>
+          <w:p>
+            <w:pPr>
+              <w:spacing w:after="0"/>
+              <w:jc w:val="center"/>
+            </w:pPr>
+          </w:p>
+        </w:tc>
+        <w:tc>
+          <w:tcPr>
+            <w:tcW w:w="547" w:type="dxa"/>
+            <w:tcBorders>
+              <w:top w:val="single" w:sz="2" w:space="0" w:color="D9D9D9"/>
+              <w:left w:val="single" w:sz="2" w:space="0" w:color="D9D9D9"/>
+              <w:bottom w:val="single" w:sz="2" w:space="0" w:color="D9D9D9"/>
+              <w:right w:val="single" w:sz="2" w:space="0" w:color="D9D9D9"/>
+            </w:tcBorders>
+            <w:shd w:val="clear" w:color="auto" w:fill="F2F2F2"/>
+            <w:tcMar>
+              <w:top w:w="24" w:type="dxa"/>
+              <w:left w:w="28" w:type="dxa"/>
+              <w:bottom w:w="24" w:type="dxa"/>
+              <w:right w:w="28" w:type="dxa"/>
+            </w:tcMar>
+          </w:tcPr>
+          <w:p>
+            <w:pPr>
+              <w:spacing w:after="0"/>
+              <w:jc w:val="center"/>
+            </w:pPr>
+          </w:p>
+        </w:tc>
+        <w:tc>
+          <w:tcPr>
+            <w:tcW w:w="1296" w:type="dxa"/>
+            <w:tcBorders>
+              <w:top w:val="single" w:sz="2" w:space="0" w:color="D9D9D9"/>
+              <w:left w:val="single" w:sz="2" w:space="0" w:color="D9D9D9"/>
+              <w:bottom w:val="single" w:sz="2" w:space="0" w:color="D9D9D9"/>
+              <w:right w:val="single" w:sz="2" w:space="0" w:color="D9D9D9"/>
+            </w:tcBorders>
+            <w:shd w:val="clear" w:color="auto" w:fill="F2F2F2"/>
+            <w:tcMar>
+              <w:top w:w="24" w:type="dxa"/>
+              <w:left w:w="28" w:type="dxa"/>
+              <w:bottom w:w="24" w:type="dxa"/>
+              <w:right w:w="28" w:type="dxa"/>
+            </w:tcMar>
+          </w:tcPr>
+          <w:p>
+            <w:pPr>
+              <w:spacing w:after="0"/>
+            </w:pPr>
+            <w:r>
+              <w:rPr>
+                <w:rFonts w:ascii="Arial" w:hAnsi="Arial"/>
+                <w:sz w:val="12"/>
+              </w:rPr>
               <w:t>STQ2</w:t>
             </w:r>
           </w:p>
@@ -12150,7 +12167,7 @@
             <w:pPr>
               <w:spacing w:after="0"/>
             </w:pPr>
-            <w:hyperlink r:id="rId34">
+            <w:hyperlink r:id="rId35">
               <w:r>
                 <w:rPr>
                   <w:color w:val="0563C1"/>
@@ -12190,305 +12207,6 @@
                 <w:sz w:val="12"/>
               </w:rPr>
               <w:t>Not quite Straight</w:t>
-            </w:r>
-          </w:p>
-        </w:tc>
-      </w:tr>
-      <w:tr>
-        <w:trPr>
-          <w:cantSplit/>
-          <w:jc w:val="center"/>
-        </w:trPr>
-        <w:tc>
-          <w:tcPr>
-            <w:tcW w:w="1512" w:type="dxa"/>
-            <w:tcBorders>
-              <w:top w:val="single" w:sz="2" w:space="0" w:color="D9D9D9"/>
-              <w:left w:val="single" w:sz="2" w:space="0" w:color="D9D9D9"/>
-              <w:bottom w:val="single" w:sz="2" w:space="0" w:color="D9D9D9"/>
-              <w:right w:val="single" w:sz="2" w:space="0" w:color="D9D9D9"/>
-            </w:tcBorders>
-            <w:shd w:val="clear" w:color="auto" w:fill="F2F2F2"/>
-            <w:tcMar>
-              <w:top w:w="24" w:type="dxa"/>
-              <w:left w:w="28" w:type="dxa"/>
-              <w:bottom w:w="24" w:type="dxa"/>
-              <w:right w:w="28" w:type="dxa"/>
-            </w:tcMar>
-          </w:tcPr>
-          <w:p>
-            <w:pPr>
-              <w:spacing w:after="0"/>
-            </w:pPr>
-            <w:r>
-              <w:rPr>
-                <w:rFonts w:ascii="Arial" w:hAnsi="Arial"/>
-                <w:i/>
-                <w:sz w:val="12"/>
-              </w:rPr>
-              <w:t>Dasyurus maculatus</w:t>
-            </w:r>
-          </w:p>
-        </w:tc>
-        <w:tc>
-          <w:tcPr>
-            <w:tcW w:w="1181" w:type="dxa"/>
-            <w:tcBorders>
-              <w:top w:val="single" w:sz="2" w:space="0" w:color="D9D9D9"/>
-              <w:left w:val="single" w:sz="2" w:space="0" w:color="D9D9D9"/>
-              <w:bottom w:val="single" w:sz="2" w:space="0" w:color="D9D9D9"/>
-              <w:right w:val="single" w:sz="2" w:space="0" w:color="D9D9D9"/>
-            </w:tcBorders>
-            <w:shd w:val="clear" w:color="auto" w:fill="F2F2F2"/>
-            <w:tcMar>
-              <w:top w:w="24" w:type="dxa"/>
-              <w:left w:w="28" w:type="dxa"/>
-              <w:bottom w:w="24" w:type="dxa"/>
-              <w:right w:w="28" w:type="dxa"/>
-            </w:tcMar>
-          </w:tcPr>
-          <w:p>
-            <w:pPr>
-              <w:spacing w:after="0"/>
-            </w:pPr>
-            <w:r>
-              <w:rPr>
-                <w:rFonts w:ascii="Arial" w:hAnsi="Arial"/>
-                <w:sz w:val="12"/>
-              </w:rPr>
-              <w:t>Spotted-tailed quoll</w:t>
-            </w:r>
-          </w:p>
-        </w:tc>
-        <w:tc>
-          <w:tcPr>
-            <w:tcW w:w="792" w:type="dxa"/>
-            <w:tcBorders>
-              <w:top w:val="single" w:sz="2" w:space="0" w:color="D9D9D9"/>
-              <w:left w:val="single" w:sz="2" w:space="0" w:color="D9D9D9"/>
-              <w:bottom w:val="single" w:sz="2" w:space="0" w:color="D9D9D9"/>
-              <w:right w:val="single" w:sz="2" w:space="0" w:color="D9D9D9"/>
-            </w:tcBorders>
-            <w:shd w:val="clear" w:color="auto" w:fill="F2F2F2"/>
-            <w:tcMar>
-              <w:top w:w="24" w:type="dxa"/>
-              <w:left w:w="28" w:type="dxa"/>
-              <w:bottom w:w="24" w:type="dxa"/>
-              <w:right w:w="28" w:type="dxa"/>
-            </w:tcMar>
-          </w:tcPr>
-          <w:p>
-            <w:pPr>
-              <w:spacing w:after="0"/>
-            </w:pPr>
-            <w:r>
-              <w:rPr>
-                <w:rFonts w:ascii="Arial" w:hAnsi="Arial"/>
-                <w:sz w:val="12"/>
-              </w:rPr>
-              <w:t>Dasyurid</w:t>
-            </w:r>
-          </w:p>
-        </w:tc>
-        <w:tc>
-          <w:tcPr>
-            <w:tcW w:w="1123" w:type="dxa"/>
-            <w:tcBorders>
-              <w:top w:val="single" w:sz="2" w:space="0" w:color="D9D9D9"/>
-              <w:left w:val="single" w:sz="2" w:space="0" w:color="D9D9D9"/>
-              <w:bottom w:val="single" w:sz="2" w:space="0" w:color="D9D9D9"/>
-              <w:right w:val="single" w:sz="2" w:space="0" w:color="D9D9D9"/>
-            </w:tcBorders>
-            <w:shd w:val="clear" w:color="auto" w:fill="F2F2F2"/>
-            <w:tcMar>
-              <w:top w:w="24" w:type="dxa"/>
-              <w:left w:w="28" w:type="dxa"/>
-              <w:bottom w:w="24" w:type="dxa"/>
-              <w:right w:w="28" w:type="dxa"/>
-            </w:tcMar>
-          </w:tcPr>
-          <w:p>
-            <w:pPr>
-              <w:spacing w:after="0"/>
-            </w:pPr>
-            <w:r>
-              <w:rPr>
-                <w:rFonts w:ascii="Arial" w:hAnsi="Arial"/>
-                <w:sz w:val="12"/>
-              </w:rPr>
-              <w:t>Opp. Grappler</w:t>
-            </w:r>
-          </w:p>
-        </w:tc>
-        <w:tc>
-          <w:tcPr>
-            <w:tcW w:w="504" w:type="dxa"/>
-            <w:tcBorders>
-              <w:top w:val="single" w:sz="2" w:space="0" w:color="D9D9D9"/>
-              <w:left w:val="single" w:sz="2" w:space="0" w:color="D9D9D9"/>
-              <w:bottom w:val="single" w:sz="2" w:space="0" w:color="D9D9D9"/>
-              <w:right w:val="single" w:sz="2" w:space="0" w:color="D9D9D9"/>
-            </w:tcBorders>
-            <w:shd w:val="clear" w:color="auto" w:fill="F2F2F2"/>
-            <w:tcMar>
-              <w:top w:w="24" w:type="dxa"/>
-              <w:left w:w="28" w:type="dxa"/>
-              <w:bottom w:w="24" w:type="dxa"/>
-              <w:right w:w="28" w:type="dxa"/>
-            </w:tcMar>
-          </w:tcPr>
-          <w:p>
-            <w:pPr>
-              <w:spacing w:after="0"/>
-              <w:jc w:val="center"/>
-            </w:pPr>
-          </w:p>
-        </w:tc>
-        <w:tc>
-          <w:tcPr>
-            <w:tcW w:w="547" w:type="dxa"/>
-            <w:tcBorders>
-              <w:top w:val="single" w:sz="2" w:space="0" w:color="D9D9D9"/>
-              <w:left w:val="single" w:sz="2" w:space="0" w:color="D9D9D9"/>
-              <w:bottom w:val="single" w:sz="2" w:space="0" w:color="D9D9D9"/>
-              <w:right w:val="single" w:sz="2" w:space="0" w:color="D9D9D9"/>
-            </w:tcBorders>
-            <w:shd w:val="clear" w:color="auto" w:fill="F2F2F2"/>
-            <w:tcMar>
-              <w:top w:w="24" w:type="dxa"/>
-              <w:left w:w="28" w:type="dxa"/>
-              <w:bottom w:w="24" w:type="dxa"/>
-              <w:right w:w="28" w:type="dxa"/>
-            </w:tcMar>
-          </w:tcPr>
-          <w:p>
-            <w:pPr>
-              <w:spacing w:after="0"/>
-              <w:jc w:val="center"/>
-            </w:pPr>
-          </w:p>
-        </w:tc>
-        <w:tc>
-          <w:tcPr>
-            <w:tcW w:w="1296" w:type="dxa"/>
-            <w:tcBorders>
-              <w:top w:val="single" w:sz="2" w:space="0" w:color="D9D9D9"/>
-              <w:left w:val="single" w:sz="2" w:space="0" w:color="D9D9D9"/>
-              <w:bottom w:val="single" w:sz="2" w:space="0" w:color="D9D9D9"/>
-              <w:right w:val="single" w:sz="2" w:space="0" w:color="D9D9D9"/>
-            </w:tcBorders>
-            <w:shd w:val="clear" w:color="auto" w:fill="F2F2F2"/>
-            <w:tcMar>
-              <w:top w:w="24" w:type="dxa"/>
-              <w:left w:w="28" w:type="dxa"/>
-              <w:bottom w:w="24" w:type="dxa"/>
-              <w:right w:w="28" w:type="dxa"/>
-            </w:tcMar>
-          </w:tcPr>
-          <w:p>
-            <w:pPr>
-              <w:spacing w:after="0"/>
-            </w:pPr>
-            <w:r>
-              <w:rPr>
-                <w:rFonts w:ascii="Arial" w:hAnsi="Arial"/>
-                <w:sz w:val="12"/>
-              </w:rPr>
-              <w:t>STQ4</w:t>
-            </w:r>
-          </w:p>
-        </w:tc>
-        <w:tc>
-          <w:tcPr>
-            <w:tcW w:w="1123" w:type="dxa"/>
-            <w:tcBorders>
-              <w:top w:val="single" w:sz="2" w:space="0" w:color="D9D9D9"/>
-              <w:left w:val="single" w:sz="2" w:space="0" w:color="D9D9D9"/>
-              <w:bottom w:val="single" w:sz="2" w:space="0" w:color="D9D9D9"/>
-              <w:right w:val="single" w:sz="2" w:space="0" w:color="D9D9D9"/>
-            </w:tcBorders>
-            <w:shd w:val="clear" w:color="auto" w:fill="F2F2F2"/>
-            <w:tcMar>
-              <w:top w:w="24" w:type="dxa"/>
-              <w:left w:w="28" w:type="dxa"/>
-              <w:bottom w:w="24" w:type="dxa"/>
-              <w:right w:w="28" w:type="dxa"/>
-            </w:tcMar>
-          </w:tcPr>
-          <w:p>
-            <w:pPr>
-              <w:spacing w:after="0"/>
-            </w:pPr>
-            <w:r>
-              <w:rPr>
-                <w:rFonts w:ascii="Arial" w:hAnsi="Arial"/>
-                <w:sz w:val="12"/>
-              </w:rPr>
-              <w:t>Walk (symm.)</w:t>
-            </w:r>
-          </w:p>
-        </w:tc>
-        <w:tc>
-          <w:tcPr>
-            <w:tcW w:w="4608" w:type="dxa"/>
-            <w:tcBorders>
-              <w:top w:val="single" w:sz="2" w:space="0" w:color="D9D9D9"/>
-              <w:left w:val="single" w:sz="2" w:space="0" w:color="D9D9D9"/>
-              <w:bottom w:val="single" w:sz="2" w:space="0" w:color="D9D9D9"/>
-              <w:right w:val="single" w:sz="2" w:space="0" w:color="D9D9D9"/>
-            </w:tcBorders>
-            <w:shd w:val="clear" w:color="auto" w:fill="F2F2F2"/>
-            <w:tcMar>
-              <w:top w:w="24" w:type="dxa"/>
-              <w:left w:w="28" w:type="dxa"/>
-              <w:bottom w:w="24" w:type="dxa"/>
-              <w:right w:w="28" w:type="dxa"/>
-            </w:tcMar>
-          </w:tcPr>
-          <w:p>
-            <w:pPr>
-              <w:spacing w:after="0"/>
-            </w:pPr>
-            <w:hyperlink r:id="rId35">
-              <w:r>
-                <w:rPr>
-                  <w:color w:val="0563C1"/>
-                  <w:sz w:val="12"/>
-                  <w:szCs w:val="12"/>
-                  <w:u w:val="single"/>
-                </w:rPr>
-                <w:t>https://www.youtube.com/watch?v=kyHJqX350ko</w:t>
-              </w:r>
-            </w:hyperlink>
-          </w:p>
-        </w:tc>
-        <w:tc>
-          <w:tcPr>
-            <w:tcW w:w="2952" w:type="dxa"/>
-            <w:tcBorders>
-              <w:top w:val="single" w:sz="2" w:space="0" w:color="D9D9D9"/>
-              <w:left w:val="single" w:sz="2" w:space="0" w:color="D9D9D9"/>
-              <w:bottom w:val="single" w:sz="2" w:space="0" w:color="D9D9D9"/>
-              <w:right w:val="single" w:sz="2" w:space="0" w:color="D9D9D9"/>
-            </w:tcBorders>
-            <w:shd w:val="clear" w:color="auto" w:fill="F2F2F2"/>
-            <w:tcMar>
-              <w:top w:w="24" w:type="dxa"/>
-              <w:left w:w="28" w:type="dxa"/>
-              <w:bottom w:w="24" w:type="dxa"/>
-              <w:right w:w="28" w:type="dxa"/>
-            </w:tcMar>
-          </w:tcPr>
-          <w:p>
-            <w:pPr>
-              <w:spacing w:after="0"/>
-            </w:pPr>
-            <w:r>
-              <w:rPr>
-                <w:rFonts w:ascii="Arial" w:hAnsi="Arial"/>
-                <w:sz w:val="12"/>
-              </w:rPr>
-              <w:t>Turn at end</w:t>
             </w:r>
           </w:p>
         </w:tc>
@@ -12787,7 +12505,7 @@
                 <w:rFonts w:ascii="Arial" w:hAnsi="Arial"/>
                 <w:sz w:val="12"/>
               </w:rPr>
-              <w:t>Head down; 1 more; Metadata code: F</w:t>
+              <w:t>Turn at end</w:t>
             </w:r>
           </w:p>
         </w:tc>
@@ -12992,6 +12710,305 @@
                 <w:rFonts w:ascii="Arial" w:hAnsi="Arial"/>
                 <w:sz w:val="12"/>
               </w:rPr>
+              <w:t>STQ4</w:t>
+            </w:r>
+          </w:p>
+        </w:tc>
+        <w:tc>
+          <w:tcPr>
+            <w:tcW w:w="1123" w:type="dxa"/>
+            <w:tcBorders>
+              <w:top w:val="single" w:sz="2" w:space="0" w:color="D9D9D9"/>
+              <w:left w:val="single" w:sz="2" w:space="0" w:color="D9D9D9"/>
+              <w:bottom w:val="single" w:sz="2" w:space="0" w:color="D9D9D9"/>
+              <w:right w:val="single" w:sz="2" w:space="0" w:color="D9D9D9"/>
+            </w:tcBorders>
+            <w:shd w:val="clear" w:color="auto" w:fill="F2F2F2"/>
+            <w:tcMar>
+              <w:top w:w="24" w:type="dxa"/>
+              <w:left w:w="28" w:type="dxa"/>
+              <w:bottom w:w="24" w:type="dxa"/>
+              <w:right w:w="28" w:type="dxa"/>
+            </w:tcMar>
+          </w:tcPr>
+          <w:p>
+            <w:pPr>
+              <w:spacing w:after="0"/>
+            </w:pPr>
+            <w:r>
+              <w:rPr>
+                <w:rFonts w:ascii="Arial" w:hAnsi="Arial"/>
+                <w:sz w:val="12"/>
+              </w:rPr>
+              <w:t>Walk (symm.)</w:t>
+            </w:r>
+          </w:p>
+        </w:tc>
+        <w:tc>
+          <w:tcPr>
+            <w:tcW w:w="4608" w:type="dxa"/>
+            <w:tcBorders>
+              <w:top w:val="single" w:sz="2" w:space="0" w:color="D9D9D9"/>
+              <w:left w:val="single" w:sz="2" w:space="0" w:color="D9D9D9"/>
+              <w:bottom w:val="single" w:sz="2" w:space="0" w:color="D9D9D9"/>
+              <w:right w:val="single" w:sz="2" w:space="0" w:color="D9D9D9"/>
+            </w:tcBorders>
+            <w:shd w:val="clear" w:color="auto" w:fill="F2F2F2"/>
+            <w:tcMar>
+              <w:top w:w="24" w:type="dxa"/>
+              <w:left w:w="28" w:type="dxa"/>
+              <w:bottom w:w="24" w:type="dxa"/>
+              <w:right w:w="28" w:type="dxa"/>
+            </w:tcMar>
+          </w:tcPr>
+          <w:p>
+            <w:pPr>
+              <w:spacing w:after="0"/>
+            </w:pPr>
+            <w:hyperlink r:id="rId37">
+              <w:r>
+                <w:rPr>
+                  <w:color w:val="0563C1"/>
+                  <w:sz w:val="12"/>
+                  <w:szCs w:val="12"/>
+                  <w:u w:val="single"/>
+                </w:rPr>
+                <w:t>https://www.youtube.com/watch?v=kyHJqX350ko</w:t>
+              </w:r>
+            </w:hyperlink>
+          </w:p>
+        </w:tc>
+        <w:tc>
+          <w:tcPr>
+            <w:tcW w:w="2952" w:type="dxa"/>
+            <w:tcBorders>
+              <w:top w:val="single" w:sz="2" w:space="0" w:color="D9D9D9"/>
+              <w:left w:val="single" w:sz="2" w:space="0" w:color="D9D9D9"/>
+              <w:bottom w:val="single" w:sz="2" w:space="0" w:color="D9D9D9"/>
+              <w:right w:val="single" w:sz="2" w:space="0" w:color="D9D9D9"/>
+            </w:tcBorders>
+            <w:shd w:val="clear" w:color="auto" w:fill="F2F2F2"/>
+            <w:tcMar>
+              <w:top w:w="24" w:type="dxa"/>
+              <w:left w:w="28" w:type="dxa"/>
+              <w:bottom w:w="24" w:type="dxa"/>
+              <w:right w:w="28" w:type="dxa"/>
+            </w:tcMar>
+          </w:tcPr>
+          <w:p>
+            <w:pPr>
+              <w:spacing w:after="0"/>
+            </w:pPr>
+            <w:r>
+              <w:rPr>
+                <w:rFonts w:ascii="Arial" w:hAnsi="Arial"/>
+                <w:sz w:val="12"/>
+              </w:rPr>
+              <w:t>Head down; 1 more; Metadata code: F</w:t>
+            </w:r>
+          </w:p>
+        </w:tc>
+      </w:tr>
+      <w:tr>
+        <w:trPr>
+          <w:cantSplit/>
+          <w:jc w:val="center"/>
+        </w:trPr>
+        <w:tc>
+          <w:tcPr>
+            <w:tcW w:w="1512" w:type="dxa"/>
+            <w:tcBorders>
+              <w:top w:val="single" w:sz="2" w:space="0" w:color="D9D9D9"/>
+              <w:left w:val="single" w:sz="2" w:space="0" w:color="D9D9D9"/>
+              <w:bottom w:val="single" w:sz="2" w:space="0" w:color="D9D9D9"/>
+              <w:right w:val="single" w:sz="2" w:space="0" w:color="D9D9D9"/>
+            </w:tcBorders>
+            <w:shd w:val="clear" w:color="auto" w:fill="F2F2F2"/>
+            <w:tcMar>
+              <w:top w:w="24" w:type="dxa"/>
+              <w:left w:w="28" w:type="dxa"/>
+              <w:bottom w:w="24" w:type="dxa"/>
+              <w:right w:w="28" w:type="dxa"/>
+            </w:tcMar>
+          </w:tcPr>
+          <w:p>
+            <w:pPr>
+              <w:spacing w:after="0"/>
+            </w:pPr>
+            <w:r>
+              <w:rPr>
+                <w:rFonts w:ascii="Arial" w:hAnsi="Arial"/>
+                <w:i/>
+                <w:sz w:val="12"/>
+              </w:rPr>
+              <w:t>Dasyurus maculatus</w:t>
+            </w:r>
+          </w:p>
+        </w:tc>
+        <w:tc>
+          <w:tcPr>
+            <w:tcW w:w="1181" w:type="dxa"/>
+            <w:tcBorders>
+              <w:top w:val="single" w:sz="2" w:space="0" w:color="D9D9D9"/>
+              <w:left w:val="single" w:sz="2" w:space="0" w:color="D9D9D9"/>
+              <w:bottom w:val="single" w:sz="2" w:space="0" w:color="D9D9D9"/>
+              <w:right w:val="single" w:sz="2" w:space="0" w:color="D9D9D9"/>
+            </w:tcBorders>
+            <w:shd w:val="clear" w:color="auto" w:fill="F2F2F2"/>
+            <w:tcMar>
+              <w:top w:w="24" w:type="dxa"/>
+              <w:left w:w="28" w:type="dxa"/>
+              <w:bottom w:w="24" w:type="dxa"/>
+              <w:right w:w="28" w:type="dxa"/>
+            </w:tcMar>
+          </w:tcPr>
+          <w:p>
+            <w:pPr>
+              <w:spacing w:after="0"/>
+            </w:pPr>
+            <w:r>
+              <w:rPr>
+                <w:rFonts w:ascii="Arial" w:hAnsi="Arial"/>
+                <w:sz w:val="12"/>
+              </w:rPr>
+              <w:t>Spotted-tailed quoll</w:t>
+            </w:r>
+          </w:p>
+        </w:tc>
+        <w:tc>
+          <w:tcPr>
+            <w:tcW w:w="792" w:type="dxa"/>
+            <w:tcBorders>
+              <w:top w:val="single" w:sz="2" w:space="0" w:color="D9D9D9"/>
+              <w:left w:val="single" w:sz="2" w:space="0" w:color="D9D9D9"/>
+              <w:bottom w:val="single" w:sz="2" w:space="0" w:color="D9D9D9"/>
+              <w:right w:val="single" w:sz="2" w:space="0" w:color="D9D9D9"/>
+            </w:tcBorders>
+            <w:shd w:val="clear" w:color="auto" w:fill="F2F2F2"/>
+            <w:tcMar>
+              <w:top w:w="24" w:type="dxa"/>
+              <w:left w:w="28" w:type="dxa"/>
+              <w:bottom w:w="24" w:type="dxa"/>
+              <w:right w:w="28" w:type="dxa"/>
+            </w:tcMar>
+          </w:tcPr>
+          <w:p>
+            <w:pPr>
+              <w:spacing w:after="0"/>
+            </w:pPr>
+            <w:r>
+              <w:rPr>
+                <w:rFonts w:ascii="Arial" w:hAnsi="Arial"/>
+                <w:sz w:val="12"/>
+              </w:rPr>
+              <w:t>Dasyurid</w:t>
+            </w:r>
+          </w:p>
+        </w:tc>
+        <w:tc>
+          <w:tcPr>
+            <w:tcW w:w="1123" w:type="dxa"/>
+            <w:tcBorders>
+              <w:top w:val="single" w:sz="2" w:space="0" w:color="D9D9D9"/>
+              <w:left w:val="single" w:sz="2" w:space="0" w:color="D9D9D9"/>
+              <w:bottom w:val="single" w:sz="2" w:space="0" w:color="D9D9D9"/>
+              <w:right w:val="single" w:sz="2" w:space="0" w:color="D9D9D9"/>
+            </w:tcBorders>
+            <w:shd w:val="clear" w:color="auto" w:fill="F2F2F2"/>
+            <w:tcMar>
+              <w:top w:w="24" w:type="dxa"/>
+              <w:left w:w="28" w:type="dxa"/>
+              <w:bottom w:w="24" w:type="dxa"/>
+              <w:right w:w="28" w:type="dxa"/>
+            </w:tcMar>
+          </w:tcPr>
+          <w:p>
+            <w:pPr>
+              <w:spacing w:after="0"/>
+            </w:pPr>
+            <w:r>
+              <w:rPr>
+                <w:rFonts w:ascii="Arial" w:hAnsi="Arial"/>
+                <w:sz w:val="12"/>
+              </w:rPr>
+              <w:t>Opp. Grappler</w:t>
+            </w:r>
+          </w:p>
+        </w:tc>
+        <w:tc>
+          <w:tcPr>
+            <w:tcW w:w="504" w:type="dxa"/>
+            <w:tcBorders>
+              <w:top w:val="single" w:sz="2" w:space="0" w:color="D9D9D9"/>
+              <w:left w:val="single" w:sz="2" w:space="0" w:color="D9D9D9"/>
+              <w:bottom w:val="single" w:sz="2" w:space="0" w:color="D9D9D9"/>
+              <w:right w:val="single" w:sz="2" w:space="0" w:color="D9D9D9"/>
+            </w:tcBorders>
+            <w:shd w:val="clear" w:color="auto" w:fill="F2F2F2"/>
+            <w:tcMar>
+              <w:top w:w="24" w:type="dxa"/>
+              <w:left w:w="28" w:type="dxa"/>
+              <w:bottom w:w="24" w:type="dxa"/>
+              <w:right w:w="28" w:type="dxa"/>
+            </w:tcMar>
+          </w:tcPr>
+          <w:p>
+            <w:pPr>
+              <w:spacing w:after="0"/>
+              <w:jc w:val="center"/>
+            </w:pPr>
+          </w:p>
+        </w:tc>
+        <w:tc>
+          <w:tcPr>
+            <w:tcW w:w="547" w:type="dxa"/>
+            <w:tcBorders>
+              <w:top w:val="single" w:sz="2" w:space="0" w:color="D9D9D9"/>
+              <w:left w:val="single" w:sz="2" w:space="0" w:color="D9D9D9"/>
+              <w:bottom w:val="single" w:sz="2" w:space="0" w:color="D9D9D9"/>
+              <w:right w:val="single" w:sz="2" w:space="0" w:color="D9D9D9"/>
+            </w:tcBorders>
+            <w:shd w:val="clear" w:color="auto" w:fill="F2F2F2"/>
+            <w:tcMar>
+              <w:top w:w="24" w:type="dxa"/>
+              <w:left w:w="28" w:type="dxa"/>
+              <w:bottom w:w="24" w:type="dxa"/>
+              <w:right w:w="28" w:type="dxa"/>
+            </w:tcMar>
+          </w:tcPr>
+          <w:p>
+            <w:pPr>
+              <w:spacing w:after="0"/>
+              <w:jc w:val="center"/>
+            </w:pPr>
+          </w:p>
+        </w:tc>
+        <w:tc>
+          <w:tcPr>
+            <w:tcW w:w="1296" w:type="dxa"/>
+            <w:tcBorders>
+              <w:top w:val="single" w:sz="2" w:space="0" w:color="D9D9D9"/>
+              <w:left w:val="single" w:sz="2" w:space="0" w:color="D9D9D9"/>
+              <w:bottom w:val="single" w:sz="2" w:space="0" w:color="D9D9D9"/>
+              <w:right w:val="single" w:sz="2" w:space="0" w:color="D9D9D9"/>
+            </w:tcBorders>
+            <w:shd w:val="clear" w:color="auto" w:fill="F2F2F2"/>
+            <w:tcMar>
+              <w:top w:w="24" w:type="dxa"/>
+              <w:left w:w="28" w:type="dxa"/>
+              <w:bottom w:w="24" w:type="dxa"/>
+              <w:right w:w="28" w:type="dxa"/>
+            </w:tcMar>
+          </w:tcPr>
+          <w:p>
+            <w:pPr>
+              <w:spacing w:after="0"/>
+            </w:pPr>
+            <w:r>
+              <w:rPr>
+                <w:rFonts w:ascii="Arial" w:hAnsi="Arial"/>
+                <w:sz w:val="12"/>
+              </w:rPr>
               <w:t>STQ5</w:t>
             </w:r>
           </w:p>
@@ -13047,7 +13064,7 @@
             <w:pPr>
               <w:spacing w:after="0"/>
             </w:pPr>
-            <w:hyperlink r:id="rId37">
+            <w:hyperlink r:id="rId38">
               <w:r>
                 <w:rPr>
                   <w:color w:val="0563C1"/>
@@ -13641,7 +13658,7 @@
             <w:pPr>
               <w:spacing w:after="0"/>
             </w:pPr>
-            <w:hyperlink r:id="rId38">
+            <w:hyperlink r:id="rId39">
               <w:r>
                 <w:rPr>
                   <w:color w:val="0563C1"/>
@@ -14224,321 +14241,6 @@
               <w:right w:val="single" w:sz="2" w:space="0" w:color="D9D9D9"/>
             </w:tcBorders>
             <w:shd w:val="clear" w:color="auto" w:fill="F2F2F2"/>
-            <w:tcMar>
-              <w:top w:w="24" w:type="dxa"/>
-              <w:left w:w="28" w:type="dxa"/>
-              <w:bottom w:w="24" w:type="dxa"/>
-              <w:right w:w="28" w:type="dxa"/>
-            </w:tcMar>
-          </w:tcPr>
-          <w:p>
-            <w:pPr>
-              <w:spacing w:after="0"/>
-            </w:pPr>
-            <w:hyperlink r:id="rId39">
-              <w:r>
-                <w:rPr>
-                  <w:color w:val="0563C1"/>
-                  <w:sz w:val="12"/>
-                  <w:szCs w:val="12"/>
-                  <w:u w:val="single"/>
-                </w:rPr>
-                <w:t>https://www.youtube.com/watch?v=DLvPBFMn_BY</w:t>
-              </w:r>
-            </w:hyperlink>
-          </w:p>
-        </w:tc>
-        <w:tc>
-          <w:tcPr>
-            <w:tcW w:w="2952" w:type="dxa"/>
-            <w:tcBorders>
-              <w:top w:val="single" w:sz="2" w:space="0" w:color="D9D9D9"/>
-              <w:left w:val="single" w:sz="2" w:space="0" w:color="D9D9D9"/>
-              <w:bottom w:val="single" w:sz="2" w:space="0" w:color="D9D9D9"/>
-              <w:right w:val="single" w:sz="2" w:space="0" w:color="D9D9D9"/>
-            </w:tcBorders>
-            <w:shd w:val="clear" w:color="auto" w:fill="F2F2F2"/>
-            <w:tcMar>
-              <w:top w:w="24" w:type="dxa"/>
-              <w:left w:w="28" w:type="dxa"/>
-              <w:bottom w:w="24" w:type="dxa"/>
-              <w:right w:w="28" w:type="dxa"/>
-            </w:tcMar>
-          </w:tcPr>
-          <w:p>
-            <w:pPr>
-              <w:spacing w:after="0"/>
-            </w:pPr>
-            <w:r>
-              <w:rPr>
-                <w:rFonts w:ascii="Arial" w:hAnsi="Arial"/>
-                <w:sz w:val="12"/>
-              </w:rPr>
-              <w:t>Not quite Straight; Metadata code: C</w:t>
-            </w:r>
-          </w:p>
-        </w:tc>
-      </w:tr>
-      <w:tr>
-        <w:trPr>
-          <w:cantSplit/>
-          <w:jc w:val="center"/>
-        </w:trPr>
-        <w:tc>
-          <w:tcPr>
-            <w:tcW w:w="1512" w:type="dxa"/>
-            <w:tcBorders>
-              <w:top w:val="single" w:sz="10" w:space="0" w:color="7F7F7F"/>
-              <w:left w:val="single" w:sz="2" w:space="0" w:color="D9D9D9"/>
-              <w:bottom w:val="single" w:sz="2" w:space="0" w:color="D9D9D9"/>
-              <w:right w:val="single" w:sz="2" w:space="0" w:color="D9D9D9"/>
-            </w:tcBorders>
-            <w:shd w:val="clear" w:color="auto" w:fill="FFFFFF"/>
-            <w:tcMar>
-              <w:top w:w="24" w:type="dxa"/>
-              <w:left w:w="28" w:type="dxa"/>
-              <w:bottom w:w="24" w:type="dxa"/>
-              <w:right w:w="28" w:type="dxa"/>
-            </w:tcMar>
-          </w:tcPr>
-          <w:p>
-            <w:pPr>
-              <w:spacing w:after="0"/>
-            </w:pPr>
-            <w:r>
-              <w:rPr>
-                <w:rFonts w:ascii="Arial" w:hAnsi="Arial"/>
-                <w:i/>
-                <w:sz w:val="12"/>
-              </w:rPr>
-              <w:t>Dasyurus viverrinus</w:t>
-            </w:r>
-          </w:p>
-        </w:tc>
-        <w:tc>
-          <w:tcPr>
-            <w:tcW w:w="1181" w:type="dxa"/>
-            <w:tcBorders>
-              <w:top w:val="single" w:sz="10" w:space="0" w:color="7F7F7F"/>
-              <w:left w:val="single" w:sz="2" w:space="0" w:color="D9D9D9"/>
-              <w:bottom w:val="single" w:sz="2" w:space="0" w:color="D9D9D9"/>
-              <w:right w:val="single" w:sz="2" w:space="0" w:color="D9D9D9"/>
-            </w:tcBorders>
-            <w:shd w:val="clear" w:color="auto" w:fill="FFFFFF"/>
-            <w:tcMar>
-              <w:top w:w="24" w:type="dxa"/>
-              <w:left w:w="28" w:type="dxa"/>
-              <w:bottom w:w="24" w:type="dxa"/>
-              <w:right w:w="28" w:type="dxa"/>
-            </w:tcMar>
-          </w:tcPr>
-          <w:p>
-            <w:pPr>
-              <w:spacing w:after="0"/>
-            </w:pPr>
-            <w:r>
-              <w:rPr>
-                <w:rFonts w:ascii="Arial" w:hAnsi="Arial"/>
-                <w:sz w:val="12"/>
-              </w:rPr>
-              <w:t>Eastern quoll</w:t>
-            </w:r>
-          </w:p>
-        </w:tc>
-        <w:tc>
-          <w:tcPr>
-            <w:tcW w:w="792" w:type="dxa"/>
-            <w:tcBorders>
-              <w:top w:val="single" w:sz="10" w:space="0" w:color="7F7F7F"/>
-              <w:left w:val="single" w:sz="2" w:space="0" w:color="D9D9D9"/>
-              <w:bottom w:val="single" w:sz="2" w:space="0" w:color="D9D9D9"/>
-              <w:right w:val="single" w:sz="2" w:space="0" w:color="D9D9D9"/>
-            </w:tcBorders>
-            <w:shd w:val="clear" w:color="auto" w:fill="FFFFFF"/>
-            <w:tcMar>
-              <w:top w:w="24" w:type="dxa"/>
-              <w:left w:w="28" w:type="dxa"/>
-              <w:bottom w:w="24" w:type="dxa"/>
-              <w:right w:w="28" w:type="dxa"/>
-            </w:tcMar>
-          </w:tcPr>
-          <w:p>
-            <w:pPr>
-              <w:spacing w:after="0"/>
-            </w:pPr>
-            <w:r>
-              <w:rPr>
-                <w:rFonts w:ascii="Arial" w:hAnsi="Arial"/>
-                <w:sz w:val="12"/>
-              </w:rPr>
-              <w:t>Dasyurid</w:t>
-            </w:r>
-          </w:p>
-        </w:tc>
-        <w:tc>
-          <w:tcPr>
-            <w:tcW w:w="1123" w:type="dxa"/>
-            <w:tcBorders>
-              <w:top w:val="single" w:sz="10" w:space="0" w:color="7F7F7F"/>
-              <w:left w:val="single" w:sz="2" w:space="0" w:color="D9D9D9"/>
-              <w:bottom w:val="single" w:sz="2" w:space="0" w:color="D9D9D9"/>
-              <w:right w:val="single" w:sz="2" w:space="0" w:color="D9D9D9"/>
-            </w:tcBorders>
-            <w:shd w:val="clear" w:color="auto" w:fill="FFFFFF"/>
-            <w:tcMar>
-              <w:top w:w="24" w:type="dxa"/>
-              <w:left w:w="28" w:type="dxa"/>
-              <w:bottom w:w="24" w:type="dxa"/>
-              <w:right w:w="28" w:type="dxa"/>
-            </w:tcMar>
-          </w:tcPr>
-          <w:p>
-            <w:pPr>
-              <w:spacing w:after="0"/>
-            </w:pPr>
-            <w:r>
-              <w:rPr>
-                <w:rFonts w:ascii="Arial" w:hAnsi="Arial"/>
-                <w:sz w:val="12"/>
-              </w:rPr>
-              <w:t>Opp. Grappler</w:t>
-            </w:r>
-          </w:p>
-        </w:tc>
-        <w:tc>
-          <w:tcPr>
-            <w:tcW w:w="504" w:type="dxa"/>
-            <w:tcBorders>
-              <w:top w:val="single" w:sz="10" w:space="0" w:color="7F7F7F"/>
-              <w:left w:val="single" w:sz="2" w:space="0" w:color="D9D9D9"/>
-              <w:bottom w:val="single" w:sz="2" w:space="0" w:color="D9D9D9"/>
-              <w:right w:val="single" w:sz="2" w:space="0" w:color="D9D9D9"/>
-            </w:tcBorders>
-            <w:shd w:val="clear" w:color="auto" w:fill="FFFFFF"/>
-            <w:tcMar>
-              <w:top w:w="24" w:type="dxa"/>
-              <w:left w:w="28" w:type="dxa"/>
-              <w:bottom w:w="24" w:type="dxa"/>
-              <w:right w:w="28" w:type="dxa"/>
-            </w:tcMar>
-          </w:tcPr>
-          <w:p>
-            <w:pPr>
-              <w:spacing w:after="0"/>
-              <w:jc w:val="center"/>
-            </w:pPr>
-            <w:r>
-              <w:rPr>
-                <w:rFonts w:ascii="Arial" w:hAnsi="Arial"/>
-                <w:b/>
-                <w:sz w:val="12"/>
-              </w:rPr>
-              <w:t>3</w:t>
-            </w:r>
-          </w:p>
-        </w:tc>
-        <w:tc>
-          <w:tcPr>
-            <w:tcW w:w="547" w:type="dxa"/>
-            <w:tcBorders>
-              <w:top w:val="single" w:sz="10" w:space="0" w:color="7F7F7F"/>
-              <w:left w:val="single" w:sz="2" w:space="0" w:color="D9D9D9"/>
-              <w:bottom w:val="single" w:sz="2" w:space="0" w:color="D9D9D9"/>
-              <w:right w:val="single" w:sz="2" w:space="0" w:color="D9D9D9"/>
-            </w:tcBorders>
-            <w:shd w:val="clear" w:color="auto" w:fill="FFFFFF"/>
-            <w:tcMar>
-              <w:top w:w="24" w:type="dxa"/>
-              <w:left w:w="28" w:type="dxa"/>
-              <w:bottom w:w="24" w:type="dxa"/>
-              <w:right w:w="28" w:type="dxa"/>
-            </w:tcMar>
-          </w:tcPr>
-          <w:p>
-            <w:pPr>
-              <w:spacing w:after="0"/>
-              <w:jc w:val="center"/>
-            </w:pPr>
-            <w:r>
-              <w:rPr>
-                <w:rFonts w:ascii="Arial" w:hAnsi="Arial"/>
-                <w:b/>
-                <w:sz w:val="12"/>
-              </w:rPr>
-              <w:t>0</w:t>
-            </w:r>
-          </w:p>
-        </w:tc>
-        <w:tc>
-          <w:tcPr>
-            <w:tcW w:w="1296" w:type="dxa"/>
-            <w:tcBorders>
-              <w:top w:val="single" w:sz="10" w:space="0" w:color="7F7F7F"/>
-              <w:left w:val="single" w:sz="2" w:space="0" w:color="D9D9D9"/>
-              <w:bottom w:val="single" w:sz="2" w:space="0" w:color="D9D9D9"/>
-              <w:right w:val="single" w:sz="2" w:space="0" w:color="D9D9D9"/>
-            </w:tcBorders>
-            <w:shd w:val="clear" w:color="auto" w:fill="FFFFFF"/>
-            <w:tcMar>
-              <w:top w:w="24" w:type="dxa"/>
-              <w:left w:w="28" w:type="dxa"/>
-              <w:bottom w:w="24" w:type="dxa"/>
-              <w:right w:w="28" w:type="dxa"/>
-            </w:tcMar>
-          </w:tcPr>
-          <w:p>
-            <w:pPr>
-              <w:spacing w:after="0"/>
-            </w:pPr>
-            <w:r>
-              <w:rPr>
-                <w:rFonts w:ascii="Arial" w:hAnsi="Arial"/>
-                <w:sz w:val="12"/>
-              </w:rPr>
-              <w:t>EQSTQ1</w:t>
-            </w:r>
-          </w:p>
-        </w:tc>
-        <w:tc>
-          <w:tcPr>
-            <w:tcW w:w="1123" w:type="dxa"/>
-            <w:tcBorders>
-              <w:top w:val="single" w:sz="10" w:space="0" w:color="7F7F7F"/>
-              <w:left w:val="single" w:sz="2" w:space="0" w:color="D9D9D9"/>
-              <w:bottom w:val="single" w:sz="2" w:space="0" w:color="D9D9D9"/>
-              <w:right w:val="single" w:sz="2" w:space="0" w:color="D9D9D9"/>
-            </w:tcBorders>
-            <w:shd w:val="clear" w:color="auto" w:fill="FFFFFF"/>
-            <w:tcMar>
-              <w:top w:w="24" w:type="dxa"/>
-              <w:left w:w="28" w:type="dxa"/>
-              <w:bottom w:w="24" w:type="dxa"/>
-              <w:right w:w="28" w:type="dxa"/>
-            </w:tcMar>
-          </w:tcPr>
-          <w:p>
-            <w:pPr>
-              <w:spacing w:after="0"/>
-            </w:pPr>
-            <w:r>
-              <w:rPr>
-                <w:rFonts w:ascii="Arial" w:hAnsi="Arial"/>
-                <w:sz w:val="12"/>
-              </w:rPr>
-              <w:t>Walk (symm.)</w:t>
-            </w:r>
-          </w:p>
-        </w:tc>
-        <w:tc>
-          <w:tcPr>
-            <w:tcW w:w="4608" w:type="dxa"/>
-            <w:tcBorders>
-              <w:top w:val="single" w:sz="10" w:space="0" w:color="7F7F7F"/>
-              <w:left w:val="single" w:sz="2" w:space="0" w:color="D9D9D9"/>
-              <w:bottom w:val="single" w:sz="2" w:space="0" w:color="D9D9D9"/>
-              <w:right w:val="single" w:sz="2" w:space="0" w:color="D9D9D9"/>
-            </w:tcBorders>
-            <w:shd w:val="clear" w:color="auto" w:fill="FFFFFF"/>
             <w:tcMar>
               <w:top w:w="24" w:type="dxa"/>
               <w:left w:w="28" w:type="dxa"/>
@@ -14567,29 +14269,29 @@
           <w:tcPr>
             <w:tcW w:w="2952" w:type="dxa"/>
             <w:tcBorders>
-              <w:top w:val="single" w:sz="10" w:space="0" w:color="7F7F7F"/>
-              <w:left w:val="single" w:sz="2" w:space="0" w:color="D9D9D9"/>
-              <w:bottom w:val="single" w:sz="2" w:space="0" w:color="D9D9D9"/>
-              <w:right w:val="single" w:sz="2" w:space="0" w:color="D9D9D9"/>
-            </w:tcBorders>
-            <w:shd w:val="clear" w:color="auto" w:fill="FFFFFF"/>
-            <w:tcMar>
-              <w:top w:w="24" w:type="dxa"/>
-              <w:left w:w="28" w:type="dxa"/>
-              <w:bottom w:w="24" w:type="dxa"/>
-              <w:right w:w="28" w:type="dxa"/>
-            </w:tcMar>
-          </w:tcPr>
-          <w:p>
-            <w:pPr>
-              <w:spacing w:after="0"/>
-            </w:pPr>
-            <w:r>
-              <w:rPr>
-                <w:rFonts w:ascii="Arial" w:hAnsi="Arial"/>
-                <w:sz w:val="12"/>
-              </w:rPr>
-              <w:t>Metadata code: C</w:t>
+              <w:top w:val="single" w:sz="2" w:space="0" w:color="D9D9D9"/>
+              <w:left w:val="single" w:sz="2" w:space="0" w:color="D9D9D9"/>
+              <w:bottom w:val="single" w:sz="2" w:space="0" w:color="D9D9D9"/>
+              <w:right w:val="single" w:sz="2" w:space="0" w:color="D9D9D9"/>
+            </w:tcBorders>
+            <w:shd w:val="clear" w:color="auto" w:fill="F2F2F2"/>
+            <w:tcMar>
+              <w:top w:w="24" w:type="dxa"/>
+              <w:left w:w="28" w:type="dxa"/>
+              <w:bottom w:w="24" w:type="dxa"/>
+              <w:right w:w="28" w:type="dxa"/>
+            </w:tcMar>
+          </w:tcPr>
+          <w:p>
+            <w:pPr>
+              <w:spacing w:after="0"/>
+            </w:pPr>
+            <w:r>
+              <w:rPr>
+                <w:rFonts w:ascii="Arial" w:hAnsi="Arial"/>
+                <w:sz w:val="12"/>
+              </w:rPr>
+              <w:t>Not quite Straight; Metadata code: C</w:t>
             </w:r>
           </w:p>
         </w:tc>
@@ -14603,7 +14305,7 @@
           <w:tcPr>
             <w:tcW w:w="1512" w:type="dxa"/>
             <w:tcBorders>
-              <w:top w:val="single" w:sz="2" w:space="0" w:color="D9D9D9"/>
+              <w:top w:val="single" w:sz="10" w:space="0" w:color="7F7F7F"/>
               <w:left w:val="single" w:sz="2" w:space="0" w:color="D9D9D9"/>
               <w:bottom w:val="single" w:sz="2" w:space="0" w:color="D9D9D9"/>
               <w:right w:val="single" w:sz="2" w:space="0" w:color="D9D9D9"/>
@@ -14634,7 +14336,7 @@
           <w:tcPr>
             <w:tcW w:w="1181" w:type="dxa"/>
             <w:tcBorders>
-              <w:top w:val="single" w:sz="2" w:space="0" w:color="D9D9D9"/>
+              <w:top w:val="single" w:sz="10" w:space="0" w:color="7F7F7F"/>
               <w:left w:val="single" w:sz="2" w:space="0" w:color="D9D9D9"/>
               <w:bottom w:val="single" w:sz="2" w:space="0" w:color="D9D9D9"/>
               <w:right w:val="single" w:sz="2" w:space="0" w:color="D9D9D9"/>
@@ -14664,7 +14366,7 @@
           <w:tcPr>
             <w:tcW w:w="792" w:type="dxa"/>
             <w:tcBorders>
-              <w:top w:val="single" w:sz="2" w:space="0" w:color="D9D9D9"/>
+              <w:top w:val="single" w:sz="10" w:space="0" w:color="7F7F7F"/>
               <w:left w:val="single" w:sz="2" w:space="0" w:color="D9D9D9"/>
               <w:bottom w:val="single" w:sz="2" w:space="0" w:color="D9D9D9"/>
               <w:right w:val="single" w:sz="2" w:space="0" w:color="D9D9D9"/>
@@ -14694,7 +14396,7 @@
           <w:tcPr>
             <w:tcW w:w="1123" w:type="dxa"/>
             <w:tcBorders>
-              <w:top w:val="single" w:sz="2" w:space="0" w:color="D9D9D9"/>
+              <w:top w:val="single" w:sz="10" w:space="0" w:color="7F7F7F"/>
               <w:left w:val="single" w:sz="2" w:space="0" w:color="D9D9D9"/>
               <w:bottom w:val="single" w:sz="2" w:space="0" w:color="D9D9D9"/>
               <w:right w:val="single" w:sz="2" w:space="0" w:color="D9D9D9"/>
@@ -14724,7 +14426,7 @@
           <w:tcPr>
             <w:tcW w:w="504" w:type="dxa"/>
             <w:tcBorders>
-              <w:top w:val="single" w:sz="2" w:space="0" w:color="D9D9D9"/>
+              <w:top w:val="single" w:sz="10" w:space="0" w:color="7F7F7F"/>
               <w:left w:val="single" w:sz="2" w:space="0" w:color="D9D9D9"/>
               <w:bottom w:val="single" w:sz="2" w:space="0" w:color="D9D9D9"/>
               <w:right w:val="single" w:sz="2" w:space="0" w:color="D9D9D9"/>
@@ -14742,13 +14444,21 @@
               <w:spacing w:after="0"/>
               <w:jc w:val="center"/>
             </w:pPr>
+            <w:r>
+              <w:rPr>
+                <w:rFonts w:ascii="Arial" w:hAnsi="Arial"/>
+                <w:b/>
+                <w:sz w:val="12"/>
+              </w:rPr>
+              <w:t>3</w:t>
+            </w:r>
           </w:p>
         </w:tc>
         <w:tc>
           <w:tcPr>
             <w:tcW w:w="547" w:type="dxa"/>
             <w:tcBorders>
-              <w:top w:val="single" w:sz="2" w:space="0" w:color="D9D9D9"/>
+              <w:top w:val="single" w:sz="10" w:space="0" w:color="7F7F7F"/>
               <w:left w:val="single" w:sz="2" w:space="0" w:color="D9D9D9"/>
               <w:bottom w:val="single" w:sz="2" w:space="0" w:color="D9D9D9"/>
               <w:right w:val="single" w:sz="2" w:space="0" w:color="D9D9D9"/>
@@ -14766,12 +14476,319 @@
               <w:spacing w:after="0"/>
               <w:jc w:val="center"/>
             </w:pPr>
+            <w:r>
+              <w:rPr>
+                <w:rFonts w:ascii="Arial" w:hAnsi="Arial"/>
+                <w:b/>
+                <w:sz w:val="12"/>
+              </w:rPr>
+              <w:t>0</w:t>
+            </w:r>
           </w:p>
         </w:tc>
         <w:tc>
           <w:tcPr>
             <w:tcW w:w="1296" w:type="dxa"/>
             <w:tcBorders>
+              <w:top w:val="single" w:sz="10" w:space="0" w:color="7F7F7F"/>
+              <w:left w:val="single" w:sz="2" w:space="0" w:color="D9D9D9"/>
+              <w:bottom w:val="single" w:sz="2" w:space="0" w:color="D9D9D9"/>
+              <w:right w:val="single" w:sz="2" w:space="0" w:color="D9D9D9"/>
+            </w:tcBorders>
+            <w:shd w:val="clear" w:color="auto" w:fill="FFFFFF"/>
+            <w:tcMar>
+              <w:top w:w="24" w:type="dxa"/>
+              <w:left w:w="28" w:type="dxa"/>
+              <w:bottom w:w="24" w:type="dxa"/>
+              <w:right w:w="28" w:type="dxa"/>
+            </w:tcMar>
+          </w:tcPr>
+          <w:p>
+            <w:pPr>
+              <w:spacing w:after="0"/>
+            </w:pPr>
+            <w:r>
+              <w:rPr>
+                <w:rFonts w:ascii="Arial" w:hAnsi="Arial"/>
+                <w:sz w:val="12"/>
+              </w:rPr>
+              <w:t>EQSTQ1</w:t>
+            </w:r>
+          </w:p>
+        </w:tc>
+        <w:tc>
+          <w:tcPr>
+            <w:tcW w:w="1123" w:type="dxa"/>
+            <w:tcBorders>
+              <w:top w:val="single" w:sz="10" w:space="0" w:color="7F7F7F"/>
+              <w:left w:val="single" w:sz="2" w:space="0" w:color="D9D9D9"/>
+              <w:bottom w:val="single" w:sz="2" w:space="0" w:color="D9D9D9"/>
+              <w:right w:val="single" w:sz="2" w:space="0" w:color="D9D9D9"/>
+            </w:tcBorders>
+            <w:shd w:val="clear" w:color="auto" w:fill="FFFFFF"/>
+            <w:tcMar>
+              <w:top w:w="24" w:type="dxa"/>
+              <w:left w:w="28" w:type="dxa"/>
+              <w:bottom w:w="24" w:type="dxa"/>
+              <w:right w:w="28" w:type="dxa"/>
+            </w:tcMar>
+          </w:tcPr>
+          <w:p>
+            <w:pPr>
+              <w:spacing w:after="0"/>
+            </w:pPr>
+            <w:r>
+              <w:rPr>
+                <w:rFonts w:ascii="Arial" w:hAnsi="Arial"/>
+                <w:sz w:val="12"/>
+              </w:rPr>
+              <w:t>Walk (symm.)</w:t>
+            </w:r>
+          </w:p>
+        </w:tc>
+        <w:tc>
+          <w:tcPr>
+            <w:tcW w:w="4608" w:type="dxa"/>
+            <w:tcBorders>
+              <w:top w:val="single" w:sz="10" w:space="0" w:color="7F7F7F"/>
+              <w:left w:val="single" w:sz="2" w:space="0" w:color="D9D9D9"/>
+              <w:bottom w:val="single" w:sz="2" w:space="0" w:color="D9D9D9"/>
+              <w:right w:val="single" w:sz="2" w:space="0" w:color="D9D9D9"/>
+            </w:tcBorders>
+            <w:shd w:val="clear" w:color="auto" w:fill="FFFFFF"/>
+            <w:tcMar>
+              <w:top w:w="24" w:type="dxa"/>
+              <w:left w:w="28" w:type="dxa"/>
+              <w:bottom w:w="24" w:type="dxa"/>
+              <w:right w:w="28" w:type="dxa"/>
+            </w:tcMar>
+          </w:tcPr>
+          <w:p>
+            <w:pPr>
+              <w:spacing w:after="0"/>
+            </w:pPr>
+            <w:hyperlink r:id="rId41">
+              <w:r>
+                <w:rPr>
+                  <w:color w:val="0563C1"/>
+                  <w:sz w:val="12"/>
+                  <w:szCs w:val="12"/>
+                  <w:u w:val="single"/>
+                </w:rPr>
+                <w:t>https://www.youtube.com/watch?v=DLvPBFMn_BY</w:t>
+              </w:r>
+            </w:hyperlink>
+          </w:p>
+        </w:tc>
+        <w:tc>
+          <w:tcPr>
+            <w:tcW w:w="2952" w:type="dxa"/>
+            <w:tcBorders>
+              <w:top w:val="single" w:sz="10" w:space="0" w:color="7F7F7F"/>
+              <w:left w:val="single" w:sz="2" w:space="0" w:color="D9D9D9"/>
+              <w:bottom w:val="single" w:sz="2" w:space="0" w:color="D9D9D9"/>
+              <w:right w:val="single" w:sz="2" w:space="0" w:color="D9D9D9"/>
+            </w:tcBorders>
+            <w:shd w:val="clear" w:color="auto" w:fill="FFFFFF"/>
+            <w:tcMar>
+              <w:top w:w="24" w:type="dxa"/>
+              <w:left w:w="28" w:type="dxa"/>
+              <w:bottom w:w="24" w:type="dxa"/>
+              <w:right w:w="28" w:type="dxa"/>
+            </w:tcMar>
+          </w:tcPr>
+          <w:p>
+            <w:pPr>
+              <w:spacing w:after="0"/>
+            </w:pPr>
+            <w:r>
+              <w:rPr>
+                <w:rFonts w:ascii="Arial" w:hAnsi="Arial"/>
+                <w:sz w:val="12"/>
+              </w:rPr>
+              <w:t>Metadata code: C</w:t>
+            </w:r>
+          </w:p>
+        </w:tc>
+      </w:tr>
+      <w:tr>
+        <w:trPr>
+          <w:cantSplit/>
+          <w:jc w:val="center"/>
+        </w:trPr>
+        <w:tc>
+          <w:tcPr>
+            <w:tcW w:w="1512" w:type="dxa"/>
+            <w:tcBorders>
+              <w:top w:val="single" w:sz="2" w:space="0" w:color="D9D9D9"/>
+              <w:left w:val="single" w:sz="2" w:space="0" w:color="D9D9D9"/>
+              <w:bottom w:val="single" w:sz="2" w:space="0" w:color="D9D9D9"/>
+              <w:right w:val="single" w:sz="2" w:space="0" w:color="D9D9D9"/>
+            </w:tcBorders>
+            <w:shd w:val="clear" w:color="auto" w:fill="FFFFFF"/>
+            <w:tcMar>
+              <w:top w:w="24" w:type="dxa"/>
+              <w:left w:w="28" w:type="dxa"/>
+              <w:bottom w:w="24" w:type="dxa"/>
+              <w:right w:w="28" w:type="dxa"/>
+            </w:tcMar>
+          </w:tcPr>
+          <w:p>
+            <w:pPr>
+              <w:spacing w:after="0"/>
+            </w:pPr>
+            <w:r>
+              <w:rPr>
+                <w:rFonts w:ascii="Arial" w:hAnsi="Arial"/>
+                <w:i/>
+                <w:sz w:val="12"/>
+              </w:rPr>
+              <w:t>Dasyurus viverrinus</w:t>
+            </w:r>
+          </w:p>
+        </w:tc>
+        <w:tc>
+          <w:tcPr>
+            <w:tcW w:w="1181" w:type="dxa"/>
+            <w:tcBorders>
+              <w:top w:val="single" w:sz="2" w:space="0" w:color="D9D9D9"/>
+              <w:left w:val="single" w:sz="2" w:space="0" w:color="D9D9D9"/>
+              <w:bottom w:val="single" w:sz="2" w:space="0" w:color="D9D9D9"/>
+              <w:right w:val="single" w:sz="2" w:space="0" w:color="D9D9D9"/>
+            </w:tcBorders>
+            <w:shd w:val="clear" w:color="auto" w:fill="FFFFFF"/>
+            <w:tcMar>
+              <w:top w:w="24" w:type="dxa"/>
+              <w:left w:w="28" w:type="dxa"/>
+              <w:bottom w:w="24" w:type="dxa"/>
+              <w:right w:w="28" w:type="dxa"/>
+            </w:tcMar>
+          </w:tcPr>
+          <w:p>
+            <w:pPr>
+              <w:spacing w:after="0"/>
+            </w:pPr>
+            <w:r>
+              <w:rPr>
+                <w:rFonts w:ascii="Arial" w:hAnsi="Arial"/>
+                <w:sz w:val="12"/>
+              </w:rPr>
+              <w:t>Eastern quoll</w:t>
+            </w:r>
+          </w:p>
+        </w:tc>
+        <w:tc>
+          <w:tcPr>
+            <w:tcW w:w="792" w:type="dxa"/>
+            <w:tcBorders>
+              <w:top w:val="single" w:sz="2" w:space="0" w:color="D9D9D9"/>
+              <w:left w:val="single" w:sz="2" w:space="0" w:color="D9D9D9"/>
+              <w:bottom w:val="single" w:sz="2" w:space="0" w:color="D9D9D9"/>
+              <w:right w:val="single" w:sz="2" w:space="0" w:color="D9D9D9"/>
+            </w:tcBorders>
+            <w:shd w:val="clear" w:color="auto" w:fill="FFFFFF"/>
+            <w:tcMar>
+              <w:top w:w="24" w:type="dxa"/>
+              <w:left w:w="28" w:type="dxa"/>
+              <w:bottom w:w="24" w:type="dxa"/>
+              <w:right w:w="28" w:type="dxa"/>
+            </w:tcMar>
+          </w:tcPr>
+          <w:p>
+            <w:pPr>
+              <w:spacing w:after="0"/>
+            </w:pPr>
+            <w:r>
+              <w:rPr>
+                <w:rFonts w:ascii="Arial" w:hAnsi="Arial"/>
+                <w:sz w:val="12"/>
+              </w:rPr>
+              <w:t>Dasyurid</w:t>
+            </w:r>
+          </w:p>
+        </w:tc>
+        <w:tc>
+          <w:tcPr>
+            <w:tcW w:w="1123" w:type="dxa"/>
+            <w:tcBorders>
+              <w:top w:val="single" w:sz="2" w:space="0" w:color="D9D9D9"/>
+              <w:left w:val="single" w:sz="2" w:space="0" w:color="D9D9D9"/>
+              <w:bottom w:val="single" w:sz="2" w:space="0" w:color="D9D9D9"/>
+              <w:right w:val="single" w:sz="2" w:space="0" w:color="D9D9D9"/>
+            </w:tcBorders>
+            <w:shd w:val="clear" w:color="auto" w:fill="FFFFFF"/>
+            <w:tcMar>
+              <w:top w:w="24" w:type="dxa"/>
+              <w:left w:w="28" w:type="dxa"/>
+              <w:bottom w:w="24" w:type="dxa"/>
+              <w:right w:w="28" w:type="dxa"/>
+            </w:tcMar>
+          </w:tcPr>
+          <w:p>
+            <w:pPr>
+              <w:spacing w:after="0"/>
+            </w:pPr>
+            <w:r>
+              <w:rPr>
+                <w:rFonts w:ascii="Arial" w:hAnsi="Arial"/>
+                <w:sz w:val="12"/>
+              </w:rPr>
+              <w:t>Opp. Grappler</w:t>
+            </w:r>
+          </w:p>
+        </w:tc>
+        <w:tc>
+          <w:tcPr>
+            <w:tcW w:w="504" w:type="dxa"/>
+            <w:tcBorders>
+              <w:top w:val="single" w:sz="2" w:space="0" w:color="D9D9D9"/>
+              <w:left w:val="single" w:sz="2" w:space="0" w:color="D9D9D9"/>
+              <w:bottom w:val="single" w:sz="2" w:space="0" w:color="D9D9D9"/>
+              <w:right w:val="single" w:sz="2" w:space="0" w:color="D9D9D9"/>
+            </w:tcBorders>
+            <w:shd w:val="clear" w:color="auto" w:fill="FFFFFF"/>
+            <w:tcMar>
+              <w:top w:w="24" w:type="dxa"/>
+              <w:left w:w="28" w:type="dxa"/>
+              <w:bottom w:w="24" w:type="dxa"/>
+              <w:right w:w="28" w:type="dxa"/>
+            </w:tcMar>
+          </w:tcPr>
+          <w:p>
+            <w:pPr>
+              <w:spacing w:after="0"/>
+              <w:jc w:val="center"/>
+            </w:pPr>
+          </w:p>
+        </w:tc>
+        <w:tc>
+          <w:tcPr>
+            <w:tcW w:w="547" w:type="dxa"/>
+            <w:tcBorders>
+              <w:top w:val="single" w:sz="2" w:space="0" w:color="D9D9D9"/>
+              <w:left w:val="single" w:sz="2" w:space="0" w:color="D9D9D9"/>
+              <w:bottom w:val="single" w:sz="2" w:space="0" w:color="D9D9D9"/>
+              <w:right w:val="single" w:sz="2" w:space="0" w:color="D9D9D9"/>
+            </w:tcBorders>
+            <w:shd w:val="clear" w:color="auto" w:fill="FFFFFF"/>
+            <w:tcMar>
+              <w:top w:w="24" w:type="dxa"/>
+              <w:left w:w="28" w:type="dxa"/>
+              <w:bottom w:w="24" w:type="dxa"/>
+              <w:right w:w="28" w:type="dxa"/>
+            </w:tcMar>
+          </w:tcPr>
+          <w:p>
+            <w:pPr>
+              <w:spacing w:after="0"/>
+              <w:jc w:val="center"/>
+            </w:pPr>
+          </w:p>
+        </w:tc>
+        <w:tc>
+          <w:tcPr>
+            <w:tcW w:w="1296" w:type="dxa"/>
+            <w:tcBorders>
               <w:top w:val="single" w:sz="2" w:space="0" w:color="D9D9D9"/>
               <w:left w:val="single" w:sz="2" w:space="0" w:color="D9D9D9"/>
               <w:bottom w:val="single" w:sz="2" w:space="0" w:color="D9D9D9"/>
@@ -14849,7 +14866,7 @@
             <w:pPr>
               <w:spacing w:after="0"/>
             </w:pPr>
-            <w:hyperlink r:id="rId41">
+            <w:hyperlink r:id="rId42">
               <w:r>
                 <w:rPr>
                   <w:color w:val="0563C1"/>
@@ -17778,7 +17795,7 @@
             <w:pPr>
               <w:spacing w:after="0"/>
             </w:pPr>
-            <w:hyperlink r:id="rId42">
+            <w:hyperlink r:id="rId43">
               <w:r>
                 <w:rPr>
                   <w:color w:val="0563C1"/>
@@ -18070,7 +18087,7 @@
             <w:pPr>
               <w:spacing w:after="0"/>
             </w:pPr>
-            <w:hyperlink r:id="rId43">
+            <w:hyperlink r:id="rId44">
               <w:r>
                 <w:rPr>
                   <w:color w:val="0563C1"/>
@@ -18378,7 +18395,7 @@
             <w:pPr>
               <w:spacing w:after="0"/>
             </w:pPr>
-            <w:hyperlink r:id="rId44">
+            <w:hyperlink r:id="rId45">
               <w:r>
                 <w:rPr>
                   <w:color w:val="0563C1"/>
@@ -18686,7 +18703,7 @@
             <w:pPr>
               <w:spacing w:after="0"/>
             </w:pPr>
-            <w:hyperlink r:id="rId45">
+            <w:hyperlink r:id="rId46">
               <w:r>
                 <w:rPr>
                   <w:color w:val="0563C1"/>
@@ -18994,7 +19011,7 @@
             <w:pPr>
               <w:spacing w:after="0"/>
             </w:pPr>
-            <w:hyperlink r:id="rId46">
+            <w:hyperlink r:id="rId47">
               <w:r>
                 <w:rPr>
                   <w:color w:val="0563C1"/>
@@ -19286,7 +19303,7 @@
             <w:pPr>
               <w:spacing w:after="0"/>
             </w:pPr>
-            <w:hyperlink r:id="rId47">
+            <w:hyperlink r:id="rId48">
               <w:r>
                 <w:rPr>
                   <w:color w:val="0563C1"/>
@@ -19594,7 +19611,7 @@
             <w:pPr>
               <w:spacing w:after="0"/>
             </w:pPr>
-            <w:hyperlink r:id="rId48">
+            <w:hyperlink r:id="rId49">
               <w:r>
                 <w:rPr>
                   <w:color w:val="0563C1"/>
@@ -19886,7 +19903,7 @@
             <w:pPr>
               <w:spacing w:after="0"/>
             </w:pPr>
-            <w:hyperlink r:id="rId49">
+            <w:hyperlink r:id="rId50">
               <w:r>
                 <w:rPr>
                   <w:color w:val="0563C1"/>
@@ -20201,7 +20218,7 @@
             <w:pPr>
               <w:spacing w:after="0"/>
             </w:pPr>
-            <w:hyperlink r:id="rId50">
+            <w:hyperlink r:id="rId51">
               <w:r>
                 <w:rPr>
                   <w:color w:val="0563C1"/>
@@ -20493,7 +20510,7 @@
             <w:pPr>
               <w:spacing w:after="0"/>
             </w:pPr>
-            <w:hyperlink r:id="rId51">
+            <w:hyperlink r:id="rId52">
               <w:r>
                 <w:rPr>
                   <w:color w:val="0563C1"/>
@@ -21999,298 +22016,6 @@
             <w:tcW w:w="4608" w:type="dxa"/>
             <w:tcBorders>
               <w:top w:val="single" w:sz="10" w:space="0" w:color="7F7F7F"/>
-              <w:left w:val="single" w:sz="2" w:space="0" w:color="D9D9D9"/>
-              <w:bottom w:val="single" w:sz="2" w:space="0" w:color="D9D9D9"/>
-              <w:right w:val="single" w:sz="2" w:space="0" w:color="D9D9D9"/>
-            </w:tcBorders>
-            <w:shd w:val="clear" w:color="auto" w:fill="FFFFFF"/>
-            <w:tcMar>
-              <w:top w:w="24" w:type="dxa"/>
-              <w:left w:w="28" w:type="dxa"/>
-              <w:bottom w:w="24" w:type="dxa"/>
-              <w:right w:w="28" w:type="dxa"/>
-            </w:tcMar>
-          </w:tcPr>
-          <w:p>
-            <w:pPr>
-              <w:spacing w:after="0"/>
-            </w:pPr>
-            <w:hyperlink r:id="rId52">
-              <w:r>
-                <w:rPr>
-                  <w:color w:val="0563C1"/>
-                  <w:sz w:val="12"/>
-                  <w:szCs w:val="12"/>
-                  <w:u w:val="single"/>
-                </w:rPr>
-                <w:t>https://www.youtube.com/watch?v=2IQwUez0kB4</w:t>
-              </w:r>
-            </w:hyperlink>
-          </w:p>
-        </w:tc>
-        <w:tc>
-          <w:tcPr>
-            <w:tcW w:w="2952" w:type="dxa"/>
-            <w:tcBorders>
-              <w:top w:val="single" w:sz="10" w:space="0" w:color="7F7F7F"/>
-              <w:left w:val="single" w:sz="2" w:space="0" w:color="D9D9D9"/>
-              <w:bottom w:val="single" w:sz="2" w:space="0" w:color="D9D9D9"/>
-              <w:right w:val="single" w:sz="2" w:space="0" w:color="D9D9D9"/>
-            </w:tcBorders>
-            <w:shd w:val="clear" w:color="auto" w:fill="FFFFFF"/>
-            <w:tcMar>
-              <w:top w:w="24" w:type="dxa"/>
-              <w:left w:w="28" w:type="dxa"/>
-              <w:bottom w:w="24" w:type="dxa"/>
-              <w:right w:w="28" w:type="dxa"/>
-            </w:tcMar>
-          </w:tcPr>
-          <w:p>
-            <w:pPr>
-              <w:spacing w:after="0"/>
-            </w:pPr>
-          </w:p>
-        </w:tc>
-      </w:tr>
-      <w:tr>
-        <w:trPr>
-          <w:cantSplit/>
-          <w:jc w:val="center"/>
-        </w:trPr>
-        <w:tc>
-          <w:tcPr>
-            <w:tcW w:w="1512" w:type="dxa"/>
-            <w:tcBorders>
-              <w:top w:val="single" w:sz="2" w:space="0" w:color="D9D9D9"/>
-              <w:left w:val="single" w:sz="2" w:space="0" w:color="D9D9D9"/>
-              <w:bottom w:val="single" w:sz="2" w:space="0" w:color="D9D9D9"/>
-              <w:right w:val="single" w:sz="2" w:space="0" w:color="D9D9D9"/>
-            </w:tcBorders>
-            <w:shd w:val="clear" w:color="auto" w:fill="FFFFFF"/>
-            <w:tcMar>
-              <w:top w:w="24" w:type="dxa"/>
-              <w:left w:w="28" w:type="dxa"/>
-              <w:bottom w:w="24" w:type="dxa"/>
-              <w:right w:w="28" w:type="dxa"/>
-            </w:tcMar>
-          </w:tcPr>
-          <w:p>
-            <w:pPr>
-              <w:spacing w:after="0"/>
-            </w:pPr>
-            <w:r>
-              <w:rPr>
-                <w:rFonts w:ascii="Arial" w:hAnsi="Arial"/>
-                <w:i/>
-                <w:sz w:val="12"/>
-              </w:rPr>
-              <w:t>Leptailurus serval</w:t>
-            </w:r>
-          </w:p>
-        </w:tc>
-        <w:tc>
-          <w:tcPr>
-            <w:tcW w:w="1181" w:type="dxa"/>
-            <w:tcBorders>
-              <w:top w:val="single" w:sz="2" w:space="0" w:color="D9D9D9"/>
-              <w:left w:val="single" w:sz="2" w:space="0" w:color="D9D9D9"/>
-              <w:bottom w:val="single" w:sz="2" w:space="0" w:color="D9D9D9"/>
-              <w:right w:val="single" w:sz="2" w:space="0" w:color="D9D9D9"/>
-            </w:tcBorders>
-            <w:shd w:val="clear" w:color="auto" w:fill="FFFFFF"/>
-            <w:tcMar>
-              <w:top w:w="24" w:type="dxa"/>
-              <w:left w:w="28" w:type="dxa"/>
-              <w:bottom w:w="24" w:type="dxa"/>
-              <w:right w:w="28" w:type="dxa"/>
-            </w:tcMar>
-          </w:tcPr>
-          <w:p>
-            <w:pPr>
-              <w:spacing w:after="0"/>
-            </w:pPr>
-            <w:r>
-              <w:rPr>
-                <w:rFonts w:ascii="Arial" w:hAnsi="Arial"/>
-                <w:sz w:val="12"/>
-              </w:rPr>
-              <w:t>Serval</w:t>
-            </w:r>
-          </w:p>
-        </w:tc>
-        <w:tc>
-          <w:tcPr>
-            <w:tcW w:w="792" w:type="dxa"/>
-            <w:tcBorders>
-              <w:top w:val="single" w:sz="2" w:space="0" w:color="D9D9D9"/>
-              <w:left w:val="single" w:sz="2" w:space="0" w:color="D9D9D9"/>
-              <w:bottom w:val="single" w:sz="2" w:space="0" w:color="D9D9D9"/>
-              <w:right w:val="single" w:sz="2" w:space="0" w:color="D9D9D9"/>
-            </w:tcBorders>
-            <w:shd w:val="clear" w:color="auto" w:fill="FFFFFF"/>
-            <w:tcMar>
-              <w:top w:w="24" w:type="dxa"/>
-              <w:left w:w="28" w:type="dxa"/>
-              <w:bottom w:w="24" w:type="dxa"/>
-              <w:right w:w="28" w:type="dxa"/>
-            </w:tcMar>
-          </w:tcPr>
-          <w:p>
-            <w:pPr>
-              <w:spacing w:after="0"/>
-            </w:pPr>
-            <w:r>
-              <w:rPr>
-                <w:rFonts w:ascii="Arial" w:hAnsi="Arial"/>
-                <w:sz w:val="12"/>
-              </w:rPr>
-              <w:t>Felid</w:t>
-            </w:r>
-          </w:p>
-        </w:tc>
-        <w:tc>
-          <w:tcPr>
-            <w:tcW w:w="1123" w:type="dxa"/>
-            <w:tcBorders>
-              <w:top w:val="single" w:sz="2" w:space="0" w:color="D9D9D9"/>
-              <w:left w:val="single" w:sz="2" w:space="0" w:color="D9D9D9"/>
-              <w:bottom w:val="single" w:sz="2" w:space="0" w:color="D9D9D9"/>
-              <w:right w:val="single" w:sz="2" w:space="0" w:color="D9D9D9"/>
-            </w:tcBorders>
-            <w:shd w:val="clear" w:color="auto" w:fill="FFFFFF"/>
-            <w:tcMar>
-              <w:top w:w="24" w:type="dxa"/>
-              <w:left w:w="28" w:type="dxa"/>
-              <w:bottom w:w="24" w:type="dxa"/>
-              <w:right w:w="28" w:type="dxa"/>
-            </w:tcMar>
-          </w:tcPr>
-          <w:p>
-            <w:pPr>
-              <w:spacing w:after="0"/>
-            </w:pPr>
-            <w:r>
-              <w:rPr>
-                <w:rFonts w:ascii="Arial" w:hAnsi="Arial"/>
-                <w:sz w:val="12"/>
-              </w:rPr>
-              <w:t>Opp. Grappler</w:t>
-            </w:r>
-          </w:p>
-        </w:tc>
-        <w:tc>
-          <w:tcPr>
-            <w:tcW w:w="504" w:type="dxa"/>
-            <w:tcBorders>
-              <w:top w:val="single" w:sz="2" w:space="0" w:color="D9D9D9"/>
-              <w:left w:val="single" w:sz="2" w:space="0" w:color="D9D9D9"/>
-              <w:bottom w:val="single" w:sz="2" w:space="0" w:color="D9D9D9"/>
-              <w:right w:val="single" w:sz="2" w:space="0" w:color="D9D9D9"/>
-            </w:tcBorders>
-            <w:shd w:val="clear" w:color="auto" w:fill="FFFFFF"/>
-            <w:tcMar>
-              <w:top w:w="24" w:type="dxa"/>
-              <w:left w:w="28" w:type="dxa"/>
-              <w:bottom w:w="24" w:type="dxa"/>
-              <w:right w:w="28" w:type="dxa"/>
-            </w:tcMar>
-          </w:tcPr>
-          <w:p>
-            <w:pPr>
-              <w:spacing w:after="0"/>
-              <w:jc w:val="center"/>
-            </w:pPr>
-          </w:p>
-        </w:tc>
-        <w:tc>
-          <w:tcPr>
-            <w:tcW w:w="547" w:type="dxa"/>
-            <w:tcBorders>
-              <w:top w:val="single" w:sz="2" w:space="0" w:color="D9D9D9"/>
-              <w:left w:val="single" w:sz="2" w:space="0" w:color="D9D9D9"/>
-              <w:bottom w:val="single" w:sz="2" w:space="0" w:color="D9D9D9"/>
-              <w:right w:val="single" w:sz="2" w:space="0" w:color="D9D9D9"/>
-            </w:tcBorders>
-            <w:shd w:val="clear" w:color="auto" w:fill="FFFFFF"/>
-            <w:tcMar>
-              <w:top w:w="24" w:type="dxa"/>
-              <w:left w:w="28" w:type="dxa"/>
-              <w:bottom w:w="24" w:type="dxa"/>
-              <w:right w:w="28" w:type="dxa"/>
-            </w:tcMar>
-          </w:tcPr>
-          <w:p>
-            <w:pPr>
-              <w:spacing w:after="0"/>
-              <w:jc w:val="center"/>
-            </w:pPr>
-          </w:p>
-        </w:tc>
-        <w:tc>
-          <w:tcPr>
-            <w:tcW w:w="1296" w:type="dxa"/>
-            <w:tcBorders>
-              <w:top w:val="single" w:sz="2" w:space="0" w:color="D9D9D9"/>
-              <w:left w:val="single" w:sz="2" w:space="0" w:color="D9D9D9"/>
-              <w:bottom w:val="single" w:sz="2" w:space="0" w:color="D9D9D9"/>
-              <w:right w:val="single" w:sz="2" w:space="0" w:color="D9D9D9"/>
-            </w:tcBorders>
-            <w:shd w:val="clear" w:color="auto" w:fill="FFFFFF"/>
-            <w:tcMar>
-              <w:top w:w="24" w:type="dxa"/>
-              <w:left w:w="28" w:type="dxa"/>
-              <w:bottom w:w="24" w:type="dxa"/>
-              <w:right w:w="28" w:type="dxa"/>
-            </w:tcMar>
-          </w:tcPr>
-          <w:p>
-            <w:pPr>
-              <w:spacing w:after="0"/>
-            </w:pPr>
-            <w:r>
-              <w:rPr>
-                <w:rFonts w:ascii="Arial" w:hAnsi="Arial"/>
-                <w:sz w:val="12"/>
-              </w:rPr>
-              <w:t>Serval1</w:t>
-            </w:r>
-          </w:p>
-        </w:tc>
-        <w:tc>
-          <w:tcPr>
-            <w:tcW w:w="1123" w:type="dxa"/>
-            <w:tcBorders>
-              <w:top w:val="single" w:sz="2" w:space="0" w:color="D9D9D9"/>
-              <w:left w:val="single" w:sz="2" w:space="0" w:color="D9D9D9"/>
-              <w:bottom w:val="single" w:sz="2" w:space="0" w:color="D9D9D9"/>
-              <w:right w:val="single" w:sz="2" w:space="0" w:color="D9D9D9"/>
-            </w:tcBorders>
-            <w:shd w:val="clear" w:color="auto" w:fill="FFFFFF"/>
-            <w:tcMar>
-              <w:top w:w="24" w:type="dxa"/>
-              <w:left w:w="28" w:type="dxa"/>
-              <w:bottom w:w="24" w:type="dxa"/>
-              <w:right w:w="28" w:type="dxa"/>
-            </w:tcMar>
-          </w:tcPr>
-          <w:p>
-            <w:pPr>
-              <w:spacing w:after="0"/>
-            </w:pPr>
-            <w:r>
-              <w:rPr>
-                <w:rFonts w:ascii="Arial" w:hAnsi="Arial"/>
-                <w:sz w:val="12"/>
-              </w:rPr>
-              <w:t>Walk (symm.)</w:t>
-            </w:r>
-          </w:p>
-        </w:tc>
-        <w:tc>
-          <w:tcPr>
-            <w:tcW w:w="4608" w:type="dxa"/>
-            <w:tcBorders>
-              <w:top w:val="single" w:sz="2" w:space="0" w:color="D9D9D9"/>
               <w:left w:val="single" w:sz="2" w:space="0" w:color="D9D9D9"/>
               <w:bottom w:val="single" w:sz="2" w:space="0" w:color="D9D9D9"/>
               <w:right w:val="single" w:sz="2" w:space="0" w:color="D9D9D9"/>
@@ -22324,7 +22049,7 @@
           <w:tcPr>
             <w:tcW w:w="2952" w:type="dxa"/>
             <w:tcBorders>
-              <w:top w:val="single" w:sz="2" w:space="0" w:color="D9D9D9"/>
+              <w:top w:val="single" w:sz="10" w:space="0" w:color="7F7F7F"/>
               <w:left w:val="single" w:sz="2" w:space="0" w:color="D9D9D9"/>
               <w:bottom w:val="single" w:sz="2" w:space="0" w:color="D9D9D9"/>
               <w:right w:val="single" w:sz="2" w:space="0" w:color="D9D9D9"/>
@@ -22544,6 +22269,298 @@
                 <w:rFonts w:ascii="Arial" w:hAnsi="Arial"/>
                 <w:sz w:val="12"/>
               </w:rPr>
+              <w:t>Serval1</w:t>
+            </w:r>
+          </w:p>
+        </w:tc>
+        <w:tc>
+          <w:tcPr>
+            <w:tcW w:w="1123" w:type="dxa"/>
+            <w:tcBorders>
+              <w:top w:val="single" w:sz="2" w:space="0" w:color="D9D9D9"/>
+              <w:left w:val="single" w:sz="2" w:space="0" w:color="D9D9D9"/>
+              <w:bottom w:val="single" w:sz="2" w:space="0" w:color="D9D9D9"/>
+              <w:right w:val="single" w:sz="2" w:space="0" w:color="D9D9D9"/>
+            </w:tcBorders>
+            <w:shd w:val="clear" w:color="auto" w:fill="FFFFFF"/>
+            <w:tcMar>
+              <w:top w:w="24" w:type="dxa"/>
+              <w:left w:w="28" w:type="dxa"/>
+              <w:bottom w:w="24" w:type="dxa"/>
+              <w:right w:w="28" w:type="dxa"/>
+            </w:tcMar>
+          </w:tcPr>
+          <w:p>
+            <w:pPr>
+              <w:spacing w:after="0"/>
+            </w:pPr>
+            <w:r>
+              <w:rPr>
+                <w:rFonts w:ascii="Arial" w:hAnsi="Arial"/>
+                <w:sz w:val="12"/>
+              </w:rPr>
+              <w:t>Walk (symm.)</w:t>
+            </w:r>
+          </w:p>
+        </w:tc>
+        <w:tc>
+          <w:tcPr>
+            <w:tcW w:w="4608" w:type="dxa"/>
+            <w:tcBorders>
+              <w:top w:val="single" w:sz="2" w:space="0" w:color="D9D9D9"/>
+              <w:left w:val="single" w:sz="2" w:space="0" w:color="D9D9D9"/>
+              <w:bottom w:val="single" w:sz="2" w:space="0" w:color="D9D9D9"/>
+              <w:right w:val="single" w:sz="2" w:space="0" w:color="D9D9D9"/>
+            </w:tcBorders>
+            <w:shd w:val="clear" w:color="auto" w:fill="FFFFFF"/>
+            <w:tcMar>
+              <w:top w:w="24" w:type="dxa"/>
+              <w:left w:w="28" w:type="dxa"/>
+              <w:bottom w:w="24" w:type="dxa"/>
+              <w:right w:w="28" w:type="dxa"/>
+            </w:tcMar>
+          </w:tcPr>
+          <w:p>
+            <w:pPr>
+              <w:spacing w:after="0"/>
+            </w:pPr>
+            <w:hyperlink r:id="rId54">
+              <w:r>
+                <w:rPr>
+                  <w:color w:val="0563C1"/>
+                  <w:sz w:val="12"/>
+                  <w:szCs w:val="12"/>
+                  <w:u w:val="single"/>
+                </w:rPr>
+                <w:t>https://www.youtube.com/watch?v=2IQwUez0kB4</w:t>
+              </w:r>
+            </w:hyperlink>
+          </w:p>
+        </w:tc>
+        <w:tc>
+          <w:tcPr>
+            <w:tcW w:w="2952" w:type="dxa"/>
+            <w:tcBorders>
+              <w:top w:val="single" w:sz="2" w:space="0" w:color="D9D9D9"/>
+              <w:left w:val="single" w:sz="2" w:space="0" w:color="D9D9D9"/>
+              <w:bottom w:val="single" w:sz="2" w:space="0" w:color="D9D9D9"/>
+              <w:right w:val="single" w:sz="2" w:space="0" w:color="D9D9D9"/>
+            </w:tcBorders>
+            <w:shd w:val="clear" w:color="auto" w:fill="FFFFFF"/>
+            <w:tcMar>
+              <w:top w:w="24" w:type="dxa"/>
+              <w:left w:w="28" w:type="dxa"/>
+              <w:bottom w:w="24" w:type="dxa"/>
+              <w:right w:w="28" w:type="dxa"/>
+            </w:tcMar>
+          </w:tcPr>
+          <w:p>
+            <w:pPr>
+              <w:spacing w:after="0"/>
+            </w:pPr>
+          </w:p>
+        </w:tc>
+      </w:tr>
+      <w:tr>
+        <w:trPr>
+          <w:cantSplit/>
+          <w:jc w:val="center"/>
+        </w:trPr>
+        <w:tc>
+          <w:tcPr>
+            <w:tcW w:w="1512" w:type="dxa"/>
+            <w:tcBorders>
+              <w:top w:val="single" w:sz="2" w:space="0" w:color="D9D9D9"/>
+              <w:left w:val="single" w:sz="2" w:space="0" w:color="D9D9D9"/>
+              <w:bottom w:val="single" w:sz="2" w:space="0" w:color="D9D9D9"/>
+              <w:right w:val="single" w:sz="2" w:space="0" w:color="D9D9D9"/>
+            </w:tcBorders>
+            <w:shd w:val="clear" w:color="auto" w:fill="FFFFFF"/>
+            <w:tcMar>
+              <w:top w:w="24" w:type="dxa"/>
+              <w:left w:w="28" w:type="dxa"/>
+              <w:bottom w:w="24" w:type="dxa"/>
+              <w:right w:w="28" w:type="dxa"/>
+            </w:tcMar>
+          </w:tcPr>
+          <w:p>
+            <w:pPr>
+              <w:spacing w:after="0"/>
+            </w:pPr>
+            <w:r>
+              <w:rPr>
+                <w:rFonts w:ascii="Arial" w:hAnsi="Arial"/>
+                <w:i/>
+                <w:sz w:val="12"/>
+              </w:rPr>
+              <w:t>Leptailurus serval</w:t>
+            </w:r>
+          </w:p>
+        </w:tc>
+        <w:tc>
+          <w:tcPr>
+            <w:tcW w:w="1181" w:type="dxa"/>
+            <w:tcBorders>
+              <w:top w:val="single" w:sz="2" w:space="0" w:color="D9D9D9"/>
+              <w:left w:val="single" w:sz="2" w:space="0" w:color="D9D9D9"/>
+              <w:bottom w:val="single" w:sz="2" w:space="0" w:color="D9D9D9"/>
+              <w:right w:val="single" w:sz="2" w:space="0" w:color="D9D9D9"/>
+            </w:tcBorders>
+            <w:shd w:val="clear" w:color="auto" w:fill="FFFFFF"/>
+            <w:tcMar>
+              <w:top w:w="24" w:type="dxa"/>
+              <w:left w:w="28" w:type="dxa"/>
+              <w:bottom w:w="24" w:type="dxa"/>
+              <w:right w:w="28" w:type="dxa"/>
+            </w:tcMar>
+          </w:tcPr>
+          <w:p>
+            <w:pPr>
+              <w:spacing w:after="0"/>
+            </w:pPr>
+            <w:r>
+              <w:rPr>
+                <w:rFonts w:ascii="Arial" w:hAnsi="Arial"/>
+                <w:sz w:val="12"/>
+              </w:rPr>
+              <w:t>Serval</w:t>
+            </w:r>
+          </w:p>
+        </w:tc>
+        <w:tc>
+          <w:tcPr>
+            <w:tcW w:w="792" w:type="dxa"/>
+            <w:tcBorders>
+              <w:top w:val="single" w:sz="2" w:space="0" w:color="D9D9D9"/>
+              <w:left w:val="single" w:sz="2" w:space="0" w:color="D9D9D9"/>
+              <w:bottom w:val="single" w:sz="2" w:space="0" w:color="D9D9D9"/>
+              <w:right w:val="single" w:sz="2" w:space="0" w:color="D9D9D9"/>
+            </w:tcBorders>
+            <w:shd w:val="clear" w:color="auto" w:fill="FFFFFF"/>
+            <w:tcMar>
+              <w:top w:w="24" w:type="dxa"/>
+              <w:left w:w="28" w:type="dxa"/>
+              <w:bottom w:w="24" w:type="dxa"/>
+              <w:right w:w="28" w:type="dxa"/>
+            </w:tcMar>
+          </w:tcPr>
+          <w:p>
+            <w:pPr>
+              <w:spacing w:after="0"/>
+            </w:pPr>
+            <w:r>
+              <w:rPr>
+                <w:rFonts w:ascii="Arial" w:hAnsi="Arial"/>
+                <w:sz w:val="12"/>
+              </w:rPr>
+              <w:t>Felid</w:t>
+            </w:r>
+          </w:p>
+        </w:tc>
+        <w:tc>
+          <w:tcPr>
+            <w:tcW w:w="1123" w:type="dxa"/>
+            <w:tcBorders>
+              <w:top w:val="single" w:sz="2" w:space="0" w:color="D9D9D9"/>
+              <w:left w:val="single" w:sz="2" w:space="0" w:color="D9D9D9"/>
+              <w:bottom w:val="single" w:sz="2" w:space="0" w:color="D9D9D9"/>
+              <w:right w:val="single" w:sz="2" w:space="0" w:color="D9D9D9"/>
+            </w:tcBorders>
+            <w:shd w:val="clear" w:color="auto" w:fill="FFFFFF"/>
+            <w:tcMar>
+              <w:top w:w="24" w:type="dxa"/>
+              <w:left w:w="28" w:type="dxa"/>
+              <w:bottom w:w="24" w:type="dxa"/>
+              <w:right w:w="28" w:type="dxa"/>
+            </w:tcMar>
+          </w:tcPr>
+          <w:p>
+            <w:pPr>
+              <w:spacing w:after="0"/>
+            </w:pPr>
+            <w:r>
+              <w:rPr>
+                <w:rFonts w:ascii="Arial" w:hAnsi="Arial"/>
+                <w:sz w:val="12"/>
+              </w:rPr>
+              <w:t>Opp. Grappler</w:t>
+            </w:r>
+          </w:p>
+        </w:tc>
+        <w:tc>
+          <w:tcPr>
+            <w:tcW w:w="504" w:type="dxa"/>
+            <w:tcBorders>
+              <w:top w:val="single" w:sz="2" w:space="0" w:color="D9D9D9"/>
+              <w:left w:val="single" w:sz="2" w:space="0" w:color="D9D9D9"/>
+              <w:bottom w:val="single" w:sz="2" w:space="0" w:color="D9D9D9"/>
+              <w:right w:val="single" w:sz="2" w:space="0" w:color="D9D9D9"/>
+            </w:tcBorders>
+            <w:shd w:val="clear" w:color="auto" w:fill="FFFFFF"/>
+            <w:tcMar>
+              <w:top w:w="24" w:type="dxa"/>
+              <w:left w:w="28" w:type="dxa"/>
+              <w:bottom w:w="24" w:type="dxa"/>
+              <w:right w:w="28" w:type="dxa"/>
+            </w:tcMar>
+          </w:tcPr>
+          <w:p>
+            <w:pPr>
+              <w:spacing w:after="0"/>
+              <w:jc w:val="center"/>
+            </w:pPr>
+          </w:p>
+        </w:tc>
+        <w:tc>
+          <w:tcPr>
+            <w:tcW w:w="547" w:type="dxa"/>
+            <w:tcBorders>
+              <w:top w:val="single" w:sz="2" w:space="0" w:color="D9D9D9"/>
+              <w:left w:val="single" w:sz="2" w:space="0" w:color="D9D9D9"/>
+              <w:bottom w:val="single" w:sz="2" w:space="0" w:color="D9D9D9"/>
+              <w:right w:val="single" w:sz="2" w:space="0" w:color="D9D9D9"/>
+            </w:tcBorders>
+            <w:shd w:val="clear" w:color="auto" w:fill="FFFFFF"/>
+            <w:tcMar>
+              <w:top w:w="24" w:type="dxa"/>
+              <w:left w:w="28" w:type="dxa"/>
+              <w:bottom w:w="24" w:type="dxa"/>
+              <w:right w:w="28" w:type="dxa"/>
+            </w:tcMar>
+          </w:tcPr>
+          <w:p>
+            <w:pPr>
+              <w:spacing w:after="0"/>
+              <w:jc w:val="center"/>
+            </w:pPr>
+          </w:p>
+        </w:tc>
+        <w:tc>
+          <w:tcPr>
+            <w:tcW w:w="1296" w:type="dxa"/>
+            <w:tcBorders>
+              <w:top w:val="single" w:sz="2" w:space="0" w:color="D9D9D9"/>
+              <w:left w:val="single" w:sz="2" w:space="0" w:color="D9D9D9"/>
+              <w:bottom w:val="single" w:sz="2" w:space="0" w:color="D9D9D9"/>
+              <w:right w:val="single" w:sz="2" w:space="0" w:color="D9D9D9"/>
+            </w:tcBorders>
+            <w:shd w:val="clear" w:color="auto" w:fill="FFFFFF"/>
+            <w:tcMar>
+              <w:top w:w="24" w:type="dxa"/>
+              <w:left w:w="28" w:type="dxa"/>
+              <w:bottom w:w="24" w:type="dxa"/>
+              <w:right w:w="28" w:type="dxa"/>
+            </w:tcMar>
+          </w:tcPr>
+          <w:p>
+            <w:pPr>
+              <w:spacing w:after="0"/>
+            </w:pPr>
+            <w:r>
+              <w:rPr>
+                <w:rFonts w:ascii="Arial" w:hAnsi="Arial"/>
+                <w:sz w:val="12"/>
+              </w:rPr>
               <w:t>Serval2</w:t>
             </w:r>
           </w:p>
@@ -22599,7 +22616,7 @@
             <w:pPr>
               <w:spacing w:after="0"/>
             </w:pPr>
-            <w:hyperlink r:id="rId54">
+            <w:hyperlink r:id="rId55">
               <w:r>
                 <w:rPr>
                   <w:color w:val="0563C1"/>
@@ -23499,305 +23516,6 @@
             <w:tcW w:w="4608" w:type="dxa"/>
             <w:tcBorders>
               <w:top w:val="single" w:sz="10" w:space="0" w:color="7F7F7F"/>
-              <w:left w:val="single" w:sz="2" w:space="0" w:color="D9D9D9"/>
-              <w:bottom w:val="single" w:sz="2" w:space="0" w:color="D9D9D9"/>
-              <w:right w:val="single" w:sz="2" w:space="0" w:color="D9D9D9"/>
-            </w:tcBorders>
-            <w:shd w:val="clear" w:color="auto" w:fill="F2F2F2"/>
-            <w:tcMar>
-              <w:top w:w="24" w:type="dxa"/>
-              <w:left w:w="28" w:type="dxa"/>
-              <w:bottom w:w="24" w:type="dxa"/>
-              <w:right w:w="28" w:type="dxa"/>
-            </w:tcMar>
-          </w:tcPr>
-          <w:p>
-            <w:pPr>
-              <w:spacing w:after="0"/>
-            </w:pPr>
-            <w:hyperlink r:id="rId55">
-              <w:r>
-                <w:rPr>
-                  <w:color w:val="0563C1"/>
-                  <w:sz w:val="12"/>
-                  <w:szCs w:val="12"/>
-                  <w:u w:val="single"/>
-                </w:rPr>
-                <w:t>https://www.youtube.com/watch?v=2bGNzpO4hZk</w:t>
-              </w:r>
-            </w:hyperlink>
-          </w:p>
-        </w:tc>
-        <w:tc>
-          <w:tcPr>
-            <w:tcW w:w="2952" w:type="dxa"/>
-            <w:tcBorders>
-              <w:top w:val="single" w:sz="10" w:space="0" w:color="7F7F7F"/>
-              <w:left w:val="single" w:sz="2" w:space="0" w:color="D9D9D9"/>
-              <w:bottom w:val="single" w:sz="2" w:space="0" w:color="D9D9D9"/>
-              <w:right w:val="single" w:sz="2" w:space="0" w:color="D9D9D9"/>
-            </w:tcBorders>
-            <w:shd w:val="clear" w:color="auto" w:fill="F2F2F2"/>
-            <w:tcMar>
-              <w:top w:w="24" w:type="dxa"/>
-              <w:left w:w="28" w:type="dxa"/>
-              <w:bottom w:w="24" w:type="dxa"/>
-              <w:right w:w="28" w:type="dxa"/>
-            </w:tcMar>
-          </w:tcPr>
-          <w:p>
-            <w:pPr>
-              <w:spacing w:after="0"/>
-            </w:pPr>
-            <w:r>
-              <w:rPr>
-                <w:rFonts w:ascii="Arial" w:hAnsi="Arial"/>
-                <w:sz w:val="12"/>
-              </w:rPr>
-              <w:t>Metadata code: F</w:t>
-            </w:r>
-          </w:p>
-        </w:tc>
-      </w:tr>
-      <w:tr>
-        <w:trPr>
-          <w:cantSplit/>
-          <w:jc w:val="center"/>
-        </w:trPr>
-        <w:tc>
-          <w:tcPr>
-            <w:tcW w:w="1512" w:type="dxa"/>
-            <w:tcBorders>
-              <w:top w:val="single" w:sz="2" w:space="0" w:color="D9D9D9"/>
-              <w:left w:val="single" w:sz="2" w:space="0" w:color="D9D9D9"/>
-              <w:bottom w:val="single" w:sz="2" w:space="0" w:color="D9D9D9"/>
-              <w:right w:val="single" w:sz="2" w:space="0" w:color="D9D9D9"/>
-            </w:tcBorders>
-            <w:shd w:val="clear" w:color="auto" w:fill="F2F2F2"/>
-            <w:tcMar>
-              <w:top w:w="24" w:type="dxa"/>
-              <w:left w:w="28" w:type="dxa"/>
-              <w:bottom w:w="24" w:type="dxa"/>
-              <w:right w:w="28" w:type="dxa"/>
-            </w:tcMar>
-          </w:tcPr>
-          <w:p>
-            <w:pPr>
-              <w:spacing w:after="0"/>
-            </w:pPr>
-            <w:r>
-              <w:rPr>
-                <w:rFonts w:ascii="Arial" w:hAnsi="Arial"/>
-                <w:i/>
-                <w:sz w:val="12"/>
-              </w:rPr>
-              <w:t>Lycaon pictus</w:t>
-            </w:r>
-          </w:p>
-        </w:tc>
-        <w:tc>
-          <w:tcPr>
-            <w:tcW w:w="1181" w:type="dxa"/>
-            <w:tcBorders>
-              <w:top w:val="single" w:sz="2" w:space="0" w:color="D9D9D9"/>
-              <w:left w:val="single" w:sz="2" w:space="0" w:color="D9D9D9"/>
-              <w:bottom w:val="single" w:sz="2" w:space="0" w:color="D9D9D9"/>
-              <w:right w:val="single" w:sz="2" w:space="0" w:color="D9D9D9"/>
-            </w:tcBorders>
-            <w:shd w:val="clear" w:color="auto" w:fill="F2F2F2"/>
-            <w:tcMar>
-              <w:top w:w="24" w:type="dxa"/>
-              <w:left w:w="28" w:type="dxa"/>
-              <w:bottom w:w="24" w:type="dxa"/>
-              <w:right w:w="28" w:type="dxa"/>
-            </w:tcMar>
-          </w:tcPr>
-          <w:p>
-            <w:pPr>
-              <w:spacing w:after="0"/>
-            </w:pPr>
-            <w:r>
-              <w:rPr>
-                <w:rFonts w:ascii="Arial" w:hAnsi="Arial"/>
-                <w:sz w:val="12"/>
-              </w:rPr>
-              <w:t>Painted dog</w:t>
-            </w:r>
-          </w:p>
-        </w:tc>
-        <w:tc>
-          <w:tcPr>
-            <w:tcW w:w="792" w:type="dxa"/>
-            <w:tcBorders>
-              <w:top w:val="single" w:sz="2" w:space="0" w:color="D9D9D9"/>
-              <w:left w:val="single" w:sz="2" w:space="0" w:color="D9D9D9"/>
-              <w:bottom w:val="single" w:sz="2" w:space="0" w:color="D9D9D9"/>
-              <w:right w:val="single" w:sz="2" w:space="0" w:color="D9D9D9"/>
-            </w:tcBorders>
-            <w:shd w:val="clear" w:color="auto" w:fill="F2F2F2"/>
-            <w:tcMar>
-              <w:top w:w="24" w:type="dxa"/>
-              <w:left w:w="28" w:type="dxa"/>
-              <w:bottom w:w="24" w:type="dxa"/>
-              <w:right w:w="28" w:type="dxa"/>
-            </w:tcMar>
-          </w:tcPr>
-          <w:p>
-            <w:pPr>
-              <w:spacing w:after="0"/>
-            </w:pPr>
-            <w:r>
-              <w:rPr>
-                <w:rFonts w:ascii="Arial" w:hAnsi="Arial"/>
-                <w:sz w:val="12"/>
-              </w:rPr>
-              <w:t>Canid</w:t>
-            </w:r>
-          </w:p>
-        </w:tc>
-        <w:tc>
-          <w:tcPr>
-            <w:tcW w:w="1123" w:type="dxa"/>
-            <w:tcBorders>
-              <w:top w:val="single" w:sz="2" w:space="0" w:color="D9D9D9"/>
-              <w:left w:val="single" w:sz="2" w:space="0" w:color="D9D9D9"/>
-              <w:bottom w:val="single" w:sz="2" w:space="0" w:color="D9D9D9"/>
-              <w:right w:val="single" w:sz="2" w:space="0" w:color="D9D9D9"/>
-            </w:tcBorders>
-            <w:shd w:val="clear" w:color="auto" w:fill="F2F2F2"/>
-            <w:tcMar>
-              <w:top w:w="24" w:type="dxa"/>
-              <w:left w:w="28" w:type="dxa"/>
-              <w:bottom w:w="24" w:type="dxa"/>
-              <w:right w:w="28" w:type="dxa"/>
-            </w:tcMar>
-          </w:tcPr>
-          <w:p>
-            <w:pPr>
-              <w:spacing w:after="0"/>
-            </w:pPr>
-            <w:r>
-              <w:rPr>
-                <w:rFonts w:ascii="Arial" w:hAnsi="Arial"/>
-                <w:sz w:val="12"/>
-              </w:rPr>
-              <w:t>Social Hunters</w:t>
-            </w:r>
-          </w:p>
-        </w:tc>
-        <w:tc>
-          <w:tcPr>
-            <w:tcW w:w="504" w:type="dxa"/>
-            <w:tcBorders>
-              <w:top w:val="single" w:sz="2" w:space="0" w:color="D9D9D9"/>
-              <w:left w:val="single" w:sz="2" w:space="0" w:color="D9D9D9"/>
-              <w:bottom w:val="single" w:sz="2" w:space="0" w:color="D9D9D9"/>
-              <w:right w:val="single" w:sz="2" w:space="0" w:color="D9D9D9"/>
-            </w:tcBorders>
-            <w:shd w:val="clear" w:color="auto" w:fill="F2F2F2"/>
-            <w:tcMar>
-              <w:top w:w="24" w:type="dxa"/>
-              <w:left w:w="28" w:type="dxa"/>
-              <w:bottom w:w="24" w:type="dxa"/>
-              <w:right w:w="28" w:type="dxa"/>
-            </w:tcMar>
-          </w:tcPr>
-          <w:p>
-            <w:pPr>
-              <w:spacing w:after="0"/>
-              <w:jc w:val="center"/>
-            </w:pPr>
-          </w:p>
-        </w:tc>
-        <w:tc>
-          <w:tcPr>
-            <w:tcW w:w="547" w:type="dxa"/>
-            <w:tcBorders>
-              <w:top w:val="single" w:sz="2" w:space="0" w:color="D9D9D9"/>
-              <w:left w:val="single" w:sz="2" w:space="0" w:color="D9D9D9"/>
-              <w:bottom w:val="single" w:sz="2" w:space="0" w:color="D9D9D9"/>
-              <w:right w:val="single" w:sz="2" w:space="0" w:color="D9D9D9"/>
-            </w:tcBorders>
-            <w:shd w:val="clear" w:color="auto" w:fill="F2F2F2"/>
-            <w:tcMar>
-              <w:top w:w="24" w:type="dxa"/>
-              <w:left w:w="28" w:type="dxa"/>
-              <w:bottom w:w="24" w:type="dxa"/>
-              <w:right w:w="28" w:type="dxa"/>
-            </w:tcMar>
-          </w:tcPr>
-          <w:p>
-            <w:pPr>
-              <w:spacing w:after="0"/>
-              <w:jc w:val="center"/>
-            </w:pPr>
-          </w:p>
-        </w:tc>
-        <w:tc>
-          <w:tcPr>
-            <w:tcW w:w="1296" w:type="dxa"/>
-            <w:tcBorders>
-              <w:top w:val="single" w:sz="2" w:space="0" w:color="D9D9D9"/>
-              <w:left w:val="single" w:sz="2" w:space="0" w:color="D9D9D9"/>
-              <w:bottom w:val="single" w:sz="2" w:space="0" w:color="D9D9D9"/>
-              <w:right w:val="single" w:sz="2" w:space="0" w:color="D9D9D9"/>
-            </w:tcBorders>
-            <w:shd w:val="clear" w:color="auto" w:fill="F2F2F2"/>
-            <w:tcMar>
-              <w:top w:w="24" w:type="dxa"/>
-              <w:left w:w="28" w:type="dxa"/>
-              <w:bottom w:w="24" w:type="dxa"/>
-              <w:right w:w="28" w:type="dxa"/>
-            </w:tcMar>
-          </w:tcPr>
-          <w:p>
-            <w:pPr>
-              <w:spacing w:after="0"/>
-            </w:pPr>
-            <w:r>
-              <w:rPr>
-                <w:rFonts w:ascii="Arial" w:hAnsi="Arial"/>
-                <w:sz w:val="12"/>
-              </w:rPr>
-              <w:t>Painteddogs1</w:t>
-            </w:r>
-          </w:p>
-        </w:tc>
-        <w:tc>
-          <w:tcPr>
-            <w:tcW w:w="1123" w:type="dxa"/>
-            <w:tcBorders>
-              <w:top w:val="single" w:sz="2" w:space="0" w:color="D9D9D9"/>
-              <w:left w:val="single" w:sz="2" w:space="0" w:color="D9D9D9"/>
-              <w:bottom w:val="single" w:sz="2" w:space="0" w:color="D9D9D9"/>
-              <w:right w:val="single" w:sz="2" w:space="0" w:color="D9D9D9"/>
-            </w:tcBorders>
-            <w:shd w:val="clear" w:color="auto" w:fill="F2F2F2"/>
-            <w:tcMar>
-              <w:top w:w="24" w:type="dxa"/>
-              <w:left w:w="28" w:type="dxa"/>
-              <w:bottom w:w="24" w:type="dxa"/>
-              <w:right w:w="28" w:type="dxa"/>
-            </w:tcMar>
-          </w:tcPr>
-          <w:p>
-            <w:pPr>
-              <w:spacing w:after="0"/>
-            </w:pPr>
-            <w:r>
-              <w:rPr>
-                <w:rFonts w:ascii="Arial" w:hAnsi="Arial"/>
-                <w:sz w:val="12"/>
-              </w:rPr>
-              <w:t>Walk (symm.)</w:t>
-            </w:r>
-          </w:p>
-        </w:tc>
-        <w:tc>
-          <w:tcPr>
-            <w:tcW w:w="4608" w:type="dxa"/>
-            <w:tcBorders>
-              <w:top w:val="single" w:sz="2" w:space="0" w:color="D9D9D9"/>
               <w:left w:val="single" w:sz="2" w:space="0" w:color="D9D9D9"/>
               <w:bottom w:val="single" w:sz="2" w:space="0" w:color="D9D9D9"/>
               <w:right w:val="single" w:sz="2" w:space="0" w:color="D9D9D9"/>
@@ -23831,29 +23549,29 @@
           <w:tcPr>
             <w:tcW w:w="2952" w:type="dxa"/>
             <w:tcBorders>
-              <w:top w:val="single" w:sz="2" w:space="0" w:color="D9D9D9"/>
-              <w:left w:val="single" w:sz="2" w:space="0" w:color="D9D9D9"/>
-              <w:bottom w:val="single" w:sz="2" w:space="0" w:color="D9D9D9"/>
-              <w:right w:val="single" w:sz="2" w:space="0" w:color="D9D9D9"/>
-            </w:tcBorders>
-            <w:shd w:val="clear" w:color="auto" w:fill="F2F2F2"/>
-            <w:tcMar>
-              <w:top w:w="24" w:type="dxa"/>
-              <w:left w:w="28" w:type="dxa"/>
-              <w:bottom w:w="24" w:type="dxa"/>
-              <w:right w:w="28" w:type="dxa"/>
-            </w:tcMar>
-          </w:tcPr>
-          <w:p>
-            <w:pPr>
-              <w:spacing w:after="0"/>
-            </w:pPr>
-            <w:r>
-              <w:rPr>
-                <w:rFonts w:ascii="Arial" w:hAnsi="Arial"/>
-                <w:sz w:val="12"/>
-              </w:rPr>
-              <w:t>Metadata code: D</w:t>
+              <w:top w:val="single" w:sz="10" w:space="0" w:color="7F7F7F"/>
+              <w:left w:val="single" w:sz="2" w:space="0" w:color="D9D9D9"/>
+              <w:bottom w:val="single" w:sz="2" w:space="0" w:color="D9D9D9"/>
+              <w:right w:val="single" w:sz="2" w:space="0" w:color="D9D9D9"/>
+            </w:tcBorders>
+            <w:shd w:val="clear" w:color="auto" w:fill="F2F2F2"/>
+            <w:tcMar>
+              <w:top w:w="24" w:type="dxa"/>
+              <w:left w:w="28" w:type="dxa"/>
+              <w:bottom w:w="24" w:type="dxa"/>
+              <w:right w:w="28" w:type="dxa"/>
+            </w:tcMar>
+          </w:tcPr>
+          <w:p>
+            <w:pPr>
+              <w:spacing w:after="0"/>
+            </w:pPr>
+            <w:r>
+              <w:rPr>
+                <w:rFonts w:ascii="Arial" w:hAnsi="Arial"/>
+                <w:sz w:val="12"/>
+              </w:rPr>
+              <w:t>Metadata code: F</w:t>
             </w:r>
           </w:p>
         </w:tc>
@@ -24058,6 +23776,305 @@
                 <w:rFonts w:ascii="Arial" w:hAnsi="Arial"/>
                 <w:sz w:val="12"/>
               </w:rPr>
+              <w:t>Painteddogs1</w:t>
+            </w:r>
+          </w:p>
+        </w:tc>
+        <w:tc>
+          <w:tcPr>
+            <w:tcW w:w="1123" w:type="dxa"/>
+            <w:tcBorders>
+              <w:top w:val="single" w:sz="2" w:space="0" w:color="D9D9D9"/>
+              <w:left w:val="single" w:sz="2" w:space="0" w:color="D9D9D9"/>
+              <w:bottom w:val="single" w:sz="2" w:space="0" w:color="D9D9D9"/>
+              <w:right w:val="single" w:sz="2" w:space="0" w:color="D9D9D9"/>
+            </w:tcBorders>
+            <w:shd w:val="clear" w:color="auto" w:fill="F2F2F2"/>
+            <w:tcMar>
+              <w:top w:w="24" w:type="dxa"/>
+              <w:left w:w="28" w:type="dxa"/>
+              <w:bottom w:w="24" w:type="dxa"/>
+              <w:right w:w="28" w:type="dxa"/>
+            </w:tcMar>
+          </w:tcPr>
+          <w:p>
+            <w:pPr>
+              <w:spacing w:after="0"/>
+            </w:pPr>
+            <w:r>
+              <w:rPr>
+                <w:rFonts w:ascii="Arial" w:hAnsi="Arial"/>
+                <w:sz w:val="12"/>
+              </w:rPr>
+              <w:t>Walk (symm.)</w:t>
+            </w:r>
+          </w:p>
+        </w:tc>
+        <w:tc>
+          <w:tcPr>
+            <w:tcW w:w="4608" w:type="dxa"/>
+            <w:tcBorders>
+              <w:top w:val="single" w:sz="2" w:space="0" w:color="D9D9D9"/>
+              <w:left w:val="single" w:sz="2" w:space="0" w:color="D9D9D9"/>
+              <w:bottom w:val="single" w:sz="2" w:space="0" w:color="D9D9D9"/>
+              <w:right w:val="single" w:sz="2" w:space="0" w:color="D9D9D9"/>
+            </w:tcBorders>
+            <w:shd w:val="clear" w:color="auto" w:fill="F2F2F2"/>
+            <w:tcMar>
+              <w:top w:w="24" w:type="dxa"/>
+              <w:left w:w="28" w:type="dxa"/>
+              <w:bottom w:w="24" w:type="dxa"/>
+              <w:right w:w="28" w:type="dxa"/>
+            </w:tcMar>
+          </w:tcPr>
+          <w:p>
+            <w:pPr>
+              <w:spacing w:after="0"/>
+            </w:pPr>
+            <w:hyperlink r:id="rId57">
+              <w:r>
+                <w:rPr>
+                  <w:color w:val="0563C1"/>
+                  <w:sz w:val="12"/>
+                  <w:szCs w:val="12"/>
+                  <w:u w:val="single"/>
+                </w:rPr>
+                <w:t>https://www.youtube.com/watch?v=2bGNzpO4hZk</w:t>
+              </w:r>
+            </w:hyperlink>
+          </w:p>
+        </w:tc>
+        <w:tc>
+          <w:tcPr>
+            <w:tcW w:w="2952" w:type="dxa"/>
+            <w:tcBorders>
+              <w:top w:val="single" w:sz="2" w:space="0" w:color="D9D9D9"/>
+              <w:left w:val="single" w:sz="2" w:space="0" w:color="D9D9D9"/>
+              <w:bottom w:val="single" w:sz="2" w:space="0" w:color="D9D9D9"/>
+              <w:right w:val="single" w:sz="2" w:space="0" w:color="D9D9D9"/>
+            </w:tcBorders>
+            <w:shd w:val="clear" w:color="auto" w:fill="F2F2F2"/>
+            <w:tcMar>
+              <w:top w:w="24" w:type="dxa"/>
+              <w:left w:w="28" w:type="dxa"/>
+              <w:bottom w:w="24" w:type="dxa"/>
+              <w:right w:w="28" w:type="dxa"/>
+            </w:tcMar>
+          </w:tcPr>
+          <w:p>
+            <w:pPr>
+              <w:spacing w:after="0"/>
+            </w:pPr>
+            <w:r>
+              <w:rPr>
+                <w:rFonts w:ascii="Arial" w:hAnsi="Arial"/>
+                <w:sz w:val="12"/>
+              </w:rPr>
+              <w:t>Metadata code: D</w:t>
+            </w:r>
+          </w:p>
+        </w:tc>
+      </w:tr>
+      <w:tr>
+        <w:trPr>
+          <w:cantSplit/>
+          <w:jc w:val="center"/>
+        </w:trPr>
+        <w:tc>
+          <w:tcPr>
+            <w:tcW w:w="1512" w:type="dxa"/>
+            <w:tcBorders>
+              <w:top w:val="single" w:sz="2" w:space="0" w:color="D9D9D9"/>
+              <w:left w:val="single" w:sz="2" w:space="0" w:color="D9D9D9"/>
+              <w:bottom w:val="single" w:sz="2" w:space="0" w:color="D9D9D9"/>
+              <w:right w:val="single" w:sz="2" w:space="0" w:color="D9D9D9"/>
+            </w:tcBorders>
+            <w:shd w:val="clear" w:color="auto" w:fill="F2F2F2"/>
+            <w:tcMar>
+              <w:top w:w="24" w:type="dxa"/>
+              <w:left w:w="28" w:type="dxa"/>
+              <w:bottom w:w="24" w:type="dxa"/>
+              <w:right w:w="28" w:type="dxa"/>
+            </w:tcMar>
+          </w:tcPr>
+          <w:p>
+            <w:pPr>
+              <w:spacing w:after="0"/>
+            </w:pPr>
+            <w:r>
+              <w:rPr>
+                <w:rFonts w:ascii="Arial" w:hAnsi="Arial"/>
+                <w:i/>
+                <w:sz w:val="12"/>
+              </w:rPr>
+              <w:t>Lycaon pictus</w:t>
+            </w:r>
+          </w:p>
+        </w:tc>
+        <w:tc>
+          <w:tcPr>
+            <w:tcW w:w="1181" w:type="dxa"/>
+            <w:tcBorders>
+              <w:top w:val="single" w:sz="2" w:space="0" w:color="D9D9D9"/>
+              <w:left w:val="single" w:sz="2" w:space="0" w:color="D9D9D9"/>
+              <w:bottom w:val="single" w:sz="2" w:space="0" w:color="D9D9D9"/>
+              <w:right w:val="single" w:sz="2" w:space="0" w:color="D9D9D9"/>
+            </w:tcBorders>
+            <w:shd w:val="clear" w:color="auto" w:fill="F2F2F2"/>
+            <w:tcMar>
+              <w:top w:w="24" w:type="dxa"/>
+              <w:left w:w="28" w:type="dxa"/>
+              <w:bottom w:w="24" w:type="dxa"/>
+              <w:right w:w="28" w:type="dxa"/>
+            </w:tcMar>
+          </w:tcPr>
+          <w:p>
+            <w:pPr>
+              <w:spacing w:after="0"/>
+            </w:pPr>
+            <w:r>
+              <w:rPr>
+                <w:rFonts w:ascii="Arial" w:hAnsi="Arial"/>
+                <w:sz w:val="12"/>
+              </w:rPr>
+              <w:t>Painted dog</w:t>
+            </w:r>
+          </w:p>
+        </w:tc>
+        <w:tc>
+          <w:tcPr>
+            <w:tcW w:w="792" w:type="dxa"/>
+            <w:tcBorders>
+              <w:top w:val="single" w:sz="2" w:space="0" w:color="D9D9D9"/>
+              <w:left w:val="single" w:sz="2" w:space="0" w:color="D9D9D9"/>
+              <w:bottom w:val="single" w:sz="2" w:space="0" w:color="D9D9D9"/>
+              <w:right w:val="single" w:sz="2" w:space="0" w:color="D9D9D9"/>
+            </w:tcBorders>
+            <w:shd w:val="clear" w:color="auto" w:fill="F2F2F2"/>
+            <w:tcMar>
+              <w:top w:w="24" w:type="dxa"/>
+              <w:left w:w="28" w:type="dxa"/>
+              <w:bottom w:w="24" w:type="dxa"/>
+              <w:right w:w="28" w:type="dxa"/>
+            </w:tcMar>
+          </w:tcPr>
+          <w:p>
+            <w:pPr>
+              <w:spacing w:after="0"/>
+            </w:pPr>
+            <w:r>
+              <w:rPr>
+                <w:rFonts w:ascii="Arial" w:hAnsi="Arial"/>
+                <w:sz w:val="12"/>
+              </w:rPr>
+              <w:t>Canid</w:t>
+            </w:r>
+          </w:p>
+        </w:tc>
+        <w:tc>
+          <w:tcPr>
+            <w:tcW w:w="1123" w:type="dxa"/>
+            <w:tcBorders>
+              <w:top w:val="single" w:sz="2" w:space="0" w:color="D9D9D9"/>
+              <w:left w:val="single" w:sz="2" w:space="0" w:color="D9D9D9"/>
+              <w:bottom w:val="single" w:sz="2" w:space="0" w:color="D9D9D9"/>
+              <w:right w:val="single" w:sz="2" w:space="0" w:color="D9D9D9"/>
+            </w:tcBorders>
+            <w:shd w:val="clear" w:color="auto" w:fill="F2F2F2"/>
+            <w:tcMar>
+              <w:top w:w="24" w:type="dxa"/>
+              <w:left w:w="28" w:type="dxa"/>
+              <w:bottom w:w="24" w:type="dxa"/>
+              <w:right w:w="28" w:type="dxa"/>
+            </w:tcMar>
+          </w:tcPr>
+          <w:p>
+            <w:pPr>
+              <w:spacing w:after="0"/>
+            </w:pPr>
+            <w:r>
+              <w:rPr>
+                <w:rFonts w:ascii="Arial" w:hAnsi="Arial"/>
+                <w:sz w:val="12"/>
+              </w:rPr>
+              <w:t>Social Hunters</w:t>
+            </w:r>
+          </w:p>
+        </w:tc>
+        <w:tc>
+          <w:tcPr>
+            <w:tcW w:w="504" w:type="dxa"/>
+            <w:tcBorders>
+              <w:top w:val="single" w:sz="2" w:space="0" w:color="D9D9D9"/>
+              <w:left w:val="single" w:sz="2" w:space="0" w:color="D9D9D9"/>
+              <w:bottom w:val="single" w:sz="2" w:space="0" w:color="D9D9D9"/>
+              <w:right w:val="single" w:sz="2" w:space="0" w:color="D9D9D9"/>
+            </w:tcBorders>
+            <w:shd w:val="clear" w:color="auto" w:fill="F2F2F2"/>
+            <w:tcMar>
+              <w:top w:w="24" w:type="dxa"/>
+              <w:left w:w="28" w:type="dxa"/>
+              <w:bottom w:w="24" w:type="dxa"/>
+              <w:right w:w="28" w:type="dxa"/>
+            </w:tcMar>
+          </w:tcPr>
+          <w:p>
+            <w:pPr>
+              <w:spacing w:after="0"/>
+              <w:jc w:val="center"/>
+            </w:pPr>
+          </w:p>
+        </w:tc>
+        <w:tc>
+          <w:tcPr>
+            <w:tcW w:w="547" w:type="dxa"/>
+            <w:tcBorders>
+              <w:top w:val="single" w:sz="2" w:space="0" w:color="D9D9D9"/>
+              <w:left w:val="single" w:sz="2" w:space="0" w:color="D9D9D9"/>
+              <w:bottom w:val="single" w:sz="2" w:space="0" w:color="D9D9D9"/>
+              <w:right w:val="single" w:sz="2" w:space="0" w:color="D9D9D9"/>
+            </w:tcBorders>
+            <w:shd w:val="clear" w:color="auto" w:fill="F2F2F2"/>
+            <w:tcMar>
+              <w:top w:w="24" w:type="dxa"/>
+              <w:left w:w="28" w:type="dxa"/>
+              <w:bottom w:w="24" w:type="dxa"/>
+              <w:right w:w="28" w:type="dxa"/>
+            </w:tcMar>
+          </w:tcPr>
+          <w:p>
+            <w:pPr>
+              <w:spacing w:after="0"/>
+              <w:jc w:val="center"/>
+            </w:pPr>
+          </w:p>
+        </w:tc>
+        <w:tc>
+          <w:tcPr>
+            <w:tcW w:w="1296" w:type="dxa"/>
+            <w:tcBorders>
+              <w:top w:val="single" w:sz="2" w:space="0" w:color="D9D9D9"/>
+              <w:left w:val="single" w:sz="2" w:space="0" w:color="D9D9D9"/>
+              <w:bottom w:val="single" w:sz="2" w:space="0" w:color="D9D9D9"/>
+              <w:right w:val="single" w:sz="2" w:space="0" w:color="D9D9D9"/>
+            </w:tcBorders>
+            <w:shd w:val="clear" w:color="auto" w:fill="F2F2F2"/>
+            <w:tcMar>
+              <w:top w:w="24" w:type="dxa"/>
+              <w:left w:w="28" w:type="dxa"/>
+              <w:bottom w:w="24" w:type="dxa"/>
+              <w:right w:w="28" w:type="dxa"/>
+            </w:tcMar>
+          </w:tcPr>
+          <w:p>
+            <w:pPr>
+              <w:spacing w:after="0"/>
+            </w:pPr>
+            <w:r>
+              <w:rPr>
+                <w:rFonts w:ascii="Arial" w:hAnsi="Arial"/>
+                <w:sz w:val="12"/>
+              </w:rPr>
               <w:t>Painteddogs2</w:t>
             </w:r>
           </w:p>
@@ -24113,7 +24130,7 @@
             <w:pPr>
               <w:spacing w:after="0"/>
             </w:pPr>
-            <w:hyperlink r:id="rId57">
+            <w:hyperlink r:id="rId58">
               <w:r>
                 <w:rPr>
                   <w:color w:val="0563C1"/>
@@ -24726,7 +24743,7 @@
             <w:pPr>
               <w:spacing w:after="0"/>
             </w:pPr>
-            <w:hyperlink r:id="rId58">
+            <w:hyperlink r:id="rId59">
               <w:r>
                 <w:rPr>
                   <w:color w:val="0563C1"/>
@@ -25025,7 +25042,7 @@
             <w:pPr>
               <w:spacing w:after="0"/>
             </w:pPr>
-            <w:hyperlink r:id="rId59">
+            <w:hyperlink r:id="rId60">
               <w:r>
                 <w:rPr>
                   <w:color w:val="0563C1"/>
@@ -25317,7 +25334,7 @@
             <w:pPr>
               <w:spacing w:after="0"/>
             </w:pPr>
-            <w:hyperlink r:id="rId60">
+            <w:hyperlink r:id="rId61">
               <w:r>
                 <w:rPr>
                   <w:color w:val="0563C1"/>
@@ -25609,305 +25626,6 @@
             <w:tcW w:w="4608" w:type="dxa"/>
             <w:tcBorders>
               <w:top w:val="single" w:sz="10" w:space="0" w:color="7F7F7F"/>
-              <w:left w:val="single" w:sz="2" w:space="0" w:color="D9D9D9"/>
-              <w:bottom w:val="single" w:sz="2" w:space="0" w:color="D9D9D9"/>
-              <w:right w:val="single" w:sz="2" w:space="0" w:color="D9D9D9"/>
-            </w:tcBorders>
-            <w:shd w:val="clear" w:color="auto" w:fill="FFFFFF"/>
-            <w:tcMar>
-              <w:top w:w="24" w:type="dxa"/>
-              <w:left w:w="28" w:type="dxa"/>
-              <w:bottom w:w="24" w:type="dxa"/>
-              <w:right w:w="28" w:type="dxa"/>
-            </w:tcMar>
-          </w:tcPr>
-          <w:p>
-            <w:pPr>
-              <w:spacing w:after="0"/>
-            </w:pPr>
-            <w:hyperlink r:id="rId61">
-              <w:r>
-                <w:rPr>
-                  <w:color w:val="0563C1"/>
-                  <w:sz w:val="12"/>
-                  <w:szCs w:val="12"/>
-                  <w:u w:val="single"/>
-                </w:rPr>
-                <w:t>https://www.youtube.com/watch?v=bzpvnebajCg</w:t>
-              </w:r>
-            </w:hyperlink>
-          </w:p>
-        </w:tc>
-        <w:tc>
-          <w:tcPr>
-            <w:tcW w:w="2952" w:type="dxa"/>
-            <w:tcBorders>
-              <w:top w:val="single" w:sz="10" w:space="0" w:color="7F7F7F"/>
-              <w:left w:val="single" w:sz="2" w:space="0" w:color="D9D9D9"/>
-              <w:bottom w:val="single" w:sz="2" w:space="0" w:color="D9D9D9"/>
-              <w:right w:val="single" w:sz="2" w:space="0" w:color="D9D9D9"/>
-            </w:tcBorders>
-            <w:shd w:val="clear" w:color="auto" w:fill="FFFFFF"/>
-            <w:tcMar>
-              <w:top w:w="24" w:type="dxa"/>
-              <w:left w:w="28" w:type="dxa"/>
-              <w:bottom w:w="24" w:type="dxa"/>
-              <w:right w:w="28" w:type="dxa"/>
-            </w:tcMar>
-          </w:tcPr>
-          <w:p>
-            <w:pPr>
-              <w:spacing w:after="0"/>
-            </w:pPr>
-            <w:r>
-              <w:rPr>
-                <w:rFonts w:ascii="Arial" w:hAnsi="Arial"/>
-                <w:sz w:val="12"/>
-              </w:rPr>
-              <w:t>Metadata code: C</w:t>
-            </w:r>
-          </w:p>
-        </w:tc>
-      </w:tr>
-      <w:tr>
-        <w:trPr>
-          <w:cantSplit/>
-          <w:jc w:val="center"/>
-        </w:trPr>
-        <w:tc>
-          <w:tcPr>
-            <w:tcW w:w="1512" w:type="dxa"/>
-            <w:tcBorders>
-              <w:top w:val="single" w:sz="2" w:space="0" w:color="D9D9D9"/>
-              <w:left w:val="single" w:sz="2" w:space="0" w:color="D9D9D9"/>
-              <w:bottom w:val="single" w:sz="2" w:space="0" w:color="D9D9D9"/>
-              <w:right w:val="single" w:sz="2" w:space="0" w:color="D9D9D9"/>
-            </w:tcBorders>
-            <w:shd w:val="clear" w:color="auto" w:fill="FFFFFF"/>
-            <w:tcMar>
-              <w:top w:w="24" w:type="dxa"/>
-              <w:left w:w="28" w:type="dxa"/>
-              <w:bottom w:w="24" w:type="dxa"/>
-              <w:right w:w="28" w:type="dxa"/>
-            </w:tcMar>
-          </w:tcPr>
-          <w:p>
-            <w:pPr>
-              <w:spacing w:after="0"/>
-            </w:pPr>
-            <w:r>
-              <w:rPr>
-                <w:rFonts w:ascii="Arial" w:hAnsi="Arial"/>
-                <w:i/>
-                <w:sz w:val="12"/>
-              </w:rPr>
-              <w:t>Myrmecobius fasciatus</w:t>
-            </w:r>
-          </w:p>
-        </w:tc>
-        <w:tc>
-          <w:tcPr>
-            <w:tcW w:w="1181" w:type="dxa"/>
-            <w:tcBorders>
-              <w:top w:val="single" w:sz="2" w:space="0" w:color="D9D9D9"/>
-              <w:left w:val="single" w:sz="2" w:space="0" w:color="D9D9D9"/>
-              <w:bottom w:val="single" w:sz="2" w:space="0" w:color="D9D9D9"/>
-              <w:right w:val="single" w:sz="2" w:space="0" w:color="D9D9D9"/>
-            </w:tcBorders>
-            <w:shd w:val="clear" w:color="auto" w:fill="FFFFFF"/>
-            <w:tcMar>
-              <w:top w:w="24" w:type="dxa"/>
-              <w:left w:w="28" w:type="dxa"/>
-              <w:bottom w:w="24" w:type="dxa"/>
-              <w:right w:w="28" w:type="dxa"/>
-            </w:tcMar>
-          </w:tcPr>
-          <w:p>
-            <w:pPr>
-              <w:spacing w:after="0"/>
-            </w:pPr>
-            <w:r>
-              <w:rPr>
-                <w:rFonts w:ascii="Arial" w:hAnsi="Arial"/>
-                <w:sz w:val="12"/>
-              </w:rPr>
-              <w:t>Numbat</w:t>
-            </w:r>
-          </w:p>
-        </w:tc>
-        <w:tc>
-          <w:tcPr>
-            <w:tcW w:w="792" w:type="dxa"/>
-            <w:tcBorders>
-              <w:top w:val="single" w:sz="2" w:space="0" w:color="D9D9D9"/>
-              <w:left w:val="single" w:sz="2" w:space="0" w:color="D9D9D9"/>
-              <w:bottom w:val="single" w:sz="2" w:space="0" w:color="D9D9D9"/>
-              <w:right w:val="single" w:sz="2" w:space="0" w:color="D9D9D9"/>
-            </w:tcBorders>
-            <w:shd w:val="clear" w:color="auto" w:fill="FFFFFF"/>
-            <w:tcMar>
-              <w:top w:w="24" w:type="dxa"/>
-              <w:left w:w="28" w:type="dxa"/>
-              <w:bottom w:w="24" w:type="dxa"/>
-              <w:right w:w="28" w:type="dxa"/>
-            </w:tcMar>
-          </w:tcPr>
-          <w:p>
-            <w:pPr>
-              <w:spacing w:after="0"/>
-            </w:pPr>
-            <w:r>
-              <w:rPr>
-                <w:rFonts w:ascii="Arial" w:hAnsi="Arial"/>
-                <w:sz w:val="12"/>
-              </w:rPr>
-              <w:t>Dasyurid</w:t>
-            </w:r>
-          </w:p>
-        </w:tc>
-        <w:tc>
-          <w:tcPr>
-            <w:tcW w:w="1123" w:type="dxa"/>
-            <w:tcBorders>
-              <w:top w:val="single" w:sz="2" w:space="0" w:color="D9D9D9"/>
-              <w:left w:val="single" w:sz="2" w:space="0" w:color="D9D9D9"/>
-              <w:bottom w:val="single" w:sz="2" w:space="0" w:color="D9D9D9"/>
-              <w:right w:val="single" w:sz="2" w:space="0" w:color="D9D9D9"/>
-            </w:tcBorders>
-            <w:shd w:val="clear" w:color="auto" w:fill="FFFFFF"/>
-            <w:tcMar>
-              <w:top w:w="24" w:type="dxa"/>
-              <w:left w:w="28" w:type="dxa"/>
-              <w:bottom w:w="24" w:type="dxa"/>
-              <w:right w:w="28" w:type="dxa"/>
-            </w:tcMar>
-          </w:tcPr>
-          <w:p>
-            <w:pPr>
-              <w:spacing w:after="0"/>
-            </w:pPr>
-            <w:r>
-              <w:rPr>
-                <w:rFonts w:ascii="Arial" w:hAnsi="Arial"/>
-                <w:sz w:val="12"/>
-              </w:rPr>
-              <w:t>Anteaters</w:t>
-            </w:r>
-          </w:p>
-        </w:tc>
-        <w:tc>
-          <w:tcPr>
-            <w:tcW w:w="504" w:type="dxa"/>
-            <w:tcBorders>
-              <w:top w:val="single" w:sz="2" w:space="0" w:color="D9D9D9"/>
-              <w:left w:val="single" w:sz="2" w:space="0" w:color="D9D9D9"/>
-              <w:bottom w:val="single" w:sz="2" w:space="0" w:color="D9D9D9"/>
-              <w:right w:val="single" w:sz="2" w:space="0" w:color="D9D9D9"/>
-            </w:tcBorders>
-            <w:shd w:val="clear" w:color="auto" w:fill="FFFFFF"/>
-            <w:tcMar>
-              <w:top w:w="24" w:type="dxa"/>
-              <w:left w:w="28" w:type="dxa"/>
-              <w:bottom w:w="24" w:type="dxa"/>
-              <w:right w:w="28" w:type="dxa"/>
-            </w:tcMar>
-          </w:tcPr>
-          <w:p>
-            <w:pPr>
-              <w:spacing w:after="0"/>
-              <w:jc w:val="center"/>
-            </w:pPr>
-          </w:p>
-        </w:tc>
-        <w:tc>
-          <w:tcPr>
-            <w:tcW w:w="547" w:type="dxa"/>
-            <w:tcBorders>
-              <w:top w:val="single" w:sz="2" w:space="0" w:color="D9D9D9"/>
-              <w:left w:val="single" w:sz="2" w:space="0" w:color="D9D9D9"/>
-              <w:bottom w:val="single" w:sz="2" w:space="0" w:color="D9D9D9"/>
-              <w:right w:val="single" w:sz="2" w:space="0" w:color="D9D9D9"/>
-            </w:tcBorders>
-            <w:shd w:val="clear" w:color="auto" w:fill="FFFFFF"/>
-            <w:tcMar>
-              <w:top w:w="24" w:type="dxa"/>
-              <w:left w:w="28" w:type="dxa"/>
-              <w:bottom w:w="24" w:type="dxa"/>
-              <w:right w:w="28" w:type="dxa"/>
-            </w:tcMar>
-          </w:tcPr>
-          <w:p>
-            <w:pPr>
-              <w:spacing w:after="0"/>
-              <w:jc w:val="center"/>
-            </w:pPr>
-          </w:p>
-        </w:tc>
-        <w:tc>
-          <w:tcPr>
-            <w:tcW w:w="1296" w:type="dxa"/>
-            <w:tcBorders>
-              <w:top w:val="single" w:sz="2" w:space="0" w:color="D9D9D9"/>
-              <w:left w:val="single" w:sz="2" w:space="0" w:color="D9D9D9"/>
-              <w:bottom w:val="single" w:sz="2" w:space="0" w:color="D9D9D9"/>
-              <w:right w:val="single" w:sz="2" w:space="0" w:color="D9D9D9"/>
-            </w:tcBorders>
-            <w:shd w:val="clear" w:color="auto" w:fill="FFFFFF"/>
-            <w:tcMar>
-              <w:top w:w="24" w:type="dxa"/>
-              <w:left w:w="28" w:type="dxa"/>
-              <w:bottom w:w="24" w:type="dxa"/>
-              <w:right w:w="28" w:type="dxa"/>
-            </w:tcMar>
-          </w:tcPr>
-          <w:p>
-            <w:pPr>
-              <w:spacing w:after="0"/>
-            </w:pPr>
-            <w:r>
-              <w:rPr>
-                <w:rFonts w:ascii="Arial" w:hAnsi="Arial"/>
-                <w:sz w:val="12"/>
-              </w:rPr>
-              <w:t>Numbat1</w:t>
-            </w:r>
-          </w:p>
-        </w:tc>
-        <w:tc>
-          <w:tcPr>
-            <w:tcW w:w="1123" w:type="dxa"/>
-            <w:tcBorders>
-              <w:top w:val="single" w:sz="2" w:space="0" w:color="D9D9D9"/>
-              <w:left w:val="single" w:sz="2" w:space="0" w:color="D9D9D9"/>
-              <w:bottom w:val="single" w:sz="2" w:space="0" w:color="D9D9D9"/>
-              <w:right w:val="single" w:sz="2" w:space="0" w:color="D9D9D9"/>
-            </w:tcBorders>
-            <w:shd w:val="clear" w:color="auto" w:fill="FFFFFF"/>
-            <w:tcMar>
-              <w:top w:w="24" w:type="dxa"/>
-              <w:left w:w="28" w:type="dxa"/>
-              <w:bottom w:w="24" w:type="dxa"/>
-              <w:right w:w="28" w:type="dxa"/>
-            </w:tcMar>
-          </w:tcPr>
-          <w:p>
-            <w:pPr>
-              <w:spacing w:after="0"/>
-            </w:pPr>
-            <w:r>
-              <w:rPr>
-                <w:rFonts w:ascii="Arial" w:hAnsi="Arial"/>
-                <w:sz w:val="12"/>
-              </w:rPr>
-              <w:t>Walk (symm.)</w:t>
-            </w:r>
-          </w:p>
-        </w:tc>
-        <w:tc>
-          <w:tcPr>
-            <w:tcW w:w="4608" w:type="dxa"/>
-            <w:tcBorders>
-              <w:top w:val="single" w:sz="2" w:space="0" w:color="D9D9D9"/>
               <w:left w:val="single" w:sz="2" w:space="0" w:color="D9D9D9"/>
               <w:bottom w:val="single" w:sz="2" w:space="0" w:color="D9D9D9"/>
               <w:right w:val="single" w:sz="2" w:space="0" w:color="D9D9D9"/>
@@ -25941,7 +25659,7 @@
           <w:tcPr>
             <w:tcW w:w="2952" w:type="dxa"/>
             <w:tcBorders>
-              <w:top w:val="single" w:sz="2" w:space="0" w:color="D9D9D9"/>
+              <w:top w:val="single" w:sz="10" w:space="0" w:color="7F7F7F"/>
               <w:left w:val="single" w:sz="2" w:space="0" w:color="D9D9D9"/>
               <w:bottom w:val="single" w:sz="2" w:space="0" w:color="D9D9D9"/>
               <w:right w:val="single" w:sz="2" w:space="0" w:color="D9D9D9"/>
@@ -25977,12 +25695,12 @@
           <w:tcPr>
             <w:tcW w:w="1512" w:type="dxa"/>
             <w:tcBorders>
-              <w:top w:val="single" w:sz="10" w:space="0" w:color="7F7F7F"/>
-              <w:left w:val="single" w:sz="2" w:space="0" w:color="D9D9D9"/>
-              <w:bottom w:val="single" w:sz="2" w:space="0" w:color="D9D9D9"/>
-              <w:right w:val="single" w:sz="2" w:space="0" w:color="D9D9D9"/>
-            </w:tcBorders>
-            <w:shd w:val="clear" w:color="auto" w:fill="F2F2F2"/>
+              <w:top w:val="single" w:sz="2" w:space="0" w:color="D9D9D9"/>
+              <w:left w:val="single" w:sz="2" w:space="0" w:color="D9D9D9"/>
+              <w:bottom w:val="single" w:sz="2" w:space="0" w:color="D9D9D9"/>
+              <w:right w:val="single" w:sz="2" w:space="0" w:color="D9D9D9"/>
+            </w:tcBorders>
+            <w:shd w:val="clear" w:color="auto" w:fill="FFFFFF"/>
             <w:tcMar>
               <w:top w:w="24" w:type="dxa"/>
               <w:left w:w="28" w:type="dxa"/>
@@ -26000,6 +25718,305 @@
                 <w:i/>
                 <w:sz w:val="12"/>
               </w:rPr>
+              <w:t>Myrmecobius fasciatus</w:t>
+            </w:r>
+          </w:p>
+        </w:tc>
+        <w:tc>
+          <w:tcPr>
+            <w:tcW w:w="1181" w:type="dxa"/>
+            <w:tcBorders>
+              <w:top w:val="single" w:sz="2" w:space="0" w:color="D9D9D9"/>
+              <w:left w:val="single" w:sz="2" w:space="0" w:color="D9D9D9"/>
+              <w:bottom w:val="single" w:sz="2" w:space="0" w:color="D9D9D9"/>
+              <w:right w:val="single" w:sz="2" w:space="0" w:color="D9D9D9"/>
+            </w:tcBorders>
+            <w:shd w:val="clear" w:color="auto" w:fill="FFFFFF"/>
+            <w:tcMar>
+              <w:top w:w="24" w:type="dxa"/>
+              <w:left w:w="28" w:type="dxa"/>
+              <w:bottom w:w="24" w:type="dxa"/>
+              <w:right w:w="28" w:type="dxa"/>
+            </w:tcMar>
+          </w:tcPr>
+          <w:p>
+            <w:pPr>
+              <w:spacing w:after="0"/>
+            </w:pPr>
+            <w:r>
+              <w:rPr>
+                <w:rFonts w:ascii="Arial" w:hAnsi="Arial"/>
+                <w:sz w:val="12"/>
+              </w:rPr>
+              <w:t>Numbat</w:t>
+            </w:r>
+          </w:p>
+        </w:tc>
+        <w:tc>
+          <w:tcPr>
+            <w:tcW w:w="792" w:type="dxa"/>
+            <w:tcBorders>
+              <w:top w:val="single" w:sz="2" w:space="0" w:color="D9D9D9"/>
+              <w:left w:val="single" w:sz="2" w:space="0" w:color="D9D9D9"/>
+              <w:bottom w:val="single" w:sz="2" w:space="0" w:color="D9D9D9"/>
+              <w:right w:val="single" w:sz="2" w:space="0" w:color="D9D9D9"/>
+            </w:tcBorders>
+            <w:shd w:val="clear" w:color="auto" w:fill="FFFFFF"/>
+            <w:tcMar>
+              <w:top w:w="24" w:type="dxa"/>
+              <w:left w:w="28" w:type="dxa"/>
+              <w:bottom w:w="24" w:type="dxa"/>
+              <w:right w:w="28" w:type="dxa"/>
+            </w:tcMar>
+          </w:tcPr>
+          <w:p>
+            <w:pPr>
+              <w:spacing w:after="0"/>
+            </w:pPr>
+            <w:r>
+              <w:rPr>
+                <w:rFonts w:ascii="Arial" w:hAnsi="Arial"/>
+                <w:sz w:val="12"/>
+              </w:rPr>
+              <w:t>Dasyurid</w:t>
+            </w:r>
+          </w:p>
+        </w:tc>
+        <w:tc>
+          <w:tcPr>
+            <w:tcW w:w="1123" w:type="dxa"/>
+            <w:tcBorders>
+              <w:top w:val="single" w:sz="2" w:space="0" w:color="D9D9D9"/>
+              <w:left w:val="single" w:sz="2" w:space="0" w:color="D9D9D9"/>
+              <w:bottom w:val="single" w:sz="2" w:space="0" w:color="D9D9D9"/>
+              <w:right w:val="single" w:sz="2" w:space="0" w:color="D9D9D9"/>
+            </w:tcBorders>
+            <w:shd w:val="clear" w:color="auto" w:fill="FFFFFF"/>
+            <w:tcMar>
+              <w:top w:w="24" w:type="dxa"/>
+              <w:left w:w="28" w:type="dxa"/>
+              <w:bottom w:w="24" w:type="dxa"/>
+              <w:right w:w="28" w:type="dxa"/>
+            </w:tcMar>
+          </w:tcPr>
+          <w:p>
+            <w:pPr>
+              <w:spacing w:after="0"/>
+            </w:pPr>
+            <w:r>
+              <w:rPr>
+                <w:rFonts w:ascii="Arial" w:hAnsi="Arial"/>
+                <w:sz w:val="12"/>
+              </w:rPr>
+              <w:t>Anteaters</w:t>
+            </w:r>
+          </w:p>
+        </w:tc>
+        <w:tc>
+          <w:tcPr>
+            <w:tcW w:w="504" w:type="dxa"/>
+            <w:tcBorders>
+              <w:top w:val="single" w:sz="2" w:space="0" w:color="D9D9D9"/>
+              <w:left w:val="single" w:sz="2" w:space="0" w:color="D9D9D9"/>
+              <w:bottom w:val="single" w:sz="2" w:space="0" w:color="D9D9D9"/>
+              <w:right w:val="single" w:sz="2" w:space="0" w:color="D9D9D9"/>
+            </w:tcBorders>
+            <w:shd w:val="clear" w:color="auto" w:fill="FFFFFF"/>
+            <w:tcMar>
+              <w:top w:w="24" w:type="dxa"/>
+              <w:left w:w="28" w:type="dxa"/>
+              <w:bottom w:w="24" w:type="dxa"/>
+              <w:right w:w="28" w:type="dxa"/>
+            </w:tcMar>
+          </w:tcPr>
+          <w:p>
+            <w:pPr>
+              <w:spacing w:after="0"/>
+              <w:jc w:val="center"/>
+            </w:pPr>
+          </w:p>
+        </w:tc>
+        <w:tc>
+          <w:tcPr>
+            <w:tcW w:w="547" w:type="dxa"/>
+            <w:tcBorders>
+              <w:top w:val="single" w:sz="2" w:space="0" w:color="D9D9D9"/>
+              <w:left w:val="single" w:sz="2" w:space="0" w:color="D9D9D9"/>
+              <w:bottom w:val="single" w:sz="2" w:space="0" w:color="D9D9D9"/>
+              <w:right w:val="single" w:sz="2" w:space="0" w:color="D9D9D9"/>
+            </w:tcBorders>
+            <w:shd w:val="clear" w:color="auto" w:fill="FFFFFF"/>
+            <w:tcMar>
+              <w:top w:w="24" w:type="dxa"/>
+              <w:left w:w="28" w:type="dxa"/>
+              <w:bottom w:w="24" w:type="dxa"/>
+              <w:right w:w="28" w:type="dxa"/>
+            </w:tcMar>
+          </w:tcPr>
+          <w:p>
+            <w:pPr>
+              <w:spacing w:after="0"/>
+              <w:jc w:val="center"/>
+            </w:pPr>
+          </w:p>
+        </w:tc>
+        <w:tc>
+          <w:tcPr>
+            <w:tcW w:w="1296" w:type="dxa"/>
+            <w:tcBorders>
+              <w:top w:val="single" w:sz="2" w:space="0" w:color="D9D9D9"/>
+              <w:left w:val="single" w:sz="2" w:space="0" w:color="D9D9D9"/>
+              <w:bottom w:val="single" w:sz="2" w:space="0" w:color="D9D9D9"/>
+              <w:right w:val="single" w:sz="2" w:space="0" w:color="D9D9D9"/>
+            </w:tcBorders>
+            <w:shd w:val="clear" w:color="auto" w:fill="FFFFFF"/>
+            <w:tcMar>
+              <w:top w:w="24" w:type="dxa"/>
+              <w:left w:w="28" w:type="dxa"/>
+              <w:bottom w:w="24" w:type="dxa"/>
+              <w:right w:w="28" w:type="dxa"/>
+            </w:tcMar>
+          </w:tcPr>
+          <w:p>
+            <w:pPr>
+              <w:spacing w:after="0"/>
+            </w:pPr>
+            <w:r>
+              <w:rPr>
+                <w:rFonts w:ascii="Arial" w:hAnsi="Arial"/>
+                <w:sz w:val="12"/>
+              </w:rPr>
+              <w:t>Numbat1</w:t>
+            </w:r>
+          </w:p>
+        </w:tc>
+        <w:tc>
+          <w:tcPr>
+            <w:tcW w:w="1123" w:type="dxa"/>
+            <w:tcBorders>
+              <w:top w:val="single" w:sz="2" w:space="0" w:color="D9D9D9"/>
+              <w:left w:val="single" w:sz="2" w:space="0" w:color="D9D9D9"/>
+              <w:bottom w:val="single" w:sz="2" w:space="0" w:color="D9D9D9"/>
+              <w:right w:val="single" w:sz="2" w:space="0" w:color="D9D9D9"/>
+            </w:tcBorders>
+            <w:shd w:val="clear" w:color="auto" w:fill="FFFFFF"/>
+            <w:tcMar>
+              <w:top w:w="24" w:type="dxa"/>
+              <w:left w:w="28" w:type="dxa"/>
+              <w:bottom w:w="24" w:type="dxa"/>
+              <w:right w:w="28" w:type="dxa"/>
+            </w:tcMar>
+          </w:tcPr>
+          <w:p>
+            <w:pPr>
+              <w:spacing w:after="0"/>
+            </w:pPr>
+            <w:r>
+              <w:rPr>
+                <w:rFonts w:ascii="Arial" w:hAnsi="Arial"/>
+                <w:sz w:val="12"/>
+              </w:rPr>
+              <w:t>Walk (symm.)</w:t>
+            </w:r>
+          </w:p>
+        </w:tc>
+        <w:tc>
+          <w:tcPr>
+            <w:tcW w:w="4608" w:type="dxa"/>
+            <w:tcBorders>
+              <w:top w:val="single" w:sz="2" w:space="0" w:color="D9D9D9"/>
+              <w:left w:val="single" w:sz="2" w:space="0" w:color="D9D9D9"/>
+              <w:bottom w:val="single" w:sz="2" w:space="0" w:color="D9D9D9"/>
+              <w:right w:val="single" w:sz="2" w:space="0" w:color="D9D9D9"/>
+            </w:tcBorders>
+            <w:shd w:val="clear" w:color="auto" w:fill="FFFFFF"/>
+            <w:tcMar>
+              <w:top w:w="24" w:type="dxa"/>
+              <w:left w:w="28" w:type="dxa"/>
+              <w:bottom w:w="24" w:type="dxa"/>
+              <w:right w:w="28" w:type="dxa"/>
+            </w:tcMar>
+          </w:tcPr>
+          <w:p>
+            <w:pPr>
+              <w:spacing w:after="0"/>
+            </w:pPr>
+            <w:hyperlink r:id="rId63">
+              <w:r>
+                <w:rPr>
+                  <w:color w:val="0563C1"/>
+                  <w:sz w:val="12"/>
+                  <w:szCs w:val="12"/>
+                  <w:u w:val="single"/>
+                </w:rPr>
+                <w:t>https://www.youtube.com/watch?v=bzpvnebajCg</w:t>
+              </w:r>
+            </w:hyperlink>
+          </w:p>
+        </w:tc>
+        <w:tc>
+          <w:tcPr>
+            <w:tcW w:w="2952" w:type="dxa"/>
+            <w:tcBorders>
+              <w:top w:val="single" w:sz="2" w:space="0" w:color="D9D9D9"/>
+              <w:left w:val="single" w:sz="2" w:space="0" w:color="D9D9D9"/>
+              <w:bottom w:val="single" w:sz="2" w:space="0" w:color="D9D9D9"/>
+              <w:right w:val="single" w:sz="2" w:space="0" w:color="D9D9D9"/>
+            </w:tcBorders>
+            <w:shd w:val="clear" w:color="auto" w:fill="FFFFFF"/>
+            <w:tcMar>
+              <w:top w:w="24" w:type="dxa"/>
+              <w:left w:w="28" w:type="dxa"/>
+              <w:bottom w:w="24" w:type="dxa"/>
+              <w:right w:w="28" w:type="dxa"/>
+            </w:tcMar>
+          </w:tcPr>
+          <w:p>
+            <w:pPr>
+              <w:spacing w:after="0"/>
+            </w:pPr>
+            <w:r>
+              <w:rPr>
+                <w:rFonts w:ascii="Arial" w:hAnsi="Arial"/>
+                <w:sz w:val="12"/>
+              </w:rPr>
+              <w:t>Metadata code: C</w:t>
+            </w:r>
+          </w:p>
+        </w:tc>
+      </w:tr>
+      <w:tr>
+        <w:trPr>
+          <w:cantSplit/>
+          <w:jc w:val="center"/>
+        </w:trPr>
+        <w:tc>
+          <w:tcPr>
+            <w:tcW w:w="1512" w:type="dxa"/>
+            <w:tcBorders>
+              <w:top w:val="single" w:sz="10" w:space="0" w:color="7F7F7F"/>
+              <w:left w:val="single" w:sz="2" w:space="0" w:color="D9D9D9"/>
+              <w:bottom w:val="single" w:sz="2" w:space="0" w:color="D9D9D9"/>
+              <w:right w:val="single" w:sz="2" w:space="0" w:color="D9D9D9"/>
+            </w:tcBorders>
+            <w:shd w:val="clear" w:color="auto" w:fill="F2F2F2"/>
+            <w:tcMar>
+              <w:top w:w="24" w:type="dxa"/>
+              <w:left w:w="28" w:type="dxa"/>
+              <w:bottom w:w="24" w:type="dxa"/>
+              <w:right w:w="28" w:type="dxa"/>
+            </w:tcMar>
+          </w:tcPr>
+          <w:p>
+            <w:pPr>
+              <w:spacing w:after="0"/>
+            </w:pPr>
+            <w:r>
+              <w:rPr>
+                <w:rFonts w:ascii="Arial" w:hAnsi="Arial"/>
+                <w:i/>
+                <w:sz w:val="12"/>
+              </w:rPr>
               <w:t>Nyctereutes procyonoides</w:t>
             </w:r>
           </w:p>
@@ -26239,7 +26256,7 @@
             <w:pPr>
               <w:spacing w:after="0"/>
             </w:pPr>
-            <w:hyperlink r:id="rId63">
+            <w:hyperlink r:id="rId64">
               <w:r>
                 <w:rPr>
                   <w:color w:val="0563C1"/>
@@ -26554,7 +26571,7 @@
             <w:pPr>
               <w:spacing w:after="0"/>
             </w:pPr>
-            <w:hyperlink r:id="rId64">
+            <w:hyperlink r:id="rId65">
               <w:r>
                 <w:rPr>
                   <w:color w:val="0563C1"/>
@@ -26846,7 +26863,7 @@
             <w:pPr>
               <w:spacing w:after="0"/>
             </w:pPr>
-            <w:hyperlink r:id="rId65">
+            <w:hyperlink r:id="rId66">
               <w:r>
                 <w:rPr>
                   <w:color w:val="0563C1"/>
@@ -27145,7 +27162,7 @@
             <w:pPr>
               <w:spacing w:after="0"/>
             </w:pPr>
-            <w:hyperlink r:id="rId66">
+            <w:hyperlink r:id="rId67">
               <w:r>
                 <w:rPr>
                   <w:color w:val="0563C1"/>
@@ -27741,7 +27758,7 @@
             <w:pPr>
               <w:spacing w:after="0"/>
             </w:pPr>
-            <w:hyperlink r:id="rId67">
+            <w:hyperlink r:id="rId68">
               <w:r>
                 <w:rPr>
                   <w:color w:val="0563C1"/>
@@ -28033,7 +28050,7 @@
             <w:pPr>
               <w:spacing w:after="0"/>
             </w:pPr>
-            <w:hyperlink r:id="rId68">
+            <w:hyperlink r:id="rId69">
               <w:r>
                 <w:rPr>
                   <w:color w:val="0563C1"/>
@@ -28341,7 +28358,7 @@
             <w:pPr>
               <w:spacing w:after="0"/>
             </w:pPr>
-            <w:hyperlink r:id="rId69">
+            <w:hyperlink r:id="rId70">
               <w:r>
                 <w:rPr>
                   <w:color w:val="0563C1"/>
@@ -28633,7 +28650,7 @@
             <w:pPr>
               <w:spacing w:after="0"/>
             </w:pPr>
-            <w:hyperlink r:id="rId70">
+            <w:hyperlink r:id="rId71">
               <w:r>
                 <w:rPr>
                   <w:color w:val="0563C1"/>
@@ -28925,7 +28942,7 @@
             <w:pPr>
               <w:spacing w:after="0"/>
             </w:pPr>
-            <w:hyperlink r:id="rId71">
+            <w:hyperlink r:id="rId72">
               <w:r>
                 <w:rPr>
                   <w:color w:val="0563C1"/>
@@ -29233,7 +29250,7 @@
             <w:pPr>
               <w:spacing w:after="0"/>
             </w:pPr>
-            <w:hyperlink r:id="rId72">
+            <w:hyperlink r:id="rId73">
               <w:r>
                 <w:rPr>
                   <w:color w:val="0563C1"/>
@@ -29541,7 +29558,7 @@
             <w:pPr>
               <w:spacing w:after="0"/>
             </w:pPr>
-            <w:hyperlink r:id="rId73">
+            <w:hyperlink r:id="rId74">
               <w:r>
                 <w:rPr>
                   <w:color w:val="0563C1"/>
@@ -29833,7 +29850,7 @@
             <w:pPr>
               <w:spacing w:after="0"/>
             </w:pPr>
-            <w:hyperlink r:id="rId74">
+            <w:hyperlink r:id="rId75">
               <w:r>
                 <w:rPr>
                   <w:color w:val="0563C1"/>
@@ -30125,7 +30142,7 @@
             <w:pPr>
               <w:spacing w:after="0"/>
             </w:pPr>
-            <w:hyperlink r:id="rId75">
+            <w:hyperlink r:id="rId76">
               <w:r>
                 <w:rPr>
                   <w:color w:val="0563C1"/>
@@ -30433,7 +30450,7 @@
             <w:pPr>
               <w:spacing w:after="0"/>
             </w:pPr>
-            <w:hyperlink r:id="rId76">
+            <w:hyperlink r:id="rId77">
               <w:r>
                 <w:rPr>
                   <w:color w:val="0563C1"/>
@@ -30741,7 +30758,7 @@
             <w:pPr>
               <w:spacing w:after="0"/>
             </w:pPr>
-            <w:hyperlink r:id="rId77">
+            <w:hyperlink r:id="rId78">
               <w:r>
                 <w:rPr>
                   <w:color w:val="0563C1"/>
@@ -31033,7 +31050,7 @@
             <w:pPr>
               <w:spacing w:after="0"/>
             </w:pPr>
-            <w:hyperlink r:id="rId78">
+            <w:hyperlink r:id="rId79">
               <w:r>
                 <w:rPr>
                   <w:color w:val="0563C1"/>
@@ -31341,7 +31358,7 @@
             <w:pPr>
               <w:spacing w:after="0"/>
             </w:pPr>
-            <w:hyperlink r:id="rId79">
+            <w:hyperlink r:id="rId80">
               <w:r>
                 <w:rPr>
                   <w:color w:val="0563C1"/>
@@ -31633,7 +31650,7 @@
             <w:pPr>
               <w:spacing w:after="0"/>
             </w:pPr>
-            <w:hyperlink r:id="rId80">
+            <w:hyperlink r:id="rId81">
               <w:r>
                 <w:rPr>
                   <w:color w:val="0563C1"/>
@@ -31932,7 +31949,7 @@
             <w:pPr>
               <w:spacing w:after="0"/>
             </w:pPr>
-            <w:hyperlink r:id="rId81">
+            <w:hyperlink r:id="rId82">
               <w:r>
                 <w:rPr>
                   <w:color w:val="0563C1"/>
@@ -32240,7 +32257,7 @@
             <w:pPr>
               <w:spacing w:after="0"/>
             </w:pPr>
-            <w:hyperlink r:id="rId82">
+            <w:hyperlink r:id="rId83">
               <w:r>
                 <w:rPr>
                   <w:color w:val="0563C1"/>
@@ -35188,298 +35205,6 @@
             <w:tcW w:w="4608" w:type="dxa"/>
             <w:tcBorders>
               <w:top w:val="single" w:sz="10" w:space="0" w:color="7F7F7F"/>
-              <w:left w:val="single" w:sz="2" w:space="0" w:color="D9D9D9"/>
-              <w:bottom w:val="single" w:sz="2" w:space="0" w:color="D9D9D9"/>
-              <w:right w:val="single" w:sz="2" w:space="0" w:color="D9D9D9"/>
-            </w:tcBorders>
-            <w:shd w:val="clear" w:color="auto" w:fill="F2F2F2"/>
-            <w:tcMar>
-              <w:top w:w="24" w:type="dxa"/>
-              <w:left w:w="28" w:type="dxa"/>
-              <w:bottom w:w="24" w:type="dxa"/>
-              <w:right w:w="28" w:type="dxa"/>
-            </w:tcMar>
-          </w:tcPr>
-          <w:p>
-            <w:pPr>
-              <w:spacing w:after="0"/>
-            </w:pPr>
-            <w:hyperlink r:id="rId83">
-              <w:r>
-                <w:rPr>
-                  <w:color w:val="0563C1"/>
-                  <w:sz w:val="12"/>
-                  <w:szCs w:val="12"/>
-                  <w:u w:val="single"/>
-                </w:rPr>
-                <w:t>https://www.youtube.com/watch?v=6gt0X-27GXM</w:t>
-              </w:r>
-            </w:hyperlink>
-          </w:p>
-        </w:tc>
-        <w:tc>
-          <w:tcPr>
-            <w:tcW w:w="2952" w:type="dxa"/>
-            <w:tcBorders>
-              <w:top w:val="single" w:sz="10" w:space="0" w:color="7F7F7F"/>
-              <w:left w:val="single" w:sz="2" w:space="0" w:color="D9D9D9"/>
-              <w:bottom w:val="single" w:sz="2" w:space="0" w:color="D9D9D9"/>
-              <w:right w:val="single" w:sz="2" w:space="0" w:color="D9D9D9"/>
-            </w:tcBorders>
-            <w:shd w:val="clear" w:color="auto" w:fill="F2F2F2"/>
-            <w:tcMar>
-              <w:top w:w="24" w:type="dxa"/>
-              <w:left w:w="28" w:type="dxa"/>
-              <w:bottom w:w="24" w:type="dxa"/>
-              <w:right w:w="28" w:type="dxa"/>
-            </w:tcMar>
-          </w:tcPr>
-          <w:p>
-            <w:pPr>
-              <w:spacing w:after="0"/>
-            </w:pPr>
-          </w:p>
-        </w:tc>
-      </w:tr>
-      <w:tr>
-        <w:trPr>
-          <w:cantSplit/>
-          <w:jc w:val="center"/>
-        </w:trPr>
-        <w:tc>
-          <w:tcPr>
-            <w:tcW w:w="1512" w:type="dxa"/>
-            <w:tcBorders>
-              <w:top w:val="single" w:sz="2" w:space="0" w:color="D9D9D9"/>
-              <w:left w:val="single" w:sz="2" w:space="0" w:color="D9D9D9"/>
-              <w:bottom w:val="single" w:sz="2" w:space="0" w:color="D9D9D9"/>
-              <w:right w:val="single" w:sz="2" w:space="0" w:color="D9D9D9"/>
-            </w:tcBorders>
-            <w:shd w:val="clear" w:color="auto" w:fill="F2F2F2"/>
-            <w:tcMar>
-              <w:top w:w="24" w:type="dxa"/>
-              <w:left w:w="28" w:type="dxa"/>
-              <w:bottom w:w="24" w:type="dxa"/>
-              <w:right w:w="28" w:type="dxa"/>
-            </w:tcMar>
-          </w:tcPr>
-          <w:p>
-            <w:pPr>
-              <w:spacing w:after="0"/>
-            </w:pPr>
-            <w:r>
-              <w:rPr>
-                <w:rFonts w:ascii="Arial" w:hAnsi="Arial"/>
-                <w:i/>
-                <w:sz w:val="12"/>
-              </w:rPr>
-              <w:t>Thylacinus cynocephalus</w:t>
-            </w:r>
-          </w:p>
-        </w:tc>
-        <w:tc>
-          <w:tcPr>
-            <w:tcW w:w="1181" w:type="dxa"/>
-            <w:tcBorders>
-              <w:top w:val="single" w:sz="2" w:space="0" w:color="D9D9D9"/>
-              <w:left w:val="single" w:sz="2" w:space="0" w:color="D9D9D9"/>
-              <w:bottom w:val="single" w:sz="2" w:space="0" w:color="D9D9D9"/>
-              <w:right w:val="single" w:sz="2" w:space="0" w:color="D9D9D9"/>
-            </w:tcBorders>
-            <w:shd w:val="clear" w:color="auto" w:fill="F2F2F2"/>
-            <w:tcMar>
-              <w:top w:w="24" w:type="dxa"/>
-              <w:left w:w="28" w:type="dxa"/>
-              <w:bottom w:w="24" w:type="dxa"/>
-              <w:right w:w="28" w:type="dxa"/>
-            </w:tcMar>
-          </w:tcPr>
-          <w:p>
-            <w:pPr>
-              <w:spacing w:after="0"/>
-            </w:pPr>
-            <w:r>
-              <w:rPr>
-                <w:rFonts w:ascii="Arial" w:hAnsi="Arial"/>
-                <w:sz w:val="12"/>
-              </w:rPr>
-              <w:t>Thylacine</w:t>
-            </w:r>
-          </w:p>
-        </w:tc>
-        <w:tc>
-          <w:tcPr>
-            <w:tcW w:w="792" w:type="dxa"/>
-            <w:tcBorders>
-              <w:top w:val="single" w:sz="2" w:space="0" w:color="D9D9D9"/>
-              <w:left w:val="single" w:sz="2" w:space="0" w:color="D9D9D9"/>
-              <w:bottom w:val="single" w:sz="2" w:space="0" w:color="D9D9D9"/>
-              <w:right w:val="single" w:sz="2" w:space="0" w:color="D9D9D9"/>
-            </w:tcBorders>
-            <w:shd w:val="clear" w:color="auto" w:fill="F2F2F2"/>
-            <w:tcMar>
-              <w:top w:w="24" w:type="dxa"/>
-              <w:left w:w="28" w:type="dxa"/>
-              <w:bottom w:w="24" w:type="dxa"/>
-              <w:right w:w="28" w:type="dxa"/>
-            </w:tcMar>
-          </w:tcPr>
-          <w:p>
-            <w:pPr>
-              <w:spacing w:after="0"/>
-            </w:pPr>
-            <w:r>
-              <w:rPr>
-                <w:rFonts w:ascii="Arial" w:hAnsi="Arial"/>
-                <w:sz w:val="12"/>
-              </w:rPr>
-              <w:t>Thylacine</w:t>
-            </w:r>
-          </w:p>
-        </w:tc>
-        <w:tc>
-          <w:tcPr>
-            <w:tcW w:w="1123" w:type="dxa"/>
-            <w:tcBorders>
-              <w:top w:val="single" w:sz="2" w:space="0" w:color="D9D9D9"/>
-              <w:left w:val="single" w:sz="2" w:space="0" w:color="D9D9D9"/>
-              <w:bottom w:val="single" w:sz="2" w:space="0" w:color="D9D9D9"/>
-              <w:right w:val="single" w:sz="2" w:space="0" w:color="D9D9D9"/>
-            </w:tcBorders>
-            <w:shd w:val="clear" w:color="auto" w:fill="F2F2F2"/>
-            <w:tcMar>
-              <w:top w:w="24" w:type="dxa"/>
-              <w:left w:w="28" w:type="dxa"/>
-              <w:bottom w:w="24" w:type="dxa"/>
-              <w:right w:w="28" w:type="dxa"/>
-            </w:tcMar>
-          </w:tcPr>
-          <w:p>
-            <w:pPr>
-              <w:spacing w:after="0"/>
-            </w:pPr>
-            <w:r>
-              <w:rPr>
-                <w:rFonts w:ascii="Arial" w:hAnsi="Arial"/>
-                <w:sz w:val="12"/>
-              </w:rPr>
-              <w:t>Unknown</w:t>
-            </w:r>
-          </w:p>
-        </w:tc>
-        <w:tc>
-          <w:tcPr>
-            <w:tcW w:w="504" w:type="dxa"/>
-            <w:tcBorders>
-              <w:top w:val="single" w:sz="2" w:space="0" w:color="D9D9D9"/>
-              <w:left w:val="single" w:sz="2" w:space="0" w:color="D9D9D9"/>
-              <w:bottom w:val="single" w:sz="2" w:space="0" w:color="D9D9D9"/>
-              <w:right w:val="single" w:sz="2" w:space="0" w:color="D9D9D9"/>
-            </w:tcBorders>
-            <w:shd w:val="clear" w:color="auto" w:fill="F2F2F2"/>
-            <w:tcMar>
-              <w:top w:w="24" w:type="dxa"/>
-              <w:left w:w="28" w:type="dxa"/>
-              <w:bottom w:w="24" w:type="dxa"/>
-              <w:right w:w="28" w:type="dxa"/>
-            </w:tcMar>
-          </w:tcPr>
-          <w:p>
-            <w:pPr>
-              <w:spacing w:after="0"/>
-              <w:jc w:val="center"/>
-            </w:pPr>
-          </w:p>
-        </w:tc>
-        <w:tc>
-          <w:tcPr>
-            <w:tcW w:w="547" w:type="dxa"/>
-            <w:tcBorders>
-              <w:top w:val="single" w:sz="2" w:space="0" w:color="D9D9D9"/>
-              <w:left w:val="single" w:sz="2" w:space="0" w:color="D9D9D9"/>
-              <w:bottom w:val="single" w:sz="2" w:space="0" w:color="D9D9D9"/>
-              <w:right w:val="single" w:sz="2" w:space="0" w:color="D9D9D9"/>
-            </w:tcBorders>
-            <w:shd w:val="clear" w:color="auto" w:fill="F2F2F2"/>
-            <w:tcMar>
-              <w:top w:w="24" w:type="dxa"/>
-              <w:left w:w="28" w:type="dxa"/>
-              <w:bottom w:w="24" w:type="dxa"/>
-              <w:right w:w="28" w:type="dxa"/>
-            </w:tcMar>
-          </w:tcPr>
-          <w:p>
-            <w:pPr>
-              <w:spacing w:after="0"/>
-              <w:jc w:val="center"/>
-            </w:pPr>
-          </w:p>
-        </w:tc>
-        <w:tc>
-          <w:tcPr>
-            <w:tcW w:w="1296" w:type="dxa"/>
-            <w:tcBorders>
-              <w:top w:val="single" w:sz="2" w:space="0" w:color="D9D9D9"/>
-              <w:left w:val="single" w:sz="2" w:space="0" w:color="D9D9D9"/>
-              <w:bottom w:val="single" w:sz="2" w:space="0" w:color="D9D9D9"/>
-              <w:right w:val="single" w:sz="2" w:space="0" w:color="D9D9D9"/>
-            </w:tcBorders>
-            <w:shd w:val="clear" w:color="auto" w:fill="F2F2F2"/>
-            <w:tcMar>
-              <w:top w:w="24" w:type="dxa"/>
-              <w:left w:w="28" w:type="dxa"/>
-              <w:bottom w:w="24" w:type="dxa"/>
-              <w:right w:w="28" w:type="dxa"/>
-            </w:tcMar>
-          </w:tcPr>
-          <w:p>
-            <w:pPr>
-              <w:spacing w:after="0"/>
-            </w:pPr>
-            <w:r>
-              <w:rPr>
-                <w:rFonts w:ascii="Arial" w:hAnsi="Arial"/>
-                <w:sz w:val="12"/>
-              </w:rPr>
-              <w:t>TasTiger3</w:t>
-            </w:r>
-          </w:p>
-        </w:tc>
-        <w:tc>
-          <w:tcPr>
-            <w:tcW w:w="1123" w:type="dxa"/>
-            <w:tcBorders>
-              <w:top w:val="single" w:sz="2" w:space="0" w:color="D9D9D9"/>
-              <w:left w:val="single" w:sz="2" w:space="0" w:color="D9D9D9"/>
-              <w:bottom w:val="single" w:sz="2" w:space="0" w:color="D9D9D9"/>
-              <w:right w:val="single" w:sz="2" w:space="0" w:color="D9D9D9"/>
-            </w:tcBorders>
-            <w:shd w:val="clear" w:color="auto" w:fill="F2F2F2"/>
-            <w:tcMar>
-              <w:top w:w="24" w:type="dxa"/>
-              <w:left w:w="28" w:type="dxa"/>
-              <w:bottom w:w="24" w:type="dxa"/>
-              <w:right w:w="28" w:type="dxa"/>
-            </w:tcMar>
-          </w:tcPr>
-          <w:p>
-            <w:pPr>
-              <w:spacing w:after="0"/>
-            </w:pPr>
-            <w:r>
-              <w:rPr>
-                <w:rFonts w:ascii="Arial" w:hAnsi="Arial"/>
-                <w:sz w:val="12"/>
-              </w:rPr>
-              <w:t>Walk (symm.)</w:t>
-            </w:r>
-          </w:p>
-        </w:tc>
-        <w:tc>
-          <w:tcPr>
-            <w:tcW w:w="4608" w:type="dxa"/>
-            <w:tcBorders>
-              <w:top w:val="single" w:sz="2" w:space="0" w:color="D9D9D9"/>
               <w:left w:val="single" w:sz="2" w:space="0" w:color="D9D9D9"/>
               <w:bottom w:val="single" w:sz="2" w:space="0" w:color="D9D9D9"/>
               <w:right w:val="single" w:sz="2" w:space="0" w:color="D9D9D9"/>
@@ -35513,30 +35238,23 @@
           <w:tcPr>
             <w:tcW w:w="2952" w:type="dxa"/>
             <w:tcBorders>
-              <w:top w:val="single" w:sz="2" w:space="0" w:color="D9D9D9"/>
-              <w:left w:val="single" w:sz="2" w:space="0" w:color="D9D9D9"/>
-              <w:bottom w:val="single" w:sz="2" w:space="0" w:color="D9D9D9"/>
-              <w:right w:val="single" w:sz="2" w:space="0" w:color="D9D9D9"/>
-            </w:tcBorders>
-            <w:shd w:val="clear" w:color="auto" w:fill="F2F2F2"/>
-            <w:tcMar>
-              <w:top w:w="24" w:type="dxa"/>
-              <w:left w:w="28" w:type="dxa"/>
-              <w:bottom w:w="24" w:type="dxa"/>
-              <w:right w:w="28" w:type="dxa"/>
-            </w:tcMar>
-          </w:tcPr>
-          <w:p>
-            <w:pPr>
-              <w:spacing w:after="0"/>
-            </w:pPr>
-            <w:r>
-              <w:rPr>
-                <w:rFonts w:ascii="Arial" w:hAnsi="Arial"/>
-                <w:sz w:val="12"/>
-              </w:rPr>
-              <w:t>Head turned most of video</w:t>
-            </w:r>
+              <w:top w:val="single" w:sz="10" w:space="0" w:color="7F7F7F"/>
+              <w:left w:val="single" w:sz="2" w:space="0" w:color="D9D9D9"/>
+              <w:bottom w:val="single" w:sz="2" w:space="0" w:color="D9D9D9"/>
+              <w:right w:val="single" w:sz="2" w:space="0" w:color="D9D9D9"/>
+            </w:tcBorders>
+            <w:shd w:val="clear" w:color="auto" w:fill="F2F2F2"/>
+            <w:tcMar>
+              <w:top w:w="24" w:type="dxa"/>
+              <w:left w:w="28" w:type="dxa"/>
+              <w:bottom w:w="24" w:type="dxa"/>
+              <w:right w:w="28" w:type="dxa"/>
+            </w:tcMar>
+          </w:tcPr>
+          <w:p>
+            <w:pPr>
+              <w:spacing w:after="0"/>
+            </w:pPr>
           </w:p>
         </w:tc>
       </w:tr>
@@ -35549,12 +35267,12 @@
           <w:tcPr>
             <w:tcW w:w="1512" w:type="dxa"/>
             <w:tcBorders>
-              <w:top w:val="single" w:sz="10" w:space="0" w:color="7F7F7F"/>
-              <w:left w:val="single" w:sz="2" w:space="0" w:color="D9D9D9"/>
-              <w:bottom w:val="single" w:sz="2" w:space="0" w:color="D9D9D9"/>
-              <w:right w:val="single" w:sz="2" w:space="0" w:color="D9D9D9"/>
-            </w:tcBorders>
-            <w:shd w:val="clear" w:color="auto" w:fill="FFFFFF"/>
+              <w:top w:val="single" w:sz="2" w:space="0" w:color="D9D9D9"/>
+              <w:left w:val="single" w:sz="2" w:space="0" w:color="D9D9D9"/>
+              <w:bottom w:val="single" w:sz="2" w:space="0" w:color="D9D9D9"/>
+              <w:right w:val="single" w:sz="2" w:space="0" w:color="D9D9D9"/>
+            </w:tcBorders>
+            <w:shd w:val="clear" w:color="auto" w:fill="F2F2F2"/>
             <w:tcMar>
               <w:top w:w="24" w:type="dxa"/>
               <w:left w:w="28" w:type="dxa"/>
@@ -35572,7 +35290,7 @@
                 <w:i/>
                 <w:sz w:val="12"/>
               </w:rPr>
-              <w:t>Urocyon cinereoargenteus</w:t>
+              <w:t>Thylacinus cynocephalus</w:t>
             </w:r>
           </w:p>
         </w:tc>
@@ -35580,29 +35298,29 @@
           <w:tcPr>
             <w:tcW w:w="1181" w:type="dxa"/>
             <w:tcBorders>
-              <w:top w:val="single" w:sz="10" w:space="0" w:color="7F7F7F"/>
-              <w:left w:val="single" w:sz="2" w:space="0" w:color="D9D9D9"/>
-              <w:bottom w:val="single" w:sz="2" w:space="0" w:color="D9D9D9"/>
-              <w:right w:val="single" w:sz="2" w:space="0" w:color="D9D9D9"/>
-            </w:tcBorders>
-            <w:shd w:val="clear" w:color="auto" w:fill="FFFFFF"/>
-            <w:tcMar>
-              <w:top w:w="24" w:type="dxa"/>
-              <w:left w:w="28" w:type="dxa"/>
-              <w:bottom w:w="24" w:type="dxa"/>
-              <w:right w:w="28" w:type="dxa"/>
-            </w:tcMar>
-          </w:tcPr>
-          <w:p>
-            <w:pPr>
-              <w:spacing w:after="0"/>
-            </w:pPr>
-            <w:r>
-              <w:rPr>
-                <w:rFonts w:ascii="Arial" w:hAnsi="Arial"/>
-                <w:sz w:val="12"/>
-              </w:rPr>
-              <w:t>Grey fox</w:t>
+              <w:top w:val="single" w:sz="2" w:space="0" w:color="D9D9D9"/>
+              <w:left w:val="single" w:sz="2" w:space="0" w:color="D9D9D9"/>
+              <w:bottom w:val="single" w:sz="2" w:space="0" w:color="D9D9D9"/>
+              <w:right w:val="single" w:sz="2" w:space="0" w:color="D9D9D9"/>
+            </w:tcBorders>
+            <w:shd w:val="clear" w:color="auto" w:fill="F2F2F2"/>
+            <w:tcMar>
+              <w:top w:w="24" w:type="dxa"/>
+              <w:left w:w="28" w:type="dxa"/>
+              <w:bottom w:w="24" w:type="dxa"/>
+              <w:right w:w="28" w:type="dxa"/>
+            </w:tcMar>
+          </w:tcPr>
+          <w:p>
+            <w:pPr>
+              <w:spacing w:after="0"/>
+            </w:pPr>
+            <w:r>
+              <w:rPr>
+                <w:rFonts w:ascii="Arial" w:hAnsi="Arial"/>
+                <w:sz w:val="12"/>
+              </w:rPr>
+              <w:t>Thylacine</w:t>
             </w:r>
           </w:p>
         </w:tc>
@@ -35610,29 +35328,29 @@
           <w:tcPr>
             <w:tcW w:w="792" w:type="dxa"/>
             <w:tcBorders>
-              <w:top w:val="single" w:sz="10" w:space="0" w:color="7F7F7F"/>
-              <w:left w:val="single" w:sz="2" w:space="0" w:color="D9D9D9"/>
-              <w:bottom w:val="single" w:sz="2" w:space="0" w:color="D9D9D9"/>
-              <w:right w:val="single" w:sz="2" w:space="0" w:color="D9D9D9"/>
-            </w:tcBorders>
-            <w:shd w:val="clear" w:color="auto" w:fill="FFFFFF"/>
-            <w:tcMar>
-              <w:top w:w="24" w:type="dxa"/>
-              <w:left w:w="28" w:type="dxa"/>
-              <w:bottom w:w="24" w:type="dxa"/>
-              <w:right w:w="28" w:type="dxa"/>
-            </w:tcMar>
-          </w:tcPr>
-          <w:p>
-            <w:pPr>
-              <w:spacing w:after="0"/>
-            </w:pPr>
-            <w:r>
-              <w:rPr>
-                <w:rFonts w:ascii="Arial" w:hAnsi="Arial"/>
-                <w:sz w:val="12"/>
-              </w:rPr>
-              <w:t>Canid</w:t>
+              <w:top w:val="single" w:sz="2" w:space="0" w:color="D9D9D9"/>
+              <w:left w:val="single" w:sz="2" w:space="0" w:color="D9D9D9"/>
+              <w:bottom w:val="single" w:sz="2" w:space="0" w:color="D9D9D9"/>
+              <w:right w:val="single" w:sz="2" w:space="0" w:color="D9D9D9"/>
+            </w:tcBorders>
+            <w:shd w:val="clear" w:color="auto" w:fill="F2F2F2"/>
+            <w:tcMar>
+              <w:top w:w="24" w:type="dxa"/>
+              <w:left w:w="28" w:type="dxa"/>
+              <w:bottom w:w="24" w:type="dxa"/>
+              <w:right w:w="28" w:type="dxa"/>
+            </w:tcMar>
+          </w:tcPr>
+          <w:p>
+            <w:pPr>
+              <w:spacing w:after="0"/>
+            </w:pPr>
+            <w:r>
+              <w:rPr>
+                <w:rFonts w:ascii="Arial" w:hAnsi="Arial"/>
+                <w:sz w:val="12"/>
+              </w:rPr>
+              <w:t>Thylacine</w:t>
             </w:r>
           </w:p>
         </w:tc>
@@ -35640,29 +35358,29 @@
           <w:tcPr>
             <w:tcW w:w="1123" w:type="dxa"/>
             <w:tcBorders>
-              <w:top w:val="single" w:sz="10" w:space="0" w:color="7F7F7F"/>
-              <w:left w:val="single" w:sz="2" w:space="0" w:color="D9D9D9"/>
-              <w:bottom w:val="single" w:sz="2" w:space="0" w:color="D9D9D9"/>
-              <w:right w:val="single" w:sz="2" w:space="0" w:color="D9D9D9"/>
-            </w:tcBorders>
-            <w:shd w:val="clear" w:color="auto" w:fill="FFFFFF"/>
-            <w:tcMar>
-              <w:top w:w="24" w:type="dxa"/>
-              <w:left w:w="28" w:type="dxa"/>
-              <w:bottom w:w="24" w:type="dxa"/>
-              <w:right w:w="28" w:type="dxa"/>
-            </w:tcMar>
-          </w:tcPr>
-          <w:p>
-            <w:pPr>
-              <w:spacing w:after="0"/>
-            </w:pPr>
-            <w:r>
-              <w:rPr>
-                <w:rFonts w:ascii="Arial" w:hAnsi="Arial"/>
-                <w:sz w:val="12"/>
-              </w:rPr>
-              <w:t>Opp. Pouncer</w:t>
+              <w:top w:val="single" w:sz="2" w:space="0" w:color="D9D9D9"/>
+              <w:left w:val="single" w:sz="2" w:space="0" w:color="D9D9D9"/>
+              <w:bottom w:val="single" w:sz="2" w:space="0" w:color="D9D9D9"/>
+              <w:right w:val="single" w:sz="2" w:space="0" w:color="D9D9D9"/>
+            </w:tcBorders>
+            <w:shd w:val="clear" w:color="auto" w:fill="F2F2F2"/>
+            <w:tcMar>
+              <w:top w:w="24" w:type="dxa"/>
+              <w:left w:w="28" w:type="dxa"/>
+              <w:bottom w:w="24" w:type="dxa"/>
+              <w:right w:w="28" w:type="dxa"/>
+            </w:tcMar>
+          </w:tcPr>
+          <w:p>
+            <w:pPr>
+              <w:spacing w:after="0"/>
+            </w:pPr>
+            <w:r>
+              <w:rPr>
+                <w:rFonts w:ascii="Arial" w:hAnsi="Arial"/>
+                <w:sz w:val="12"/>
+              </w:rPr>
+              <w:t>Unknown</w:t>
             </w:r>
           </w:p>
         </w:tc>
@@ -35670,12 +35388,12 @@
           <w:tcPr>
             <w:tcW w:w="504" w:type="dxa"/>
             <w:tcBorders>
-              <w:top w:val="single" w:sz="10" w:space="0" w:color="7F7F7F"/>
-              <w:left w:val="single" w:sz="2" w:space="0" w:color="D9D9D9"/>
-              <w:bottom w:val="single" w:sz="2" w:space="0" w:color="D9D9D9"/>
-              <w:right w:val="single" w:sz="2" w:space="0" w:color="D9D9D9"/>
-            </w:tcBorders>
-            <w:shd w:val="clear" w:color="auto" w:fill="FFFFFF"/>
+              <w:top w:val="single" w:sz="2" w:space="0" w:color="D9D9D9"/>
+              <w:left w:val="single" w:sz="2" w:space="0" w:color="D9D9D9"/>
+              <w:bottom w:val="single" w:sz="2" w:space="0" w:color="D9D9D9"/>
+              <w:right w:val="single" w:sz="2" w:space="0" w:color="D9D9D9"/>
+            </w:tcBorders>
+            <w:shd w:val="clear" w:color="auto" w:fill="F2F2F2"/>
             <w:tcMar>
               <w:top w:w="24" w:type="dxa"/>
               <w:left w:w="28" w:type="dxa"/>
@@ -35688,26 +35406,18 @@
               <w:spacing w:after="0"/>
               <w:jc w:val="center"/>
             </w:pPr>
-            <w:r>
-              <w:rPr>
-                <w:rFonts w:ascii="Arial" w:hAnsi="Arial"/>
-                <w:b/>
-                <w:sz w:val="12"/>
-              </w:rPr>
-              <w:t>1</w:t>
-            </w:r>
           </w:p>
         </w:tc>
         <w:tc>
           <w:tcPr>
             <w:tcW w:w="547" w:type="dxa"/>
             <w:tcBorders>
-              <w:top w:val="single" w:sz="10" w:space="0" w:color="7F7F7F"/>
-              <w:left w:val="single" w:sz="2" w:space="0" w:color="D9D9D9"/>
-              <w:bottom w:val="single" w:sz="2" w:space="0" w:color="D9D9D9"/>
-              <w:right w:val="single" w:sz="2" w:space="0" w:color="D9D9D9"/>
-            </w:tcBorders>
-            <w:shd w:val="clear" w:color="auto" w:fill="FFFFFF"/>
+              <w:top w:val="single" w:sz="2" w:space="0" w:color="D9D9D9"/>
+              <w:left w:val="single" w:sz="2" w:space="0" w:color="D9D9D9"/>
+              <w:bottom w:val="single" w:sz="2" w:space="0" w:color="D9D9D9"/>
+              <w:right w:val="single" w:sz="2" w:space="0" w:color="D9D9D9"/>
+            </w:tcBorders>
+            <w:shd w:val="clear" w:color="auto" w:fill="F2F2F2"/>
             <w:tcMar>
               <w:top w:w="24" w:type="dxa"/>
               <w:left w:w="28" w:type="dxa"/>
@@ -35720,43 +35430,35 @@
               <w:spacing w:after="0"/>
               <w:jc w:val="center"/>
             </w:pPr>
-            <w:r>
-              <w:rPr>
-                <w:rFonts w:ascii="Arial" w:hAnsi="Arial"/>
-                <w:b/>
-                <w:sz w:val="12"/>
-              </w:rPr>
-              <w:t>0</w:t>
-            </w:r>
           </w:p>
         </w:tc>
         <w:tc>
           <w:tcPr>
             <w:tcW w:w="1296" w:type="dxa"/>
             <w:tcBorders>
-              <w:top w:val="single" w:sz="10" w:space="0" w:color="7F7F7F"/>
-              <w:left w:val="single" w:sz="2" w:space="0" w:color="D9D9D9"/>
-              <w:bottom w:val="single" w:sz="2" w:space="0" w:color="D9D9D9"/>
-              <w:right w:val="single" w:sz="2" w:space="0" w:color="D9D9D9"/>
-            </w:tcBorders>
-            <w:shd w:val="clear" w:color="auto" w:fill="FFFFFF"/>
-            <w:tcMar>
-              <w:top w:w="24" w:type="dxa"/>
-              <w:left w:w="28" w:type="dxa"/>
-              <w:bottom w:w="24" w:type="dxa"/>
-              <w:right w:w="28" w:type="dxa"/>
-            </w:tcMar>
-          </w:tcPr>
-          <w:p>
-            <w:pPr>
-              <w:spacing w:after="0"/>
-            </w:pPr>
-            <w:r>
-              <w:rPr>
-                <w:rFonts w:ascii="Arial" w:hAnsi="Arial"/>
-                <w:sz w:val="12"/>
-              </w:rPr>
-              <w:t>GreyFox3</w:t>
+              <w:top w:val="single" w:sz="2" w:space="0" w:color="D9D9D9"/>
+              <w:left w:val="single" w:sz="2" w:space="0" w:color="D9D9D9"/>
+              <w:bottom w:val="single" w:sz="2" w:space="0" w:color="D9D9D9"/>
+              <w:right w:val="single" w:sz="2" w:space="0" w:color="D9D9D9"/>
+            </w:tcBorders>
+            <w:shd w:val="clear" w:color="auto" w:fill="F2F2F2"/>
+            <w:tcMar>
+              <w:top w:w="24" w:type="dxa"/>
+              <w:left w:w="28" w:type="dxa"/>
+              <w:bottom w:w="24" w:type="dxa"/>
+              <w:right w:w="28" w:type="dxa"/>
+            </w:tcMar>
+          </w:tcPr>
+          <w:p>
+            <w:pPr>
+              <w:spacing w:after="0"/>
+            </w:pPr>
+            <w:r>
+              <w:rPr>
+                <w:rFonts w:ascii="Arial" w:hAnsi="Arial"/>
+                <w:sz w:val="12"/>
+              </w:rPr>
+              <w:t>TasTiger3</w:t>
             </w:r>
           </w:p>
         </w:tc>
@@ -35764,12 +35466,12 @@
           <w:tcPr>
             <w:tcW w:w="1123" w:type="dxa"/>
             <w:tcBorders>
-              <w:top w:val="single" w:sz="10" w:space="0" w:color="7F7F7F"/>
-              <w:left w:val="single" w:sz="2" w:space="0" w:color="D9D9D9"/>
-              <w:bottom w:val="single" w:sz="2" w:space="0" w:color="D9D9D9"/>
-              <w:right w:val="single" w:sz="2" w:space="0" w:color="D9D9D9"/>
-            </w:tcBorders>
-            <w:shd w:val="clear" w:color="auto" w:fill="FFFFFF"/>
+              <w:top w:val="single" w:sz="2" w:space="0" w:color="D9D9D9"/>
+              <w:left w:val="single" w:sz="2" w:space="0" w:color="D9D9D9"/>
+              <w:bottom w:val="single" w:sz="2" w:space="0" w:color="D9D9D9"/>
+              <w:right w:val="single" w:sz="2" w:space="0" w:color="D9D9D9"/>
+            </w:tcBorders>
+            <w:shd w:val="clear" w:color="auto" w:fill="F2F2F2"/>
             <w:tcMar>
               <w:top w:w="24" w:type="dxa"/>
               <w:left w:w="28" w:type="dxa"/>
@@ -35794,59 +35496,63 @@
           <w:tcPr>
             <w:tcW w:w="4608" w:type="dxa"/>
             <w:tcBorders>
-              <w:top w:val="single" w:sz="10" w:space="0" w:color="7F7F7F"/>
-              <w:left w:val="single" w:sz="2" w:space="0" w:color="D9D9D9"/>
-              <w:bottom w:val="single" w:sz="2" w:space="0" w:color="D9D9D9"/>
-              <w:right w:val="single" w:sz="2" w:space="0" w:color="D9D9D9"/>
-            </w:tcBorders>
-            <w:shd w:val="clear" w:color="auto" w:fill="FFFFFF"/>
-            <w:tcMar>
-              <w:top w:w="24" w:type="dxa"/>
-              <w:left w:w="28" w:type="dxa"/>
-              <w:bottom w:w="24" w:type="dxa"/>
-              <w:right w:w="28" w:type="dxa"/>
-            </w:tcMar>
-          </w:tcPr>
-          <w:p>
-            <w:pPr>
-              <w:spacing w:after="0"/>
-            </w:pPr>
-            <w:r>
-              <w:rPr>
-                <w:rFonts w:ascii="Arial" w:hAnsi="Arial"/>
-                <w:sz w:val="12"/>
-              </w:rPr>
-              <w:t>Video only - no direct source URL recorded</w:t>
-            </w:r>
+              <w:top w:val="single" w:sz="2" w:space="0" w:color="D9D9D9"/>
+              <w:left w:val="single" w:sz="2" w:space="0" w:color="D9D9D9"/>
+              <w:bottom w:val="single" w:sz="2" w:space="0" w:color="D9D9D9"/>
+              <w:right w:val="single" w:sz="2" w:space="0" w:color="D9D9D9"/>
+            </w:tcBorders>
+            <w:shd w:val="clear" w:color="auto" w:fill="F2F2F2"/>
+            <w:tcMar>
+              <w:top w:w="24" w:type="dxa"/>
+              <w:left w:w="28" w:type="dxa"/>
+              <w:bottom w:w="24" w:type="dxa"/>
+              <w:right w:w="28" w:type="dxa"/>
+            </w:tcMar>
+          </w:tcPr>
+          <w:p>
+            <w:pPr>
+              <w:spacing w:after="0"/>
+            </w:pPr>
+            <w:hyperlink r:id="rId85">
+              <w:r>
+                <w:rPr>
+                  <w:color w:val="0563C1"/>
+                  <w:sz w:val="12"/>
+                  <w:szCs w:val="12"/>
+                  <w:u w:val="single"/>
+                </w:rPr>
+                <w:t>https://www.youtube.com/watch?v=6gt0X-27GXM</w:t>
+              </w:r>
+            </w:hyperlink>
           </w:p>
         </w:tc>
         <w:tc>
           <w:tcPr>
             <w:tcW w:w="2952" w:type="dxa"/>
             <w:tcBorders>
-              <w:top w:val="single" w:sz="10" w:space="0" w:color="7F7F7F"/>
-              <w:left w:val="single" w:sz="2" w:space="0" w:color="D9D9D9"/>
-              <w:bottom w:val="single" w:sz="2" w:space="0" w:color="D9D9D9"/>
-              <w:right w:val="single" w:sz="2" w:space="0" w:color="D9D9D9"/>
-            </w:tcBorders>
-            <w:shd w:val="clear" w:color="auto" w:fill="FFFFFF"/>
-            <w:tcMar>
-              <w:top w:w="24" w:type="dxa"/>
-              <w:left w:w="28" w:type="dxa"/>
-              <w:bottom w:w="24" w:type="dxa"/>
-              <w:right w:w="28" w:type="dxa"/>
-            </w:tcMar>
-          </w:tcPr>
-          <w:p>
-            <w:pPr>
-              <w:spacing w:after="0"/>
-            </w:pPr>
-            <w:r>
-              <w:rPr>
-                <w:rFonts w:ascii="Arial" w:hAnsi="Arial"/>
-                <w:sz w:val="12"/>
-              </w:rPr>
-              <w:t>Head down at start</w:t>
+              <w:top w:val="single" w:sz="2" w:space="0" w:color="D9D9D9"/>
+              <w:left w:val="single" w:sz="2" w:space="0" w:color="D9D9D9"/>
+              <w:bottom w:val="single" w:sz="2" w:space="0" w:color="D9D9D9"/>
+              <w:right w:val="single" w:sz="2" w:space="0" w:color="D9D9D9"/>
+            </w:tcBorders>
+            <w:shd w:val="clear" w:color="auto" w:fill="F2F2F2"/>
+            <w:tcMar>
+              <w:top w:w="24" w:type="dxa"/>
+              <w:left w:w="28" w:type="dxa"/>
+              <w:bottom w:w="24" w:type="dxa"/>
+              <w:right w:w="28" w:type="dxa"/>
+            </w:tcMar>
+          </w:tcPr>
+          <w:p>
+            <w:pPr>
+              <w:spacing w:after="0"/>
+            </w:pPr>
+            <w:r>
+              <w:rPr>
+                <w:rFonts w:ascii="Arial" w:hAnsi="Arial"/>
+                <w:sz w:val="12"/>
+              </w:rPr>
+              <w:t>Head turned most of video</w:t>
             </w:r>
           </w:p>
         </w:tc>
@@ -35865,7 +35571,7 @@
               <w:bottom w:val="single" w:sz="2" w:space="0" w:color="D9D9D9"/>
               <w:right w:val="single" w:sz="2" w:space="0" w:color="D9D9D9"/>
             </w:tcBorders>
-            <w:shd w:val="clear" w:color="auto" w:fill="F2F2F2"/>
+            <w:shd w:val="clear" w:color="auto" w:fill="FFFFFF"/>
             <w:tcMar>
               <w:top w:w="24" w:type="dxa"/>
               <w:left w:w="28" w:type="dxa"/>
@@ -35883,6 +35589,317 @@
                 <w:i/>
                 <w:sz w:val="12"/>
               </w:rPr>
+              <w:t>Urocyon cinereoargenteus</w:t>
+            </w:r>
+          </w:p>
+        </w:tc>
+        <w:tc>
+          <w:tcPr>
+            <w:tcW w:w="1181" w:type="dxa"/>
+            <w:tcBorders>
+              <w:top w:val="single" w:sz="10" w:space="0" w:color="7F7F7F"/>
+              <w:left w:val="single" w:sz="2" w:space="0" w:color="D9D9D9"/>
+              <w:bottom w:val="single" w:sz="2" w:space="0" w:color="D9D9D9"/>
+              <w:right w:val="single" w:sz="2" w:space="0" w:color="D9D9D9"/>
+            </w:tcBorders>
+            <w:shd w:val="clear" w:color="auto" w:fill="FFFFFF"/>
+            <w:tcMar>
+              <w:top w:w="24" w:type="dxa"/>
+              <w:left w:w="28" w:type="dxa"/>
+              <w:bottom w:w="24" w:type="dxa"/>
+              <w:right w:w="28" w:type="dxa"/>
+            </w:tcMar>
+          </w:tcPr>
+          <w:p>
+            <w:pPr>
+              <w:spacing w:after="0"/>
+            </w:pPr>
+            <w:r>
+              <w:rPr>
+                <w:rFonts w:ascii="Arial" w:hAnsi="Arial"/>
+                <w:sz w:val="12"/>
+              </w:rPr>
+              <w:t>Grey fox</w:t>
+            </w:r>
+          </w:p>
+        </w:tc>
+        <w:tc>
+          <w:tcPr>
+            <w:tcW w:w="792" w:type="dxa"/>
+            <w:tcBorders>
+              <w:top w:val="single" w:sz="10" w:space="0" w:color="7F7F7F"/>
+              <w:left w:val="single" w:sz="2" w:space="0" w:color="D9D9D9"/>
+              <w:bottom w:val="single" w:sz="2" w:space="0" w:color="D9D9D9"/>
+              <w:right w:val="single" w:sz="2" w:space="0" w:color="D9D9D9"/>
+            </w:tcBorders>
+            <w:shd w:val="clear" w:color="auto" w:fill="FFFFFF"/>
+            <w:tcMar>
+              <w:top w:w="24" w:type="dxa"/>
+              <w:left w:w="28" w:type="dxa"/>
+              <w:bottom w:w="24" w:type="dxa"/>
+              <w:right w:w="28" w:type="dxa"/>
+            </w:tcMar>
+          </w:tcPr>
+          <w:p>
+            <w:pPr>
+              <w:spacing w:after="0"/>
+            </w:pPr>
+            <w:r>
+              <w:rPr>
+                <w:rFonts w:ascii="Arial" w:hAnsi="Arial"/>
+                <w:sz w:val="12"/>
+              </w:rPr>
+              <w:t>Canid</w:t>
+            </w:r>
+          </w:p>
+        </w:tc>
+        <w:tc>
+          <w:tcPr>
+            <w:tcW w:w="1123" w:type="dxa"/>
+            <w:tcBorders>
+              <w:top w:val="single" w:sz="10" w:space="0" w:color="7F7F7F"/>
+              <w:left w:val="single" w:sz="2" w:space="0" w:color="D9D9D9"/>
+              <w:bottom w:val="single" w:sz="2" w:space="0" w:color="D9D9D9"/>
+              <w:right w:val="single" w:sz="2" w:space="0" w:color="D9D9D9"/>
+            </w:tcBorders>
+            <w:shd w:val="clear" w:color="auto" w:fill="FFFFFF"/>
+            <w:tcMar>
+              <w:top w:w="24" w:type="dxa"/>
+              <w:left w:w="28" w:type="dxa"/>
+              <w:bottom w:w="24" w:type="dxa"/>
+              <w:right w:w="28" w:type="dxa"/>
+            </w:tcMar>
+          </w:tcPr>
+          <w:p>
+            <w:pPr>
+              <w:spacing w:after="0"/>
+            </w:pPr>
+            <w:r>
+              <w:rPr>
+                <w:rFonts w:ascii="Arial" w:hAnsi="Arial"/>
+                <w:sz w:val="12"/>
+              </w:rPr>
+              <w:t>Opp. Pouncer</w:t>
+            </w:r>
+          </w:p>
+        </w:tc>
+        <w:tc>
+          <w:tcPr>
+            <w:tcW w:w="504" w:type="dxa"/>
+            <w:tcBorders>
+              <w:top w:val="single" w:sz="10" w:space="0" w:color="7F7F7F"/>
+              <w:left w:val="single" w:sz="2" w:space="0" w:color="D9D9D9"/>
+              <w:bottom w:val="single" w:sz="2" w:space="0" w:color="D9D9D9"/>
+              <w:right w:val="single" w:sz="2" w:space="0" w:color="D9D9D9"/>
+            </w:tcBorders>
+            <w:shd w:val="clear" w:color="auto" w:fill="FFFFFF"/>
+            <w:tcMar>
+              <w:top w:w="24" w:type="dxa"/>
+              <w:left w:w="28" w:type="dxa"/>
+              <w:bottom w:w="24" w:type="dxa"/>
+              <w:right w:w="28" w:type="dxa"/>
+            </w:tcMar>
+          </w:tcPr>
+          <w:p>
+            <w:pPr>
+              <w:spacing w:after="0"/>
+              <w:jc w:val="center"/>
+            </w:pPr>
+            <w:r>
+              <w:rPr>
+                <w:rFonts w:ascii="Arial" w:hAnsi="Arial"/>
+                <w:b/>
+                <w:sz w:val="12"/>
+              </w:rPr>
+              <w:t>1</w:t>
+            </w:r>
+          </w:p>
+        </w:tc>
+        <w:tc>
+          <w:tcPr>
+            <w:tcW w:w="547" w:type="dxa"/>
+            <w:tcBorders>
+              <w:top w:val="single" w:sz="10" w:space="0" w:color="7F7F7F"/>
+              <w:left w:val="single" w:sz="2" w:space="0" w:color="D9D9D9"/>
+              <w:bottom w:val="single" w:sz="2" w:space="0" w:color="D9D9D9"/>
+              <w:right w:val="single" w:sz="2" w:space="0" w:color="D9D9D9"/>
+            </w:tcBorders>
+            <w:shd w:val="clear" w:color="auto" w:fill="FFFFFF"/>
+            <w:tcMar>
+              <w:top w:w="24" w:type="dxa"/>
+              <w:left w:w="28" w:type="dxa"/>
+              <w:bottom w:w="24" w:type="dxa"/>
+              <w:right w:w="28" w:type="dxa"/>
+            </w:tcMar>
+          </w:tcPr>
+          <w:p>
+            <w:pPr>
+              <w:spacing w:after="0"/>
+              <w:jc w:val="center"/>
+            </w:pPr>
+            <w:r>
+              <w:rPr>
+                <w:rFonts w:ascii="Arial" w:hAnsi="Arial"/>
+                <w:b/>
+                <w:sz w:val="12"/>
+              </w:rPr>
+              <w:t>0</w:t>
+            </w:r>
+          </w:p>
+        </w:tc>
+        <w:tc>
+          <w:tcPr>
+            <w:tcW w:w="1296" w:type="dxa"/>
+            <w:tcBorders>
+              <w:top w:val="single" w:sz="10" w:space="0" w:color="7F7F7F"/>
+              <w:left w:val="single" w:sz="2" w:space="0" w:color="D9D9D9"/>
+              <w:bottom w:val="single" w:sz="2" w:space="0" w:color="D9D9D9"/>
+              <w:right w:val="single" w:sz="2" w:space="0" w:color="D9D9D9"/>
+            </w:tcBorders>
+            <w:shd w:val="clear" w:color="auto" w:fill="FFFFFF"/>
+            <w:tcMar>
+              <w:top w:w="24" w:type="dxa"/>
+              <w:left w:w="28" w:type="dxa"/>
+              <w:bottom w:w="24" w:type="dxa"/>
+              <w:right w:w="28" w:type="dxa"/>
+            </w:tcMar>
+          </w:tcPr>
+          <w:p>
+            <w:pPr>
+              <w:spacing w:after="0"/>
+            </w:pPr>
+            <w:r>
+              <w:rPr>
+                <w:rFonts w:ascii="Arial" w:hAnsi="Arial"/>
+                <w:sz w:val="12"/>
+              </w:rPr>
+              <w:t>GreyFox3</w:t>
+            </w:r>
+          </w:p>
+        </w:tc>
+        <w:tc>
+          <w:tcPr>
+            <w:tcW w:w="1123" w:type="dxa"/>
+            <w:tcBorders>
+              <w:top w:val="single" w:sz="10" w:space="0" w:color="7F7F7F"/>
+              <w:left w:val="single" w:sz="2" w:space="0" w:color="D9D9D9"/>
+              <w:bottom w:val="single" w:sz="2" w:space="0" w:color="D9D9D9"/>
+              <w:right w:val="single" w:sz="2" w:space="0" w:color="D9D9D9"/>
+            </w:tcBorders>
+            <w:shd w:val="clear" w:color="auto" w:fill="FFFFFF"/>
+            <w:tcMar>
+              <w:top w:w="24" w:type="dxa"/>
+              <w:left w:w="28" w:type="dxa"/>
+              <w:bottom w:w="24" w:type="dxa"/>
+              <w:right w:w="28" w:type="dxa"/>
+            </w:tcMar>
+          </w:tcPr>
+          <w:p>
+            <w:pPr>
+              <w:spacing w:after="0"/>
+            </w:pPr>
+            <w:r>
+              <w:rPr>
+                <w:rFonts w:ascii="Arial" w:hAnsi="Arial"/>
+                <w:sz w:val="12"/>
+              </w:rPr>
+              <w:t>Walk (symm.)</w:t>
+            </w:r>
+          </w:p>
+        </w:tc>
+        <w:tc>
+          <w:tcPr>
+            <w:tcW w:w="4608" w:type="dxa"/>
+            <w:tcBorders>
+              <w:top w:val="single" w:sz="10" w:space="0" w:color="7F7F7F"/>
+              <w:left w:val="single" w:sz="2" w:space="0" w:color="D9D9D9"/>
+              <w:bottom w:val="single" w:sz="2" w:space="0" w:color="D9D9D9"/>
+              <w:right w:val="single" w:sz="2" w:space="0" w:color="D9D9D9"/>
+            </w:tcBorders>
+            <w:shd w:val="clear" w:color="auto" w:fill="FFFFFF"/>
+            <w:tcMar>
+              <w:top w:w="24" w:type="dxa"/>
+              <w:left w:w="28" w:type="dxa"/>
+              <w:bottom w:w="24" w:type="dxa"/>
+              <w:right w:w="28" w:type="dxa"/>
+            </w:tcMar>
+          </w:tcPr>
+          <w:p>
+            <w:pPr>
+              <w:spacing w:after="0"/>
+            </w:pPr>
+            <w:r>
+              <w:rPr>
+                <w:rFonts w:ascii="Arial" w:hAnsi="Arial"/>
+                <w:sz w:val="12"/>
+              </w:rPr>
+              <w:t>Video only - no direct source URL recorded</w:t>
+            </w:r>
+          </w:p>
+        </w:tc>
+        <w:tc>
+          <w:tcPr>
+            <w:tcW w:w="2952" w:type="dxa"/>
+            <w:tcBorders>
+              <w:top w:val="single" w:sz="10" w:space="0" w:color="7F7F7F"/>
+              <w:left w:val="single" w:sz="2" w:space="0" w:color="D9D9D9"/>
+              <w:bottom w:val="single" w:sz="2" w:space="0" w:color="D9D9D9"/>
+              <w:right w:val="single" w:sz="2" w:space="0" w:color="D9D9D9"/>
+            </w:tcBorders>
+            <w:shd w:val="clear" w:color="auto" w:fill="FFFFFF"/>
+            <w:tcMar>
+              <w:top w:w="24" w:type="dxa"/>
+              <w:left w:w="28" w:type="dxa"/>
+              <w:bottom w:w="24" w:type="dxa"/>
+              <w:right w:w="28" w:type="dxa"/>
+            </w:tcMar>
+          </w:tcPr>
+          <w:p>
+            <w:pPr>
+              <w:spacing w:after="0"/>
+            </w:pPr>
+            <w:r>
+              <w:rPr>
+                <w:rFonts w:ascii="Arial" w:hAnsi="Arial"/>
+                <w:sz w:val="12"/>
+              </w:rPr>
+              <w:t>Head down at start</w:t>
+            </w:r>
+          </w:p>
+        </w:tc>
+      </w:tr>
+      <w:tr>
+        <w:trPr>
+          <w:cantSplit/>
+          <w:jc w:val="center"/>
+        </w:trPr>
+        <w:tc>
+          <w:tcPr>
+            <w:tcW w:w="1512" w:type="dxa"/>
+            <w:tcBorders>
+              <w:top w:val="single" w:sz="10" w:space="0" w:color="7F7F7F"/>
+              <w:left w:val="single" w:sz="2" w:space="0" w:color="D9D9D9"/>
+              <w:bottom w:val="single" w:sz="2" w:space="0" w:color="D9D9D9"/>
+              <w:right w:val="single" w:sz="2" w:space="0" w:color="D9D9D9"/>
+            </w:tcBorders>
+            <w:shd w:val="clear" w:color="auto" w:fill="F2F2F2"/>
+            <w:tcMar>
+              <w:top w:w="24" w:type="dxa"/>
+              <w:left w:w="28" w:type="dxa"/>
+              <w:bottom w:w="24" w:type="dxa"/>
+              <w:right w:w="28" w:type="dxa"/>
+            </w:tcMar>
+          </w:tcPr>
+          <w:p>
+            <w:pPr>
+              <w:spacing w:after="0"/>
+            </w:pPr>
+            <w:r>
+              <w:rPr>
+                <w:rFonts w:ascii="Arial" w:hAnsi="Arial"/>
+                <w:i/>
+                <w:sz w:val="12"/>
+              </w:rPr>
               <w:t>Vulpes chama</w:t>
             </w:r>
           </w:p>
@@ -36122,7 +36139,7 @@
             <w:pPr>
               <w:spacing w:after="0"/>
             </w:pPr>
-            <w:hyperlink r:id="rId85">
+            <w:hyperlink r:id="rId86">
               <w:r>
                 <w:rPr>
                   <w:color w:val="0563C1"/>
@@ -36437,7 +36454,7 @@
             <w:pPr>
               <w:spacing w:after="0"/>
             </w:pPr>
-            <w:hyperlink r:id="rId86">
+            <w:hyperlink r:id="rId87">
               <w:r>
                 <w:rPr>
                   <w:color w:val="0563C1"/>
@@ -36745,7 +36762,7 @@
             <w:pPr>
               <w:spacing w:after="0"/>
             </w:pPr>
-            <w:hyperlink r:id="rId87">
+            <w:hyperlink r:id="rId88">
               <w:r>
                 <w:rPr>
                   <w:color w:val="0563C1"/>
@@ -37364,7 +37381,7 @@
             <w:pPr>
               <w:spacing w:after="0"/>
             </w:pPr>
-            <w:hyperlink r:id="rId88">
+            <w:hyperlink r:id="rId89">
               <w:r>
                 <w:rPr>
                   <w:color w:val="0563C1"/>
@@ -37663,7 +37680,7 @@
             <w:pPr>
               <w:spacing w:after="0"/>
             </w:pPr>
-            <w:hyperlink r:id="rId89">
+            <w:hyperlink r:id="rId90">
               <w:r>
                 <w:rPr>
                   <w:color w:val="0563C1"/>
@@ -37962,7 +37979,7 @@
             <w:pPr>
               <w:spacing w:after="0"/>
             </w:pPr>
-            <w:hyperlink r:id="rId90">
+            <w:hyperlink r:id="rId91">
               <w:r>
                 <w:rPr>
                   <w:color w:val="0563C1"/>
@@ -38267,7 +38284,7 @@
     </w:tbl>
     <w:p/>
     <w:sectPr>
-      <w:footerReference w:type="default" r:id="rId91"/>
+      <w:footerReference w:type="default" r:id="rId92"/>
       <w:pgSz w:w="16838" w:h="11906" w:orient="landscape"/>
       <w:pgMar w:top="461" w:right="432" w:bottom="461" w:left="432" w:header="173" w:footer="173" w:gutter="0"/>
       <w:cols w:space="708"/>
@@ -38801,6 +38818,17 @@
       <w:lang w:val="en-US"/>
     </w:rPr>
   </w:style>
+  <w:style w:type="character" w:styleId="Hyperlink">
+    <w:name w:val="Hyperlink"/>
+    <w:basedOn w:val="DefaultParagraphFont"/>
+    <w:uiPriority w:val="99"/>
+    <w:unhideWhenUsed/>
+    <w:rsid w:val="002D4A52"/>
+    <w:rPr>
+      <w:color w:val="0563C1" w:themeColor="hyperlink"/>
+      <w:u w:val="single"/>
+    </w:rPr>
+  </w:style>
 </w:styles>
 </file>
 
